--- a/КурсоваяРабота_Павленко_Павел.docx
+++ b/КурсоваяРабота_Павленко_Павел.docx
@@ -351,10 +351,7 @@
         <w:jc w:val="center"/>
       </w:pPr>
       <w:r>
-        <w:t xml:space="preserve">                                                                </w:t>
-      </w:r>
-      <w:r>
-        <w:t>Руководитель курсовой работы:</w:t>
+        <w:t xml:space="preserve">                                                                Руководитель курсовой работы:</w:t>
       </w:r>
     </w:p>
     <w:p>
@@ -388,22 +385,11 @@
     </w:p>
     <w:p>
       <w:pPr>
-        <w:pStyle w:val="1"/>
-        <w:spacing w:before="400" w:after="240" w:line="360" w:lineRule="auto"/>
+        <w:pStyle w:val="a4"/>
         <w:jc w:val="center"/>
-        <w:rPr>
-          <w:color w:val="000000"/>
-          <w:sz w:val="28"/>
-          <w:szCs w:val="28"/>
-        </w:rPr>
       </w:pPr>
       <w:bookmarkStart w:id="0" w:name="_Toc241240194"/>
       <w:r>
-        <w:rPr>
-          <w:color w:val="000000"/>
-          <w:sz w:val="28"/>
-          <w:szCs w:val="28"/>
-        </w:rPr>
         <w:t>2026</w:t>
       </w:r>
       <w:bookmarkEnd w:id="0"/>
@@ -411,6 +397,9 @@
     <w:sdt>
       <w:sdtPr>
         <w:rPr>
+          <w:rFonts w:ascii="Times New Roman" w:eastAsia="Times New Roman" w:hAnsi="Times New Roman" w:cs="Times New Roman"/>
+          <w:b w:val="0"/>
+          <w:bCs w:val="0"/>
           <w:color w:val="000000" w:themeColor="text1"/>
         </w:rPr>
         <w:id w:val="1059287678"/>
@@ -421,7 +410,6 @@
       </w:sdtPr>
       <w:sdtEndPr>
         <w:rPr>
-          <w:rFonts w:ascii="Times New Roman" w:eastAsia="Times New Roman" w:hAnsi="Times New Roman" w:cs="Times New Roman"/>
           <w:noProof/>
           <w:color w:val="auto"/>
         </w:rPr>
@@ -449,17 +437,20 @@
           <w:pPr>
             <w:pStyle w:val="11"/>
             <w:tabs>
-              <w:tab w:val="right" w:leader="dot" w:pos="9345"/>
+              <w:tab w:val="left" w:pos="423"/>
+              <w:tab w:val="right" w:leader="dot" w:pos="9344"/>
             </w:tabs>
-            <w:spacing w:before="0"/>
-            <w:jc w:val="both"/>
             <w:rPr>
-              <w:rFonts w:ascii="Times New Roman" w:hAnsi="Times New Roman"/>
+              <w:rFonts w:ascii="Times New Roman" w:eastAsiaTheme="minorEastAsia" w:hAnsi="Times New Roman"/>
+              <w:b w:val="0"/>
+              <w:bCs w:val="0"/>
+              <w:caps w:val="0"/>
               <w:noProof/>
-              <w:color w:val="000000" w:themeColor="text1"/>
+              <w:kern w:val="2"/>
               <w:sz w:val="28"/>
               <w:szCs w:val="28"/>
-              <w:lang w:val="en-US"/>
+              <w:u w:val="none"/>
+              <w14:ligatures w14:val="standardContextual"/>
             </w:rPr>
           </w:pPr>
           <w:r>
@@ -489,75 +480,65 @@
             </w:rPr>
             <w:fldChar w:fldCharType="separate"/>
           </w:r>
-          <w:r>
-            <w:rPr>
-              <w:rStyle w:val="a5"/>
-              <w:rFonts w:ascii="Times New Roman" w:hAnsi="Times New Roman"/>
-              <w:noProof/>
-              <w:color w:val="000000" w:themeColor="text1"/>
-              <w:sz w:val="28"/>
-              <w:szCs w:val="28"/>
-            </w:rPr>
-            <w:t>Введение</w:t>
-          </w:r>
-          <w:r>
-            <w:rPr>
-              <w:rStyle w:val="a5"/>
-              <w:rFonts w:ascii="Times New Roman" w:hAnsi="Times New Roman"/>
-              <w:noProof/>
-              <w:color w:val="000000" w:themeColor="text1"/>
-              <w:sz w:val="28"/>
-              <w:szCs w:val="28"/>
-              <w:lang w:val="en-US"/>
-            </w:rPr>
-            <w:t>……………………………………………………………………….3</w:t>
-          </w:r>
-        </w:p>
-        <w:p>
-          <w:pPr>
-            <w:pStyle w:val="11"/>
-            <w:tabs>
-              <w:tab w:val="right" w:leader="dot" w:pos="9345"/>
-            </w:tabs>
-            <w:spacing w:before="0"/>
-            <w:jc w:val="both"/>
-            <w:rPr>
-              <w:rFonts w:ascii="Times New Roman" w:hAnsi="Times New Roman"/>
-              <w:noProof/>
-              <w:color w:val="000000" w:themeColor="text1"/>
-              <w:sz w:val="28"/>
-              <w:szCs w:val="28"/>
-            </w:rPr>
-          </w:pPr>
-          <w:hyperlink w:anchor="_Toc241240195" w:history="1">
+          <w:hyperlink w:anchor="_Toc241676539" w:history="1">
             <w:r>
               <w:rPr>
                 <w:rStyle w:val="a5"/>
                 <w:rFonts w:ascii="Times New Roman" w:hAnsi="Times New Roman"/>
-                <w:noProof/>
-                <w:color w:val="000000" w:themeColor="text1"/>
-                <w:sz w:val="28"/>
-                <w:szCs w:val="28"/>
-              </w:rPr>
-              <w:t>1. Обзор и сравнение технологий и сервисов</w:t>
-            </w:r>
-            <w:r>
-              <w:rPr>
-                <w:rFonts w:ascii="Times New Roman" w:hAnsi="Times New Roman"/>
-                <w:noProof/>
-                <w:webHidden/>
-                <w:color w:val="000000" w:themeColor="text1"/>
-                <w:sz w:val="28"/>
-                <w:szCs w:val="28"/>
+                <w:b w:val="0"/>
+                <w:bCs w:val="0"/>
+                <w:noProof/>
+                <w:sz w:val="28"/>
+                <w:szCs w:val="28"/>
+              </w:rPr>
+              <w:t>1.</w:t>
+            </w:r>
+            <w:r>
+              <w:rPr>
+                <w:rFonts w:ascii="Times New Roman" w:eastAsiaTheme="minorEastAsia" w:hAnsi="Times New Roman"/>
+                <w:b w:val="0"/>
+                <w:bCs w:val="0"/>
+                <w:caps w:val="0"/>
+                <w:noProof/>
+                <w:kern w:val="2"/>
+                <w:sz w:val="28"/>
+                <w:szCs w:val="28"/>
+                <w:u w:val="none"/>
+                <w14:ligatures w14:val="standardContextual"/>
               </w:rPr>
               <w:tab/>
             </w:r>
             <w:r>
               <w:rPr>
-                <w:rFonts w:ascii="Times New Roman" w:hAnsi="Times New Roman"/>
-                <w:noProof/>
-                <w:webHidden/>
-                <w:color w:val="000000" w:themeColor="text1"/>
+                <w:rStyle w:val="a5"/>
+                <w:rFonts w:ascii="Times New Roman" w:hAnsi="Times New Roman"/>
+                <w:b w:val="0"/>
+                <w:bCs w:val="0"/>
+                <w:noProof/>
+                <w:sz w:val="28"/>
+                <w:szCs w:val="28"/>
+              </w:rPr>
+              <w:t>Обзор и сравнение технологий и сервисов</w:t>
+            </w:r>
+            <w:r>
+              <w:rPr>
+                <w:rFonts w:ascii="Times New Roman" w:hAnsi="Times New Roman"/>
+                <w:b w:val="0"/>
+                <w:bCs w:val="0"/>
+                <w:noProof/>
+                <w:webHidden/>
+                <w:sz w:val="28"/>
+                <w:szCs w:val="28"/>
+              </w:rPr>
+              <w:tab/>
+            </w:r>
+            <w:r>
+              <w:rPr>
+                <w:rFonts w:ascii="Times New Roman" w:hAnsi="Times New Roman"/>
+                <w:b w:val="0"/>
+                <w:bCs w:val="0"/>
+                <w:noProof/>
+                <w:webHidden/>
                 <w:sz w:val="28"/>
                 <w:szCs w:val="28"/>
               </w:rPr>
@@ -566,30 +547,33 @@
             <w:r>
               <w:rPr>
                 <w:rFonts w:ascii="Times New Roman" w:hAnsi="Times New Roman"/>
-                <w:noProof/>
-                <w:webHidden/>
-                <w:color w:val="000000" w:themeColor="text1"/>
-                <w:sz w:val="28"/>
-                <w:szCs w:val="28"/>
-              </w:rPr>
-              <w:instrText xml:space="preserve"> PAGEREF _Toc241240195 \h </w:instrText>
-            </w:r>
-            <w:r>
-              <w:rPr>
-                <w:rFonts w:ascii="Times New Roman" w:hAnsi="Times New Roman"/>
-                <w:noProof/>
-                <w:webHidden/>
-                <w:color w:val="000000" w:themeColor="text1"/>
-                <w:sz w:val="28"/>
-                <w:szCs w:val="28"/>
-              </w:rPr>
-            </w:r>
-            <w:r>
-              <w:rPr>
-                <w:rFonts w:ascii="Times New Roman" w:hAnsi="Times New Roman"/>
-                <w:noProof/>
-                <w:webHidden/>
-                <w:color w:val="000000" w:themeColor="text1"/>
+                <w:b w:val="0"/>
+                <w:bCs w:val="0"/>
+                <w:noProof/>
+                <w:webHidden/>
+                <w:sz w:val="28"/>
+                <w:szCs w:val="28"/>
+              </w:rPr>
+              <w:instrText xml:space="preserve"> PAGEREF _Toc241676539 \h </w:instrText>
+            </w:r>
+            <w:r>
+              <w:rPr>
+                <w:rFonts w:ascii="Times New Roman" w:hAnsi="Times New Roman"/>
+                <w:b w:val="0"/>
+                <w:bCs w:val="0"/>
+                <w:noProof/>
+                <w:webHidden/>
+                <w:sz w:val="28"/>
+                <w:szCs w:val="28"/>
+              </w:rPr>
+            </w:r>
+            <w:r>
+              <w:rPr>
+                <w:rFonts w:ascii="Times New Roman" w:hAnsi="Times New Roman"/>
+                <w:b w:val="0"/>
+                <w:bCs w:val="0"/>
+                <w:noProof/>
+                <w:webHidden/>
                 <w:sz w:val="28"/>
                 <w:szCs w:val="28"/>
               </w:rPr>
@@ -598,9 +582,10 @@
             <w:r>
               <w:rPr>
                 <w:rFonts w:ascii="Times New Roman" w:hAnsi="Times New Roman"/>
-                <w:noProof/>
-                <w:webHidden/>
-                <w:color w:val="000000" w:themeColor="text1"/>
+                <w:b w:val="0"/>
+                <w:bCs w:val="0"/>
+                <w:noProof/>
+                <w:webHidden/>
                 <w:sz w:val="28"/>
                 <w:szCs w:val="28"/>
               </w:rPr>
@@ -609,9 +594,10 @@
             <w:r>
               <w:rPr>
                 <w:rFonts w:ascii="Times New Roman" w:hAnsi="Times New Roman"/>
-                <w:noProof/>
-                <w:webHidden/>
-                <w:color w:val="000000" w:themeColor="text1"/>
+                <w:b w:val="0"/>
+                <w:bCs w:val="0"/>
+                <w:noProof/>
+                <w:webHidden/>
                 <w:sz w:val="28"/>
                 <w:szCs w:val="28"/>
               </w:rPr>
@@ -623,21 +609,22 @@
           <w:pPr>
             <w:pStyle w:val="20"/>
             <w:tabs>
-              <w:tab w:val="left" w:pos="960"/>
-              <w:tab w:val="right" w:leader="dot" w:pos="9345"/>
+              <w:tab w:val="left" w:pos="607"/>
+              <w:tab w:val="right" w:leader="dot" w:pos="9344"/>
             </w:tabs>
-            <w:jc w:val="both"/>
             <w:rPr>
-              <w:rFonts w:ascii="Times New Roman" w:hAnsi="Times New Roman"/>
+              <w:rFonts w:ascii="Times New Roman" w:eastAsiaTheme="minorEastAsia" w:hAnsi="Times New Roman"/>
               <w:b w:val="0"/>
               <w:bCs w:val="0"/>
+              <w:smallCaps w:val="0"/>
               <w:noProof/>
-              <w:color w:val="000000" w:themeColor="text1"/>
+              <w:kern w:val="2"/>
               <w:sz w:val="28"/>
               <w:szCs w:val="28"/>
+              <w14:ligatures w14:val="standardContextual"/>
             </w:rPr>
           </w:pPr>
-          <w:hyperlink w:anchor="_Toc241240196" w:history="1">
+          <w:hyperlink w:anchor="_Toc241676540" w:history="1">
             <w:r>
               <w:rPr>
                 <w:rStyle w:val="a5"/>
@@ -645,7 +632,6 @@
                 <w:b w:val="0"/>
                 <w:bCs w:val="0"/>
                 <w:noProof/>
-                <w:color w:val="000000" w:themeColor="text1"/>
                 <w:sz w:val="28"/>
                 <w:szCs w:val="28"/>
               </w:rPr>
@@ -653,13 +639,15 @@
             </w:r>
             <w:r>
               <w:rPr>
-                <w:rFonts w:ascii="Times New Roman" w:hAnsi="Times New Roman"/>
-                <w:b w:val="0"/>
-                <w:bCs w:val="0"/>
-                <w:noProof/>
-                <w:color w:val="000000" w:themeColor="text1"/>
-                <w:sz w:val="28"/>
-                <w:szCs w:val="28"/>
+                <w:rFonts w:ascii="Times New Roman" w:eastAsiaTheme="minorEastAsia" w:hAnsi="Times New Roman"/>
+                <w:b w:val="0"/>
+                <w:bCs w:val="0"/>
+                <w:smallCaps w:val="0"/>
+                <w:noProof/>
+                <w:kern w:val="2"/>
+                <w:sz w:val="28"/>
+                <w:szCs w:val="28"/>
+                <w14:ligatures w14:val="standardContextual"/>
               </w:rPr>
               <w:tab/>
             </w:r>
@@ -670,7 +658,6 @@
                 <w:b w:val="0"/>
                 <w:bCs w:val="0"/>
                 <w:noProof/>
-                <w:color w:val="000000" w:themeColor="text1"/>
                 <w:sz w:val="28"/>
                 <w:szCs w:val="28"/>
               </w:rPr>
@@ -683,7 +670,6 @@
                 <w:bCs w:val="0"/>
                 <w:noProof/>
                 <w:webHidden/>
-                <w:color w:val="000000" w:themeColor="text1"/>
                 <w:sz w:val="28"/>
                 <w:szCs w:val="28"/>
               </w:rPr>
@@ -696,7 +682,6 @@
                 <w:bCs w:val="0"/>
                 <w:noProof/>
                 <w:webHidden/>
-                <w:color w:val="000000" w:themeColor="text1"/>
                 <w:sz w:val="28"/>
                 <w:szCs w:val="28"/>
               </w:rPr>
@@ -709,32 +694,29 @@
                 <w:bCs w:val="0"/>
                 <w:noProof/>
                 <w:webHidden/>
-                <w:color w:val="000000" w:themeColor="text1"/>
-                <w:sz w:val="28"/>
-                <w:szCs w:val="28"/>
-              </w:rPr>
-              <w:instrText xml:space="preserve"> PAGEREF _Toc241240196 \h </w:instrText>
-            </w:r>
-            <w:r>
-              <w:rPr>
-                <w:rFonts w:ascii="Times New Roman" w:hAnsi="Times New Roman"/>
-                <w:b w:val="0"/>
-                <w:bCs w:val="0"/>
-                <w:noProof/>
-                <w:webHidden/>
-                <w:color w:val="000000" w:themeColor="text1"/>
-                <w:sz w:val="28"/>
-                <w:szCs w:val="28"/>
-              </w:rPr>
-            </w:r>
-            <w:r>
-              <w:rPr>
-                <w:rFonts w:ascii="Times New Roman" w:hAnsi="Times New Roman"/>
-                <w:b w:val="0"/>
-                <w:bCs w:val="0"/>
-                <w:noProof/>
-                <w:webHidden/>
-                <w:color w:val="000000" w:themeColor="text1"/>
+                <w:sz w:val="28"/>
+                <w:szCs w:val="28"/>
+              </w:rPr>
+              <w:instrText xml:space="preserve"> PAGEREF _Toc241676540 \h </w:instrText>
+            </w:r>
+            <w:r>
+              <w:rPr>
+                <w:rFonts w:ascii="Times New Roman" w:hAnsi="Times New Roman"/>
+                <w:b w:val="0"/>
+                <w:bCs w:val="0"/>
+                <w:noProof/>
+                <w:webHidden/>
+                <w:sz w:val="28"/>
+                <w:szCs w:val="28"/>
+              </w:rPr>
+            </w:r>
+            <w:r>
+              <w:rPr>
+                <w:rFonts w:ascii="Times New Roman" w:hAnsi="Times New Roman"/>
+                <w:b w:val="0"/>
+                <w:bCs w:val="0"/>
+                <w:noProof/>
+                <w:webHidden/>
                 <w:sz w:val="28"/>
                 <w:szCs w:val="28"/>
               </w:rPr>
@@ -747,7 +729,6 @@
                 <w:bCs w:val="0"/>
                 <w:noProof/>
                 <w:webHidden/>
-                <w:color w:val="000000" w:themeColor="text1"/>
                 <w:sz w:val="28"/>
                 <w:szCs w:val="28"/>
               </w:rPr>
@@ -760,7 +741,6 @@
                 <w:bCs w:val="0"/>
                 <w:noProof/>
                 <w:webHidden/>
-                <w:color w:val="000000" w:themeColor="text1"/>
                 <w:sz w:val="28"/>
                 <w:szCs w:val="28"/>
               </w:rPr>
@@ -772,20 +752,21 @@
           <w:pPr>
             <w:pStyle w:val="20"/>
             <w:tabs>
-              <w:tab w:val="right" w:leader="dot" w:pos="9345"/>
+              <w:tab w:val="right" w:leader="dot" w:pos="9344"/>
             </w:tabs>
-            <w:jc w:val="both"/>
             <w:rPr>
-              <w:rFonts w:ascii="Times New Roman" w:hAnsi="Times New Roman"/>
+              <w:rFonts w:ascii="Times New Roman" w:eastAsiaTheme="minorEastAsia" w:hAnsi="Times New Roman"/>
               <w:b w:val="0"/>
               <w:bCs w:val="0"/>
+              <w:smallCaps w:val="0"/>
               <w:noProof/>
-              <w:color w:val="000000" w:themeColor="text1"/>
+              <w:kern w:val="2"/>
               <w:sz w:val="28"/>
               <w:szCs w:val="28"/>
+              <w14:ligatures w14:val="standardContextual"/>
             </w:rPr>
           </w:pPr>
-          <w:hyperlink w:anchor="_Toc241240197" w:history="1">
+          <w:hyperlink w:anchor="_Toc241676541" w:history="1">
             <w:r>
               <w:rPr>
                 <w:rStyle w:val="a5"/>
@@ -793,7 +774,6 @@
                 <w:b w:val="0"/>
                 <w:bCs w:val="0"/>
                 <w:noProof/>
-                <w:color w:val="000000" w:themeColor="text1"/>
                 <w:sz w:val="28"/>
                 <w:szCs w:val="28"/>
               </w:rPr>
@@ -806,7 +786,6 @@
                 <w:bCs w:val="0"/>
                 <w:noProof/>
                 <w:webHidden/>
-                <w:color w:val="000000" w:themeColor="text1"/>
                 <w:sz w:val="28"/>
                 <w:szCs w:val="28"/>
               </w:rPr>
@@ -819,7 +798,6 @@
                 <w:bCs w:val="0"/>
                 <w:noProof/>
                 <w:webHidden/>
-                <w:color w:val="000000" w:themeColor="text1"/>
                 <w:sz w:val="28"/>
                 <w:szCs w:val="28"/>
               </w:rPr>
@@ -832,32 +810,29 @@
                 <w:bCs w:val="0"/>
                 <w:noProof/>
                 <w:webHidden/>
-                <w:color w:val="000000" w:themeColor="text1"/>
-                <w:sz w:val="28"/>
-                <w:szCs w:val="28"/>
-              </w:rPr>
-              <w:instrText xml:space="preserve"> PAGEREF _Toc241240197 \h </w:instrText>
-            </w:r>
-            <w:r>
-              <w:rPr>
-                <w:rFonts w:ascii="Times New Roman" w:hAnsi="Times New Roman"/>
-                <w:b w:val="0"/>
-                <w:bCs w:val="0"/>
-                <w:noProof/>
-                <w:webHidden/>
-                <w:color w:val="000000" w:themeColor="text1"/>
-                <w:sz w:val="28"/>
-                <w:szCs w:val="28"/>
-              </w:rPr>
-            </w:r>
-            <w:r>
-              <w:rPr>
-                <w:rFonts w:ascii="Times New Roman" w:hAnsi="Times New Roman"/>
-                <w:b w:val="0"/>
-                <w:bCs w:val="0"/>
-                <w:noProof/>
-                <w:webHidden/>
-                <w:color w:val="000000" w:themeColor="text1"/>
+                <w:sz w:val="28"/>
+                <w:szCs w:val="28"/>
+              </w:rPr>
+              <w:instrText xml:space="preserve"> PAGEREF _Toc241676541 \h </w:instrText>
+            </w:r>
+            <w:r>
+              <w:rPr>
+                <w:rFonts w:ascii="Times New Roman" w:hAnsi="Times New Roman"/>
+                <w:b w:val="0"/>
+                <w:bCs w:val="0"/>
+                <w:noProof/>
+                <w:webHidden/>
+                <w:sz w:val="28"/>
+                <w:szCs w:val="28"/>
+              </w:rPr>
+            </w:r>
+            <w:r>
+              <w:rPr>
+                <w:rFonts w:ascii="Times New Roman" w:hAnsi="Times New Roman"/>
+                <w:b w:val="0"/>
+                <w:bCs w:val="0"/>
+                <w:noProof/>
+                <w:webHidden/>
                 <w:sz w:val="28"/>
                 <w:szCs w:val="28"/>
               </w:rPr>
@@ -870,7 +845,6 @@
                 <w:bCs w:val="0"/>
                 <w:noProof/>
                 <w:webHidden/>
-                <w:color w:val="000000" w:themeColor="text1"/>
                 <w:sz w:val="28"/>
                 <w:szCs w:val="28"/>
               </w:rPr>
@@ -883,7 +857,6 @@
                 <w:bCs w:val="0"/>
                 <w:noProof/>
                 <w:webHidden/>
-                <w:color w:val="000000" w:themeColor="text1"/>
                 <w:sz w:val="28"/>
                 <w:szCs w:val="28"/>
               </w:rPr>
@@ -895,21 +868,22 @@
           <w:pPr>
             <w:pStyle w:val="20"/>
             <w:tabs>
-              <w:tab w:val="left" w:pos="960"/>
-              <w:tab w:val="right" w:leader="dot" w:pos="9345"/>
+              <w:tab w:val="left" w:pos="607"/>
+              <w:tab w:val="right" w:leader="dot" w:pos="9344"/>
             </w:tabs>
-            <w:jc w:val="both"/>
             <w:rPr>
-              <w:rFonts w:ascii="Times New Roman" w:hAnsi="Times New Roman"/>
+              <w:rFonts w:ascii="Times New Roman" w:eastAsiaTheme="minorEastAsia" w:hAnsi="Times New Roman"/>
               <w:b w:val="0"/>
               <w:bCs w:val="0"/>
+              <w:smallCaps w:val="0"/>
               <w:noProof/>
-              <w:color w:val="000000" w:themeColor="text1"/>
+              <w:kern w:val="2"/>
               <w:sz w:val="28"/>
               <w:szCs w:val="28"/>
+              <w14:ligatures w14:val="standardContextual"/>
             </w:rPr>
           </w:pPr>
-          <w:hyperlink w:anchor="_Toc241240198" w:history="1">
+          <w:hyperlink w:anchor="_Toc241676542" w:history="1">
             <w:r>
               <w:rPr>
                 <w:rStyle w:val="a5"/>
@@ -917,7 +891,6 @@
                 <w:b w:val="0"/>
                 <w:bCs w:val="0"/>
                 <w:noProof/>
-                <w:color w:val="000000" w:themeColor="text1"/>
                 <w:sz w:val="28"/>
                 <w:szCs w:val="28"/>
               </w:rPr>
@@ -925,13 +898,15 @@
             </w:r>
             <w:r>
               <w:rPr>
-                <w:rFonts w:ascii="Times New Roman" w:hAnsi="Times New Roman"/>
-                <w:b w:val="0"/>
-                <w:bCs w:val="0"/>
-                <w:noProof/>
-                <w:color w:val="000000" w:themeColor="text1"/>
-                <w:sz w:val="28"/>
-                <w:szCs w:val="28"/>
+                <w:rFonts w:ascii="Times New Roman" w:eastAsiaTheme="minorEastAsia" w:hAnsi="Times New Roman"/>
+                <w:b w:val="0"/>
+                <w:bCs w:val="0"/>
+                <w:smallCaps w:val="0"/>
+                <w:noProof/>
+                <w:kern w:val="2"/>
+                <w:sz w:val="28"/>
+                <w:szCs w:val="28"/>
+                <w14:ligatures w14:val="standardContextual"/>
               </w:rPr>
               <w:tab/>
             </w:r>
@@ -942,7 +917,6 @@
                 <w:b w:val="0"/>
                 <w:bCs w:val="0"/>
                 <w:noProof/>
-                <w:color w:val="000000" w:themeColor="text1"/>
                 <w:sz w:val="28"/>
                 <w:szCs w:val="28"/>
               </w:rPr>
@@ -955,7 +929,6 @@
                 <w:bCs w:val="0"/>
                 <w:noProof/>
                 <w:webHidden/>
-                <w:color w:val="000000" w:themeColor="text1"/>
                 <w:sz w:val="28"/>
                 <w:szCs w:val="28"/>
               </w:rPr>
@@ -968,7 +941,6 @@
                 <w:bCs w:val="0"/>
                 <w:noProof/>
                 <w:webHidden/>
-                <w:color w:val="000000" w:themeColor="text1"/>
                 <w:sz w:val="28"/>
                 <w:szCs w:val="28"/>
               </w:rPr>
@@ -981,32 +953,29 @@
                 <w:bCs w:val="0"/>
                 <w:noProof/>
                 <w:webHidden/>
-                <w:color w:val="000000" w:themeColor="text1"/>
-                <w:sz w:val="28"/>
-                <w:szCs w:val="28"/>
-              </w:rPr>
-              <w:instrText xml:space="preserve"> PAGEREF _Toc241240198 \h </w:instrText>
-            </w:r>
-            <w:r>
-              <w:rPr>
-                <w:rFonts w:ascii="Times New Roman" w:hAnsi="Times New Roman"/>
-                <w:b w:val="0"/>
-                <w:bCs w:val="0"/>
-                <w:noProof/>
-                <w:webHidden/>
-                <w:color w:val="000000" w:themeColor="text1"/>
-                <w:sz w:val="28"/>
-                <w:szCs w:val="28"/>
-              </w:rPr>
-            </w:r>
-            <w:r>
-              <w:rPr>
-                <w:rFonts w:ascii="Times New Roman" w:hAnsi="Times New Roman"/>
-                <w:b w:val="0"/>
-                <w:bCs w:val="0"/>
-                <w:noProof/>
-                <w:webHidden/>
-                <w:color w:val="000000" w:themeColor="text1"/>
+                <w:sz w:val="28"/>
+                <w:szCs w:val="28"/>
+              </w:rPr>
+              <w:instrText xml:space="preserve"> PAGEREF _Toc241676542 \h </w:instrText>
+            </w:r>
+            <w:r>
+              <w:rPr>
+                <w:rFonts w:ascii="Times New Roman" w:hAnsi="Times New Roman"/>
+                <w:b w:val="0"/>
+                <w:bCs w:val="0"/>
+                <w:noProof/>
+                <w:webHidden/>
+                <w:sz w:val="28"/>
+                <w:szCs w:val="28"/>
+              </w:rPr>
+            </w:r>
+            <w:r>
+              <w:rPr>
+                <w:rFonts w:ascii="Times New Roman" w:hAnsi="Times New Roman"/>
+                <w:b w:val="0"/>
+                <w:bCs w:val="0"/>
+                <w:noProof/>
+                <w:webHidden/>
                 <w:sz w:val="28"/>
                 <w:szCs w:val="28"/>
               </w:rPr>
@@ -1019,7 +988,6 @@
                 <w:bCs w:val="0"/>
                 <w:noProof/>
                 <w:webHidden/>
-                <w:color w:val="000000" w:themeColor="text1"/>
                 <w:sz w:val="28"/>
                 <w:szCs w:val="28"/>
               </w:rPr>
@@ -1032,7 +1000,6 @@
                 <w:bCs w:val="0"/>
                 <w:noProof/>
                 <w:webHidden/>
-                <w:color w:val="000000" w:themeColor="text1"/>
                 <w:sz w:val="28"/>
                 <w:szCs w:val="28"/>
               </w:rPr>
@@ -1044,21 +1011,22 @@
           <w:pPr>
             <w:pStyle w:val="20"/>
             <w:tabs>
-              <w:tab w:val="left" w:pos="960"/>
-              <w:tab w:val="right" w:leader="dot" w:pos="9345"/>
+              <w:tab w:val="left" w:pos="607"/>
+              <w:tab w:val="right" w:leader="dot" w:pos="9344"/>
             </w:tabs>
-            <w:jc w:val="both"/>
             <w:rPr>
-              <w:rFonts w:ascii="Times New Roman" w:hAnsi="Times New Roman"/>
+              <w:rFonts w:ascii="Times New Roman" w:eastAsiaTheme="minorEastAsia" w:hAnsi="Times New Roman"/>
               <w:b w:val="0"/>
               <w:bCs w:val="0"/>
+              <w:smallCaps w:val="0"/>
               <w:noProof/>
-              <w:color w:val="000000" w:themeColor="text1"/>
+              <w:kern w:val="2"/>
               <w:sz w:val="28"/>
               <w:szCs w:val="28"/>
+              <w14:ligatures w14:val="standardContextual"/>
             </w:rPr>
           </w:pPr>
-          <w:hyperlink w:anchor="_Toc241240199" w:history="1">
+          <w:hyperlink w:anchor="_Toc241676543" w:history="1">
             <w:r>
               <w:rPr>
                 <w:rStyle w:val="a5"/>
@@ -1066,7 +1034,6 @@
                 <w:b w:val="0"/>
                 <w:bCs w:val="0"/>
                 <w:noProof/>
-                <w:color w:val="000000" w:themeColor="text1"/>
                 <w:sz w:val="28"/>
                 <w:szCs w:val="28"/>
               </w:rPr>
@@ -1074,13 +1041,15 @@
             </w:r>
             <w:r>
               <w:rPr>
-                <w:rFonts w:ascii="Times New Roman" w:hAnsi="Times New Roman"/>
-                <w:b w:val="0"/>
-                <w:bCs w:val="0"/>
-                <w:noProof/>
-                <w:color w:val="000000" w:themeColor="text1"/>
-                <w:sz w:val="28"/>
-                <w:szCs w:val="28"/>
+                <w:rFonts w:ascii="Times New Roman" w:eastAsiaTheme="minorEastAsia" w:hAnsi="Times New Roman"/>
+                <w:b w:val="0"/>
+                <w:bCs w:val="0"/>
+                <w:smallCaps w:val="0"/>
+                <w:noProof/>
+                <w:kern w:val="2"/>
+                <w:sz w:val="28"/>
+                <w:szCs w:val="28"/>
+                <w14:ligatures w14:val="standardContextual"/>
               </w:rPr>
               <w:tab/>
             </w:r>
@@ -1091,7 +1060,6 @@
                 <w:b w:val="0"/>
                 <w:bCs w:val="0"/>
                 <w:noProof/>
-                <w:color w:val="000000" w:themeColor="text1"/>
                 <w:sz w:val="28"/>
                 <w:szCs w:val="28"/>
               </w:rPr>
@@ -1104,7 +1072,6 @@
                 <w:bCs w:val="0"/>
                 <w:noProof/>
                 <w:webHidden/>
-                <w:color w:val="000000" w:themeColor="text1"/>
                 <w:sz w:val="28"/>
                 <w:szCs w:val="28"/>
               </w:rPr>
@@ -1117,7 +1084,6 @@
                 <w:bCs w:val="0"/>
                 <w:noProof/>
                 <w:webHidden/>
-                <w:color w:val="000000" w:themeColor="text1"/>
                 <w:sz w:val="28"/>
                 <w:szCs w:val="28"/>
               </w:rPr>
@@ -1130,32 +1096,29 @@
                 <w:bCs w:val="0"/>
                 <w:noProof/>
                 <w:webHidden/>
-                <w:color w:val="000000" w:themeColor="text1"/>
-                <w:sz w:val="28"/>
-                <w:szCs w:val="28"/>
-              </w:rPr>
-              <w:instrText xml:space="preserve"> PAGEREF _Toc241240199 \h </w:instrText>
-            </w:r>
-            <w:r>
-              <w:rPr>
-                <w:rFonts w:ascii="Times New Roman" w:hAnsi="Times New Roman"/>
-                <w:b w:val="0"/>
-                <w:bCs w:val="0"/>
-                <w:noProof/>
-                <w:webHidden/>
-                <w:color w:val="000000" w:themeColor="text1"/>
-                <w:sz w:val="28"/>
-                <w:szCs w:val="28"/>
-              </w:rPr>
-            </w:r>
-            <w:r>
-              <w:rPr>
-                <w:rFonts w:ascii="Times New Roman" w:hAnsi="Times New Roman"/>
-                <w:b w:val="0"/>
-                <w:bCs w:val="0"/>
-                <w:noProof/>
-                <w:webHidden/>
-                <w:color w:val="000000" w:themeColor="text1"/>
+                <w:sz w:val="28"/>
+                <w:szCs w:val="28"/>
+              </w:rPr>
+              <w:instrText xml:space="preserve"> PAGEREF _Toc241676543 \h </w:instrText>
+            </w:r>
+            <w:r>
+              <w:rPr>
+                <w:rFonts w:ascii="Times New Roman" w:hAnsi="Times New Roman"/>
+                <w:b w:val="0"/>
+                <w:bCs w:val="0"/>
+                <w:noProof/>
+                <w:webHidden/>
+                <w:sz w:val="28"/>
+                <w:szCs w:val="28"/>
+              </w:rPr>
+            </w:r>
+            <w:r>
+              <w:rPr>
+                <w:rFonts w:ascii="Times New Roman" w:hAnsi="Times New Roman"/>
+                <w:b w:val="0"/>
+                <w:bCs w:val="0"/>
+                <w:noProof/>
+                <w:webHidden/>
                 <w:sz w:val="28"/>
                 <w:szCs w:val="28"/>
               </w:rPr>
@@ -1168,7 +1131,6 @@
                 <w:bCs w:val="0"/>
                 <w:noProof/>
                 <w:webHidden/>
-                <w:color w:val="000000" w:themeColor="text1"/>
                 <w:sz w:val="28"/>
                 <w:szCs w:val="28"/>
               </w:rPr>
@@ -1181,7 +1143,6 @@
                 <w:bCs w:val="0"/>
                 <w:noProof/>
                 <w:webHidden/>
-                <w:color w:val="000000" w:themeColor="text1"/>
                 <w:sz w:val="28"/>
                 <w:szCs w:val="28"/>
               </w:rPr>
@@ -1193,21 +1154,22 @@
           <w:pPr>
             <w:pStyle w:val="20"/>
             <w:tabs>
-              <w:tab w:val="left" w:pos="960"/>
-              <w:tab w:val="right" w:leader="dot" w:pos="9345"/>
+              <w:tab w:val="left" w:pos="607"/>
+              <w:tab w:val="right" w:leader="dot" w:pos="9344"/>
             </w:tabs>
-            <w:jc w:val="both"/>
             <w:rPr>
-              <w:rFonts w:ascii="Times New Roman" w:hAnsi="Times New Roman"/>
+              <w:rFonts w:ascii="Times New Roman" w:eastAsiaTheme="minorEastAsia" w:hAnsi="Times New Roman"/>
               <w:b w:val="0"/>
               <w:bCs w:val="0"/>
+              <w:smallCaps w:val="0"/>
               <w:noProof/>
-              <w:color w:val="000000" w:themeColor="text1"/>
+              <w:kern w:val="2"/>
               <w:sz w:val="28"/>
               <w:szCs w:val="28"/>
+              <w14:ligatures w14:val="standardContextual"/>
             </w:rPr>
           </w:pPr>
-          <w:hyperlink w:anchor="_Toc241240200" w:history="1">
+          <w:hyperlink w:anchor="_Toc241676544" w:history="1">
             <w:r>
               <w:rPr>
                 <w:rStyle w:val="a5"/>
@@ -1215,7 +1177,6 @@
                 <w:b w:val="0"/>
                 <w:bCs w:val="0"/>
                 <w:noProof/>
-                <w:color w:val="000000" w:themeColor="text1"/>
                 <w:sz w:val="28"/>
                 <w:szCs w:val="28"/>
               </w:rPr>
@@ -1223,13 +1184,15 @@
             </w:r>
             <w:r>
               <w:rPr>
-                <w:rFonts w:ascii="Times New Roman" w:hAnsi="Times New Roman"/>
-                <w:b w:val="0"/>
-                <w:bCs w:val="0"/>
-                <w:noProof/>
-                <w:color w:val="000000" w:themeColor="text1"/>
-                <w:sz w:val="28"/>
-                <w:szCs w:val="28"/>
+                <w:rFonts w:ascii="Times New Roman" w:eastAsiaTheme="minorEastAsia" w:hAnsi="Times New Roman"/>
+                <w:b w:val="0"/>
+                <w:bCs w:val="0"/>
+                <w:smallCaps w:val="0"/>
+                <w:noProof/>
+                <w:kern w:val="2"/>
+                <w:sz w:val="28"/>
+                <w:szCs w:val="28"/>
+                <w14:ligatures w14:val="standardContextual"/>
               </w:rPr>
               <w:tab/>
             </w:r>
@@ -1240,7 +1203,6 @@
                 <w:b w:val="0"/>
                 <w:bCs w:val="0"/>
                 <w:noProof/>
-                <w:color w:val="000000" w:themeColor="text1"/>
                 <w:sz w:val="28"/>
                 <w:szCs w:val="28"/>
               </w:rPr>
@@ -1253,7 +1215,6 @@
                 <w:bCs w:val="0"/>
                 <w:noProof/>
                 <w:webHidden/>
-                <w:color w:val="000000" w:themeColor="text1"/>
                 <w:sz w:val="28"/>
                 <w:szCs w:val="28"/>
               </w:rPr>
@@ -1266,7 +1227,6 @@
                 <w:bCs w:val="0"/>
                 <w:noProof/>
                 <w:webHidden/>
-                <w:color w:val="000000" w:themeColor="text1"/>
                 <w:sz w:val="28"/>
                 <w:szCs w:val="28"/>
               </w:rPr>
@@ -1279,32 +1239,29 @@
                 <w:bCs w:val="0"/>
                 <w:noProof/>
                 <w:webHidden/>
-                <w:color w:val="000000" w:themeColor="text1"/>
-                <w:sz w:val="28"/>
-                <w:szCs w:val="28"/>
-              </w:rPr>
-              <w:instrText xml:space="preserve"> PAGEREF _Toc241240200 \h </w:instrText>
-            </w:r>
-            <w:r>
-              <w:rPr>
-                <w:rFonts w:ascii="Times New Roman" w:hAnsi="Times New Roman"/>
-                <w:b w:val="0"/>
-                <w:bCs w:val="0"/>
-                <w:noProof/>
-                <w:webHidden/>
-                <w:color w:val="000000" w:themeColor="text1"/>
-                <w:sz w:val="28"/>
-                <w:szCs w:val="28"/>
-              </w:rPr>
-            </w:r>
-            <w:r>
-              <w:rPr>
-                <w:rFonts w:ascii="Times New Roman" w:hAnsi="Times New Roman"/>
-                <w:b w:val="0"/>
-                <w:bCs w:val="0"/>
-                <w:noProof/>
-                <w:webHidden/>
-                <w:color w:val="000000" w:themeColor="text1"/>
+                <w:sz w:val="28"/>
+                <w:szCs w:val="28"/>
+              </w:rPr>
+              <w:instrText xml:space="preserve"> PAGEREF _Toc241676544 \h </w:instrText>
+            </w:r>
+            <w:r>
+              <w:rPr>
+                <w:rFonts w:ascii="Times New Roman" w:hAnsi="Times New Roman"/>
+                <w:b w:val="0"/>
+                <w:bCs w:val="0"/>
+                <w:noProof/>
+                <w:webHidden/>
+                <w:sz w:val="28"/>
+                <w:szCs w:val="28"/>
+              </w:rPr>
+            </w:r>
+            <w:r>
+              <w:rPr>
+                <w:rFonts w:ascii="Times New Roman" w:hAnsi="Times New Roman"/>
+                <w:b w:val="0"/>
+                <w:bCs w:val="0"/>
+                <w:noProof/>
+                <w:webHidden/>
                 <w:sz w:val="28"/>
                 <w:szCs w:val="28"/>
               </w:rPr>
@@ -1317,7 +1274,6 @@
                 <w:bCs w:val="0"/>
                 <w:noProof/>
                 <w:webHidden/>
-                <w:color w:val="000000" w:themeColor="text1"/>
                 <w:sz w:val="28"/>
                 <w:szCs w:val="28"/>
               </w:rPr>
@@ -1330,7 +1286,6 @@
                 <w:bCs w:val="0"/>
                 <w:noProof/>
                 <w:webHidden/>
-                <w:color w:val="000000" w:themeColor="text1"/>
                 <w:sz w:val="28"/>
                 <w:szCs w:val="28"/>
               </w:rPr>
@@ -1342,21 +1297,22 @@
           <w:pPr>
             <w:pStyle w:val="20"/>
             <w:tabs>
-              <w:tab w:val="left" w:pos="960"/>
-              <w:tab w:val="right" w:leader="dot" w:pos="9345"/>
+              <w:tab w:val="left" w:pos="607"/>
+              <w:tab w:val="right" w:leader="dot" w:pos="9344"/>
             </w:tabs>
-            <w:jc w:val="both"/>
             <w:rPr>
-              <w:rFonts w:ascii="Times New Roman" w:hAnsi="Times New Roman"/>
+              <w:rFonts w:ascii="Times New Roman" w:eastAsiaTheme="minorEastAsia" w:hAnsi="Times New Roman"/>
               <w:b w:val="0"/>
               <w:bCs w:val="0"/>
+              <w:smallCaps w:val="0"/>
               <w:noProof/>
-              <w:color w:val="000000" w:themeColor="text1"/>
+              <w:kern w:val="2"/>
               <w:sz w:val="28"/>
               <w:szCs w:val="28"/>
+              <w14:ligatures w14:val="standardContextual"/>
             </w:rPr>
           </w:pPr>
-          <w:hyperlink w:anchor="_Toc241240201" w:history="1">
+          <w:hyperlink w:anchor="_Toc241676545" w:history="1">
             <w:r>
               <w:rPr>
                 <w:rStyle w:val="a5"/>
@@ -1364,7 +1320,6 @@
                 <w:b w:val="0"/>
                 <w:bCs w:val="0"/>
                 <w:noProof/>
-                <w:color w:val="000000" w:themeColor="text1"/>
                 <w:sz w:val="28"/>
                 <w:szCs w:val="28"/>
               </w:rPr>
@@ -1372,13 +1327,15 @@
             </w:r>
             <w:r>
               <w:rPr>
-                <w:rFonts w:ascii="Times New Roman" w:hAnsi="Times New Roman"/>
-                <w:b w:val="0"/>
-                <w:bCs w:val="0"/>
-                <w:noProof/>
-                <w:color w:val="000000" w:themeColor="text1"/>
-                <w:sz w:val="28"/>
-                <w:szCs w:val="28"/>
+                <w:rFonts w:ascii="Times New Roman" w:eastAsiaTheme="minorEastAsia" w:hAnsi="Times New Roman"/>
+                <w:b w:val="0"/>
+                <w:bCs w:val="0"/>
+                <w:smallCaps w:val="0"/>
+                <w:noProof/>
+                <w:kern w:val="2"/>
+                <w:sz w:val="28"/>
+                <w:szCs w:val="28"/>
+                <w14:ligatures w14:val="standardContextual"/>
               </w:rPr>
               <w:tab/>
             </w:r>
@@ -1389,7 +1346,6 @@
                 <w:b w:val="0"/>
                 <w:bCs w:val="0"/>
                 <w:noProof/>
-                <w:color w:val="000000" w:themeColor="text1"/>
                 <w:sz w:val="28"/>
                 <w:szCs w:val="28"/>
               </w:rPr>
@@ -1402,7 +1358,6 @@
                 <w:bCs w:val="0"/>
                 <w:noProof/>
                 <w:webHidden/>
-                <w:color w:val="000000" w:themeColor="text1"/>
                 <w:sz w:val="28"/>
                 <w:szCs w:val="28"/>
               </w:rPr>
@@ -1415,7 +1370,6 @@
                 <w:bCs w:val="0"/>
                 <w:noProof/>
                 <w:webHidden/>
-                <w:color w:val="000000" w:themeColor="text1"/>
                 <w:sz w:val="28"/>
                 <w:szCs w:val="28"/>
               </w:rPr>
@@ -1428,32 +1382,29 @@
                 <w:bCs w:val="0"/>
                 <w:noProof/>
                 <w:webHidden/>
-                <w:color w:val="000000" w:themeColor="text1"/>
-                <w:sz w:val="28"/>
-                <w:szCs w:val="28"/>
-              </w:rPr>
-              <w:instrText xml:space="preserve"> PAGEREF _Toc241240201 \h </w:instrText>
-            </w:r>
-            <w:r>
-              <w:rPr>
-                <w:rFonts w:ascii="Times New Roman" w:hAnsi="Times New Roman"/>
-                <w:b w:val="0"/>
-                <w:bCs w:val="0"/>
-                <w:noProof/>
-                <w:webHidden/>
-                <w:color w:val="000000" w:themeColor="text1"/>
-                <w:sz w:val="28"/>
-                <w:szCs w:val="28"/>
-              </w:rPr>
-            </w:r>
-            <w:r>
-              <w:rPr>
-                <w:rFonts w:ascii="Times New Roman" w:hAnsi="Times New Roman"/>
-                <w:b w:val="0"/>
-                <w:bCs w:val="0"/>
-                <w:noProof/>
-                <w:webHidden/>
-                <w:color w:val="000000" w:themeColor="text1"/>
+                <w:sz w:val="28"/>
+                <w:szCs w:val="28"/>
+              </w:rPr>
+              <w:instrText xml:space="preserve"> PAGEREF _Toc241676545 \h </w:instrText>
+            </w:r>
+            <w:r>
+              <w:rPr>
+                <w:rFonts w:ascii="Times New Roman" w:hAnsi="Times New Roman"/>
+                <w:b w:val="0"/>
+                <w:bCs w:val="0"/>
+                <w:noProof/>
+                <w:webHidden/>
+                <w:sz w:val="28"/>
+                <w:szCs w:val="28"/>
+              </w:rPr>
+            </w:r>
+            <w:r>
+              <w:rPr>
+                <w:rFonts w:ascii="Times New Roman" w:hAnsi="Times New Roman"/>
+                <w:b w:val="0"/>
+                <w:bCs w:val="0"/>
+                <w:noProof/>
+                <w:webHidden/>
                 <w:sz w:val="28"/>
                 <w:szCs w:val="28"/>
               </w:rPr>
@@ -1466,20 +1417,18 @@
                 <w:bCs w:val="0"/>
                 <w:noProof/>
                 <w:webHidden/>
-                <w:color w:val="000000" w:themeColor="text1"/>
-                <w:sz w:val="28"/>
-                <w:szCs w:val="28"/>
-              </w:rPr>
-              <w:t>8</w:t>
-            </w:r>
-            <w:r>
-              <w:rPr>
-                <w:rFonts w:ascii="Times New Roman" w:hAnsi="Times New Roman"/>
-                <w:b w:val="0"/>
-                <w:bCs w:val="0"/>
-                <w:noProof/>
-                <w:webHidden/>
-                <w:color w:val="000000" w:themeColor="text1"/>
+                <w:sz w:val="28"/>
+                <w:szCs w:val="28"/>
+              </w:rPr>
+              <w:t>9</w:t>
+            </w:r>
+            <w:r>
+              <w:rPr>
+                <w:rFonts w:ascii="Times New Roman" w:hAnsi="Times New Roman"/>
+                <w:b w:val="0"/>
+                <w:bCs w:val="0"/>
+                <w:noProof/>
+                <w:webHidden/>
                 <w:sz w:val="28"/>
                 <w:szCs w:val="28"/>
               </w:rPr>
@@ -1491,257 +1440,23 @@
           <w:pPr>
             <w:pStyle w:val="11"/>
             <w:tabs>
-              <w:tab w:val="left" w:pos="480"/>
-              <w:tab w:val="right" w:leader="dot" w:pos="9345"/>
+              <w:tab w:val="left" w:pos="423"/>
+              <w:tab w:val="right" w:leader="dot" w:pos="9344"/>
             </w:tabs>
-            <w:spacing w:before="0"/>
-            <w:jc w:val="both"/>
             <w:rPr>
-              <w:rFonts w:ascii="Times New Roman" w:hAnsi="Times New Roman"/>
+              <w:rFonts w:ascii="Times New Roman" w:eastAsiaTheme="minorEastAsia" w:hAnsi="Times New Roman"/>
               <w:b w:val="0"/>
               <w:bCs w:val="0"/>
+              <w:caps w:val="0"/>
               <w:noProof/>
-              <w:color w:val="000000" w:themeColor="text1"/>
+              <w:kern w:val="2"/>
               <w:sz w:val="28"/>
               <w:szCs w:val="28"/>
+              <w:u w:val="none"/>
+              <w14:ligatures w14:val="standardContextual"/>
             </w:rPr>
           </w:pPr>
-          <w:r>
-            <w:rPr>
-              <w:rStyle w:val="a5"/>
-              <w:rFonts w:ascii="Times New Roman" w:hAnsi="Times New Roman"/>
-              <w:b w:val="0"/>
-              <w:bCs w:val="0"/>
-              <w:noProof/>
-              <w:color w:val="000000" w:themeColor="text1"/>
-              <w:sz w:val="28"/>
-              <w:szCs w:val="28"/>
-            </w:rPr>
-            <w:fldChar w:fldCharType="begin"/>
-          </w:r>
-          <w:r>
-            <w:rPr>
-              <w:rStyle w:val="a5"/>
-              <w:rFonts w:ascii="Times New Roman" w:hAnsi="Times New Roman"/>
-              <w:b w:val="0"/>
-              <w:bCs w:val="0"/>
-              <w:noProof/>
-              <w:color w:val="000000" w:themeColor="text1"/>
-              <w:sz w:val="28"/>
-              <w:szCs w:val="28"/>
-            </w:rPr>
-            <w:instrText xml:space="preserve"> </w:instrText>
-          </w:r>
-          <w:r>
-            <w:rPr>
-              <w:rFonts w:ascii="Times New Roman" w:hAnsi="Times New Roman"/>
-              <w:b w:val="0"/>
-              <w:bCs w:val="0"/>
-              <w:noProof/>
-              <w:color w:val="000000" w:themeColor="text1"/>
-              <w:sz w:val="28"/>
-              <w:szCs w:val="28"/>
-            </w:rPr>
-            <w:instrText>HYPERLINK \l "_Toc241240202"</w:instrText>
-          </w:r>
-          <w:r>
-            <w:rPr>
-              <w:rStyle w:val="a5"/>
-              <w:rFonts w:ascii="Times New Roman" w:hAnsi="Times New Roman"/>
-              <w:b w:val="0"/>
-              <w:bCs w:val="0"/>
-              <w:noProof/>
-              <w:color w:val="000000" w:themeColor="text1"/>
-              <w:sz w:val="28"/>
-              <w:szCs w:val="28"/>
-            </w:rPr>
-            <w:instrText xml:space="preserve"> </w:instrText>
-          </w:r>
-          <w:r>
-            <w:rPr>
-              <w:rStyle w:val="a5"/>
-              <w:rFonts w:ascii="Times New Roman" w:hAnsi="Times New Roman"/>
-              <w:b w:val="0"/>
-              <w:bCs w:val="0"/>
-              <w:noProof/>
-              <w:color w:val="000000" w:themeColor="text1"/>
-              <w:sz w:val="28"/>
-              <w:szCs w:val="28"/>
-            </w:rPr>
-          </w:r>
-          <w:r>
-            <w:rPr>
-              <w:rStyle w:val="a5"/>
-              <w:rFonts w:ascii="Times New Roman" w:hAnsi="Times New Roman"/>
-              <w:b w:val="0"/>
-              <w:bCs w:val="0"/>
-              <w:noProof/>
-              <w:color w:val="000000" w:themeColor="text1"/>
-              <w:sz w:val="28"/>
-              <w:szCs w:val="28"/>
-            </w:rPr>
-            <w:fldChar w:fldCharType="separate"/>
-          </w:r>
-          <w:r>
-            <w:rPr>
-              <w:rStyle w:val="a5"/>
-              <w:rFonts w:ascii="Times New Roman" w:hAnsi="Times New Roman"/>
-              <w:b w:val="0"/>
-              <w:bCs w:val="0"/>
-              <w:noProof/>
-              <w:color w:val="000000" w:themeColor="text1"/>
-              <w:sz w:val="28"/>
-              <w:szCs w:val="28"/>
-            </w:rPr>
-            <w:t>2.</w:t>
-          </w:r>
-          <w:r>
-            <w:rPr>
-              <w:rFonts w:ascii="Times New Roman" w:hAnsi="Times New Roman"/>
-              <w:b w:val="0"/>
-              <w:bCs w:val="0"/>
-              <w:noProof/>
-              <w:color w:val="000000" w:themeColor="text1"/>
-              <w:sz w:val="28"/>
-              <w:szCs w:val="28"/>
-            </w:rPr>
-            <w:tab/>
-          </w:r>
-          <w:r>
-            <w:rPr>
-              <w:rStyle w:val="a5"/>
-              <w:rFonts w:ascii="Times New Roman" w:hAnsi="Times New Roman"/>
-              <w:b w:val="0"/>
-              <w:bCs w:val="0"/>
-              <w:noProof/>
-              <w:color w:val="000000" w:themeColor="text1"/>
-              <w:sz w:val="28"/>
-              <w:szCs w:val="28"/>
-            </w:rPr>
-            <w:t>Системные требования развёртываемого приложения</w:t>
-          </w:r>
-          <w:r>
-            <w:rPr>
-              <w:rFonts w:ascii="Times New Roman" w:hAnsi="Times New Roman"/>
-              <w:b w:val="0"/>
-              <w:bCs w:val="0"/>
-              <w:noProof/>
-              <w:webHidden/>
-              <w:color w:val="000000" w:themeColor="text1"/>
-              <w:sz w:val="28"/>
-              <w:szCs w:val="28"/>
-            </w:rPr>
-            <w:tab/>
-          </w:r>
-          <w:r>
-            <w:rPr>
-              <w:rFonts w:ascii="Times New Roman" w:hAnsi="Times New Roman"/>
-              <w:b w:val="0"/>
-              <w:bCs w:val="0"/>
-              <w:noProof/>
-              <w:webHidden/>
-              <w:color w:val="000000" w:themeColor="text1"/>
-              <w:sz w:val="28"/>
-              <w:szCs w:val="28"/>
-            </w:rPr>
-            <w:fldChar w:fldCharType="begin"/>
-          </w:r>
-          <w:r>
-            <w:rPr>
-              <w:rFonts w:ascii="Times New Roman" w:hAnsi="Times New Roman"/>
-              <w:b w:val="0"/>
-              <w:bCs w:val="0"/>
-              <w:noProof/>
-              <w:webHidden/>
-              <w:color w:val="000000" w:themeColor="text1"/>
-              <w:sz w:val="28"/>
-              <w:szCs w:val="28"/>
-            </w:rPr>
-            <w:instrText xml:space="preserve"> PAGEREF _Toc241240202 \h </w:instrText>
-          </w:r>
-          <w:r>
-            <w:rPr>
-              <w:rFonts w:ascii="Times New Roman" w:hAnsi="Times New Roman"/>
-              <w:b w:val="0"/>
-              <w:bCs w:val="0"/>
-              <w:noProof/>
-              <w:webHidden/>
-              <w:color w:val="000000" w:themeColor="text1"/>
-              <w:sz w:val="28"/>
-              <w:szCs w:val="28"/>
-            </w:rPr>
-          </w:r>
-          <w:r>
-            <w:rPr>
-              <w:rFonts w:ascii="Times New Roman" w:hAnsi="Times New Roman"/>
-              <w:b w:val="0"/>
-              <w:bCs w:val="0"/>
-              <w:noProof/>
-              <w:webHidden/>
-              <w:color w:val="000000" w:themeColor="text1"/>
-              <w:sz w:val="28"/>
-              <w:szCs w:val="28"/>
-            </w:rPr>
-            <w:fldChar w:fldCharType="separate"/>
-          </w:r>
-          <w:r>
-            <w:rPr>
-              <w:rFonts w:ascii="Times New Roman" w:hAnsi="Times New Roman"/>
-              <w:b w:val="0"/>
-              <w:bCs w:val="0"/>
-              <w:noProof/>
-              <w:webHidden/>
-              <w:color w:val="000000" w:themeColor="text1"/>
-              <w:sz w:val="28"/>
-              <w:szCs w:val="28"/>
-            </w:rPr>
-            <w:t>10</w:t>
-          </w:r>
-          <w:r>
-            <w:rPr>
-              <w:rFonts w:ascii="Times New Roman" w:hAnsi="Times New Roman"/>
-              <w:b w:val="0"/>
-              <w:bCs w:val="0"/>
-              <w:noProof/>
-              <w:webHidden/>
-              <w:color w:val="000000" w:themeColor="text1"/>
-              <w:sz w:val="28"/>
-              <w:szCs w:val="28"/>
-            </w:rPr>
-            <w:fldChar w:fldCharType="end"/>
-          </w:r>
-          <w:r>
-            <w:rPr>
-              <w:rStyle w:val="a5"/>
-              <w:rFonts w:ascii="Times New Roman" w:hAnsi="Times New Roman"/>
-              <w:b w:val="0"/>
-              <w:bCs w:val="0"/>
-              <w:noProof/>
-              <w:color w:val="000000" w:themeColor="text1"/>
-              <w:sz w:val="28"/>
-              <w:szCs w:val="28"/>
-            </w:rPr>
-            <w:fldChar w:fldCharType="end"/>
-          </w:r>
-        </w:p>
-        <w:p>
-          <w:pPr>
-            <w:pStyle w:val="20"/>
-            <w:tabs>
-              <w:tab w:val="right" w:leader="dot" w:pos="9345"/>
-            </w:tabs>
-            <w:jc w:val="both"/>
-            <w:rPr>
-              <w:rFonts w:ascii="Times New Roman" w:hAnsi="Times New Roman"/>
-              <w:b w:val="0"/>
-              <w:bCs w:val="0"/>
-              <w:noProof/>
-              <w:color w:val="000000" w:themeColor="text1"/>
-              <w:sz w:val="28"/>
-              <w:szCs w:val="28"/>
-            </w:rPr>
-          </w:pPr>
-          <w:hyperlink w:anchor="_Toc241240203" w:history="1">
+          <w:hyperlink w:anchor="_Toc241676546" w:history="1">
             <w:r>
               <w:rPr>
                 <w:rStyle w:val="a5"/>
@@ -1749,33 +1464,57 @@
                 <w:b w:val="0"/>
                 <w:bCs w:val="0"/>
                 <w:noProof/>
-                <w:color w:val="000000" w:themeColor="text1"/>
-                <w:sz w:val="28"/>
-                <w:szCs w:val="28"/>
-              </w:rPr>
-              <w:t>2.1. Серверная среда</w:t>
-            </w:r>
-            <w:r>
-              <w:rPr>
-                <w:rFonts w:ascii="Times New Roman" w:hAnsi="Times New Roman"/>
-                <w:b w:val="0"/>
-                <w:bCs w:val="0"/>
-                <w:noProof/>
-                <w:webHidden/>
-                <w:color w:val="000000" w:themeColor="text1"/>
-                <w:sz w:val="28"/>
-                <w:szCs w:val="28"/>
+                <w:sz w:val="28"/>
+                <w:szCs w:val="28"/>
+              </w:rPr>
+              <w:t>2.</w:t>
+            </w:r>
+            <w:r>
+              <w:rPr>
+                <w:rFonts w:ascii="Times New Roman" w:eastAsiaTheme="minorEastAsia" w:hAnsi="Times New Roman"/>
+                <w:b w:val="0"/>
+                <w:bCs w:val="0"/>
+                <w:caps w:val="0"/>
+                <w:noProof/>
+                <w:kern w:val="2"/>
+                <w:sz w:val="28"/>
+                <w:szCs w:val="28"/>
+                <w:u w:val="none"/>
+                <w14:ligatures w14:val="standardContextual"/>
               </w:rPr>
               <w:tab/>
             </w:r>
             <w:r>
               <w:rPr>
-                <w:rFonts w:ascii="Times New Roman" w:hAnsi="Times New Roman"/>
-                <w:b w:val="0"/>
-                <w:bCs w:val="0"/>
-                <w:noProof/>
-                <w:webHidden/>
-                <w:color w:val="000000" w:themeColor="text1"/>
+                <w:rStyle w:val="a5"/>
+                <w:rFonts w:ascii="Times New Roman" w:hAnsi="Times New Roman"/>
+                <w:b w:val="0"/>
+                <w:bCs w:val="0"/>
+                <w:noProof/>
+                <w:sz w:val="28"/>
+                <w:szCs w:val="28"/>
+              </w:rPr>
+              <w:t>Системные требования развёртываемого приложения</w:t>
+            </w:r>
+            <w:r>
+              <w:rPr>
+                <w:rFonts w:ascii="Times New Roman" w:hAnsi="Times New Roman"/>
+                <w:b w:val="0"/>
+                <w:bCs w:val="0"/>
+                <w:noProof/>
+                <w:webHidden/>
+                <w:sz w:val="28"/>
+                <w:szCs w:val="28"/>
+              </w:rPr>
+              <w:tab/>
+            </w:r>
+            <w:r>
+              <w:rPr>
+                <w:rFonts w:ascii="Times New Roman" w:hAnsi="Times New Roman"/>
+                <w:b w:val="0"/>
+                <w:bCs w:val="0"/>
+                <w:noProof/>
+                <w:webHidden/>
                 <w:sz w:val="28"/>
                 <w:szCs w:val="28"/>
               </w:rPr>
@@ -1788,32 +1527,29 @@
                 <w:bCs w:val="0"/>
                 <w:noProof/>
                 <w:webHidden/>
-                <w:color w:val="000000" w:themeColor="text1"/>
-                <w:sz w:val="28"/>
-                <w:szCs w:val="28"/>
-              </w:rPr>
-              <w:instrText xml:space="preserve"> PAGEREF _Toc241240203 \h </w:instrText>
-            </w:r>
-            <w:r>
-              <w:rPr>
-                <w:rFonts w:ascii="Times New Roman" w:hAnsi="Times New Roman"/>
-                <w:b w:val="0"/>
-                <w:bCs w:val="0"/>
-                <w:noProof/>
-                <w:webHidden/>
-                <w:color w:val="000000" w:themeColor="text1"/>
-                <w:sz w:val="28"/>
-                <w:szCs w:val="28"/>
-              </w:rPr>
-            </w:r>
-            <w:r>
-              <w:rPr>
-                <w:rFonts w:ascii="Times New Roman" w:hAnsi="Times New Roman"/>
-                <w:b w:val="0"/>
-                <w:bCs w:val="0"/>
-                <w:noProof/>
-                <w:webHidden/>
-                <w:color w:val="000000" w:themeColor="text1"/>
+                <w:sz w:val="28"/>
+                <w:szCs w:val="28"/>
+              </w:rPr>
+              <w:instrText xml:space="preserve"> PAGEREF _Toc241676546 \h </w:instrText>
+            </w:r>
+            <w:r>
+              <w:rPr>
+                <w:rFonts w:ascii="Times New Roman" w:hAnsi="Times New Roman"/>
+                <w:b w:val="0"/>
+                <w:bCs w:val="0"/>
+                <w:noProof/>
+                <w:webHidden/>
+                <w:sz w:val="28"/>
+                <w:szCs w:val="28"/>
+              </w:rPr>
+            </w:r>
+            <w:r>
+              <w:rPr>
+                <w:rFonts w:ascii="Times New Roman" w:hAnsi="Times New Roman"/>
+                <w:b w:val="0"/>
+                <w:bCs w:val="0"/>
+                <w:noProof/>
+                <w:webHidden/>
                 <w:sz w:val="28"/>
                 <w:szCs w:val="28"/>
               </w:rPr>
@@ -1826,7 +1562,6 @@
                 <w:bCs w:val="0"/>
                 <w:noProof/>
                 <w:webHidden/>
-                <w:color w:val="000000" w:themeColor="text1"/>
                 <w:sz w:val="28"/>
                 <w:szCs w:val="28"/>
               </w:rPr>
@@ -1839,7 +1574,6 @@
                 <w:bCs w:val="0"/>
                 <w:noProof/>
                 <w:webHidden/>
-                <w:color w:val="000000" w:themeColor="text1"/>
                 <w:sz w:val="28"/>
                 <w:szCs w:val="28"/>
               </w:rPr>
@@ -1851,20 +1585,21 @@
           <w:pPr>
             <w:pStyle w:val="20"/>
             <w:tabs>
-              <w:tab w:val="right" w:leader="dot" w:pos="9345"/>
+              <w:tab w:val="right" w:leader="dot" w:pos="9344"/>
             </w:tabs>
-            <w:jc w:val="both"/>
             <w:rPr>
-              <w:rFonts w:ascii="Times New Roman" w:hAnsi="Times New Roman"/>
+              <w:rFonts w:ascii="Times New Roman" w:eastAsiaTheme="minorEastAsia" w:hAnsi="Times New Roman"/>
               <w:b w:val="0"/>
               <w:bCs w:val="0"/>
+              <w:smallCaps w:val="0"/>
               <w:noProof/>
-              <w:color w:val="000000" w:themeColor="text1"/>
+              <w:kern w:val="2"/>
               <w:sz w:val="28"/>
               <w:szCs w:val="28"/>
+              <w14:ligatures w14:val="standardContextual"/>
             </w:rPr>
           </w:pPr>
-          <w:hyperlink w:anchor="_Toc241240204" w:history="1">
+          <w:hyperlink w:anchor="_Toc241676547" w:history="1">
             <w:r>
               <w:rPr>
                 <w:rStyle w:val="a5"/>
@@ -1872,20 +1607,18 @@
                 <w:b w:val="0"/>
                 <w:bCs w:val="0"/>
                 <w:noProof/>
-                <w:color w:val="000000" w:themeColor="text1"/>
-                <w:sz w:val="28"/>
-                <w:szCs w:val="28"/>
-              </w:rPr>
-              <w:t>2.2. Программные требования приложения</w:t>
-            </w:r>
-            <w:r>
-              <w:rPr>
-                <w:rFonts w:ascii="Times New Roman" w:hAnsi="Times New Roman"/>
-                <w:b w:val="0"/>
-                <w:bCs w:val="0"/>
-                <w:noProof/>
-                <w:webHidden/>
-                <w:color w:val="000000" w:themeColor="text1"/>
+                <w:sz w:val="28"/>
+                <w:szCs w:val="28"/>
+              </w:rPr>
+              <w:t>2.1. Серверная среда</w:t>
+            </w:r>
+            <w:r>
+              <w:rPr>
+                <w:rFonts w:ascii="Times New Roman" w:hAnsi="Times New Roman"/>
+                <w:b w:val="0"/>
+                <w:bCs w:val="0"/>
+                <w:noProof/>
+                <w:webHidden/>
                 <w:sz w:val="28"/>
                 <w:szCs w:val="28"/>
               </w:rPr>
@@ -1898,7 +1631,6 @@
                 <w:bCs w:val="0"/>
                 <w:noProof/>
                 <w:webHidden/>
-                <w:color w:val="000000" w:themeColor="text1"/>
                 <w:sz w:val="28"/>
                 <w:szCs w:val="28"/>
               </w:rPr>
@@ -1911,32 +1643,29 @@
                 <w:bCs w:val="0"/>
                 <w:noProof/>
                 <w:webHidden/>
-                <w:color w:val="000000" w:themeColor="text1"/>
-                <w:sz w:val="28"/>
-                <w:szCs w:val="28"/>
-              </w:rPr>
-              <w:instrText xml:space="preserve"> PAGEREF _Toc241240204 \h </w:instrText>
-            </w:r>
-            <w:r>
-              <w:rPr>
-                <w:rFonts w:ascii="Times New Roman" w:hAnsi="Times New Roman"/>
-                <w:b w:val="0"/>
-                <w:bCs w:val="0"/>
-                <w:noProof/>
-                <w:webHidden/>
-                <w:color w:val="000000" w:themeColor="text1"/>
-                <w:sz w:val="28"/>
-                <w:szCs w:val="28"/>
-              </w:rPr>
-            </w:r>
-            <w:r>
-              <w:rPr>
-                <w:rFonts w:ascii="Times New Roman" w:hAnsi="Times New Roman"/>
-                <w:b w:val="0"/>
-                <w:bCs w:val="0"/>
-                <w:noProof/>
-                <w:webHidden/>
-                <w:color w:val="000000" w:themeColor="text1"/>
+                <w:sz w:val="28"/>
+                <w:szCs w:val="28"/>
+              </w:rPr>
+              <w:instrText xml:space="preserve"> PAGEREF _Toc241676547 \h </w:instrText>
+            </w:r>
+            <w:r>
+              <w:rPr>
+                <w:rFonts w:ascii="Times New Roman" w:hAnsi="Times New Roman"/>
+                <w:b w:val="0"/>
+                <w:bCs w:val="0"/>
+                <w:noProof/>
+                <w:webHidden/>
+                <w:sz w:val="28"/>
+                <w:szCs w:val="28"/>
+              </w:rPr>
+            </w:r>
+            <w:r>
+              <w:rPr>
+                <w:rFonts w:ascii="Times New Roman" w:hAnsi="Times New Roman"/>
+                <w:b w:val="0"/>
+                <w:bCs w:val="0"/>
+                <w:noProof/>
+                <w:webHidden/>
                 <w:sz w:val="28"/>
                 <w:szCs w:val="28"/>
               </w:rPr>
@@ -1949,7 +1678,6 @@
                 <w:bCs w:val="0"/>
                 <w:noProof/>
                 <w:webHidden/>
-                <w:color w:val="000000" w:themeColor="text1"/>
                 <w:sz w:val="28"/>
                 <w:szCs w:val="28"/>
               </w:rPr>
@@ -1962,7 +1690,6 @@
                 <w:bCs w:val="0"/>
                 <w:noProof/>
                 <w:webHidden/>
-                <w:color w:val="000000" w:themeColor="text1"/>
                 <w:sz w:val="28"/>
                 <w:szCs w:val="28"/>
               </w:rPr>
@@ -1974,20 +1701,21 @@
           <w:pPr>
             <w:pStyle w:val="20"/>
             <w:tabs>
-              <w:tab w:val="right" w:leader="dot" w:pos="9345"/>
+              <w:tab w:val="right" w:leader="dot" w:pos="9344"/>
             </w:tabs>
-            <w:jc w:val="both"/>
             <w:rPr>
-              <w:rFonts w:ascii="Times New Roman" w:hAnsi="Times New Roman"/>
+              <w:rFonts w:ascii="Times New Roman" w:eastAsiaTheme="minorEastAsia" w:hAnsi="Times New Roman"/>
               <w:b w:val="0"/>
               <w:bCs w:val="0"/>
+              <w:smallCaps w:val="0"/>
               <w:noProof/>
-              <w:color w:val="000000" w:themeColor="text1"/>
+              <w:kern w:val="2"/>
               <w:sz w:val="28"/>
               <w:szCs w:val="28"/>
+              <w14:ligatures w14:val="standardContextual"/>
             </w:rPr>
           </w:pPr>
-          <w:hyperlink w:anchor="_Toc241240205" w:history="1">
+          <w:hyperlink w:anchor="_Toc241676548" w:history="1">
             <w:r>
               <w:rPr>
                 <w:rStyle w:val="a5"/>
@@ -1995,7 +1723,122 @@
                 <w:b w:val="0"/>
                 <w:bCs w:val="0"/>
                 <w:noProof/>
-                <w:color w:val="000000" w:themeColor="text1"/>
+                <w:sz w:val="28"/>
+                <w:szCs w:val="28"/>
+              </w:rPr>
+              <w:t>2.2. Программные требования приложения</w:t>
+            </w:r>
+            <w:r>
+              <w:rPr>
+                <w:rFonts w:ascii="Times New Roman" w:hAnsi="Times New Roman"/>
+                <w:b w:val="0"/>
+                <w:bCs w:val="0"/>
+                <w:noProof/>
+                <w:webHidden/>
+                <w:sz w:val="28"/>
+                <w:szCs w:val="28"/>
+              </w:rPr>
+              <w:tab/>
+            </w:r>
+            <w:r>
+              <w:rPr>
+                <w:rFonts w:ascii="Times New Roman" w:hAnsi="Times New Roman"/>
+                <w:b w:val="0"/>
+                <w:bCs w:val="0"/>
+                <w:noProof/>
+                <w:webHidden/>
+                <w:sz w:val="28"/>
+                <w:szCs w:val="28"/>
+              </w:rPr>
+              <w:fldChar w:fldCharType="begin"/>
+            </w:r>
+            <w:r>
+              <w:rPr>
+                <w:rFonts w:ascii="Times New Roman" w:hAnsi="Times New Roman"/>
+                <w:b w:val="0"/>
+                <w:bCs w:val="0"/>
+                <w:noProof/>
+                <w:webHidden/>
+                <w:sz w:val="28"/>
+                <w:szCs w:val="28"/>
+              </w:rPr>
+              <w:instrText xml:space="preserve"> PAGEREF _Toc241676548 \h </w:instrText>
+            </w:r>
+            <w:r>
+              <w:rPr>
+                <w:rFonts w:ascii="Times New Roman" w:hAnsi="Times New Roman"/>
+                <w:b w:val="0"/>
+                <w:bCs w:val="0"/>
+                <w:noProof/>
+                <w:webHidden/>
+                <w:sz w:val="28"/>
+                <w:szCs w:val="28"/>
+              </w:rPr>
+            </w:r>
+            <w:r>
+              <w:rPr>
+                <w:rFonts w:ascii="Times New Roman" w:hAnsi="Times New Roman"/>
+                <w:b w:val="0"/>
+                <w:bCs w:val="0"/>
+                <w:noProof/>
+                <w:webHidden/>
+                <w:sz w:val="28"/>
+                <w:szCs w:val="28"/>
+              </w:rPr>
+              <w:fldChar w:fldCharType="separate"/>
+            </w:r>
+            <w:r>
+              <w:rPr>
+                <w:rFonts w:ascii="Times New Roman" w:hAnsi="Times New Roman"/>
+                <w:b w:val="0"/>
+                <w:bCs w:val="0"/>
+                <w:noProof/>
+                <w:webHidden/>
+                <w:sz w:val="28"/>
+                <w:szCs w:val="28"/>
+              </w:rPr>
+              <w:t>10</w:t>
+            </w:r>
+            <w:r>
+              <w:rPr>
+                <w:rFonts w:ascii="Times New Roman" w:hAnsi="Times New Roman"/>
+                <w:b w:val="0"/>
+                <w:bCs w:val="0"/>
+                <w:noProof/>
+                <w:webHidden/>
+                <w:sz w:val="28"/>
+                <w:szCs w:val="28"/>
+              </w:rPr>
+              <w:fldChar w:fldCharType="end"/>
+            </w:r>
+          </w:hyperlink>
+        </w:p>
+        <w:p>
+          <w:pPr>
+            <w:pStyle w:val="20"/>
+            <w:tabs>
+              <w:tab w:val="right" w:leader="dot" w:pos="9344"/>
+            </w:tabs>
+            <w:rPr>
+              <w:rFonts w:ascii="Times New Roman" w:eastAsiaTheme="minorEastAsia" w:hAnsi="Times New Roman"/>
+              <w:b w:val="0"/>
+              <w:bCs w:val="0"/>
+              <w:smallCaps w:val="0"/>
+              <w:noProof/>
+              <w:kern w:val="2"/>
+              <w:sz w:val="28"/>
+              <w:szCs w:val="28"/>
+              <w14:ligatures w14:val="standardContextual"/>
+            </w:rPr>
+          </w:pPr>
+          <w:hyperlink w:anchor="_Toc241676549" w:history="1">
+            <w:r>
+              <w:rPr>
+                <w:rStyle w:val="a5"/>
+                <w:rFonts w:ascii="Times New Roman" w:hAnsi="Times New Roman"/>
+                <w:b w:val="0"/>
+                <w:bCs w:val="0"/>
+                <w:noProof/>
                 <w:sz w:val="28"/>
                 <w:szCs w:val="28"/>
               </w:rPr>
@@ -2008,7 +1851,6 @@
                 <w:bCs w:val="0"/>
                 <w:noProof/>
                 <w:webHidden/>
-                <w:color w:val="000000" w:themeColor="text1"/>
                 <w:sz w:val="28"/>
                 <w:szCs w:val="28"/>
               </w:rPr>
@@ -2021,7 +1863,6 @@
                 <w:bCs w:val="0"/>
                 <w:noProof/>
                 <w:webHidden/>
-                <w:color w:val="000000" w:themeColor="text1"/>
                 <w:sz w:val="28"/>
                 <w:szCs w:val="28"/>
               </w:rPr>
@@ -2034,32 +1875,29 @@
                 <w:bCs w:val="0"/>
                 <w:noProof/>
                 <w:webHidden/>
-                <w:color w:val="000000" w:themeColor="text1"/>
-                <w:sz w:val="28"/>
-                <w:szCs w:val="28"/>
-              </w:rPr>
-              <w:instrText xml:space="preserve"> PAGEREF _Toc241240205 \h </w:instrText>
-            </w:r>
-            <w:r>
-              <w:rPr>
-                <w:rFonts w:ascii="Times New Roman" w:hAnsi="Times New Roman"/>
-                <w:b w:val="0"/>
-                <w:bCs w:val="0"/>
-                <w:noProof/>
-                <w:webHidden/>
-                <w:color w:val="000000" w:themeColor="text1"/>
-                <w:sz w:val="28"/>
-                <w:szCs w:val="28"/>
-              </w:rPr>
-            </w:r>
-            <w:r>
-              <w:rPr>
-                <w:rFonts w:ascii="Times New Roman" w:hAnsi="Times New Roman"/>
-                <w:b w:val="0"/>
-                <w:bCs w:val="0"/>
-                <w:noProof/>
-                <w:webHidden/>
-                <w:color w:val="000000" w:themeColor="text1"/>
+                <w:sz w:val="28"/>
+                <w:szCs w:val="28"/>
+              </w:rPr>
+              <w:instrText xml:space="preserve"> PAGEREF _Toc241676549 \h </w:instrText>
+            </w:r>
+            <w:r>
+              <w:rPr>
+                <w:rFonts w:ascii="Times New Roman" w:hAnsi="Times New Roman"/>
+                <w:b w:val="0"/>
+                <w:bCs w:val="0"/>
+                <w:noProof/>
+                <w:webHidden/>
+                <w:sz w:val="28"/>
+                <w:szCs w:val="28"/>
+              </w:rPr>
+            </w:r>
+            <w:r>
+              <w:rPr>
+                <w:rFonts w:ascii="Times New Roman" w:hAnsi="Times New Roman"/>
+                <w:b w:val="0"/>
+                <w:bCs w:val="0"/>
+                <w:noProof/>
+                <w:webHidden/>
                 <w:sz w:val="28"/>
                 <w:szCs w:val="28"/>
               </w:rPr>
@@ -2072,7 +1910,6 @@
                 <w:bCs w:val="0"/>
                 <w:noProof/>
                 <w:webHidden/>
-                <w:color w:val="000000" w:themeColor="text1"/>
                 <w:sz w:val="28"/>
                 <w:szCs w:val="28"/>
               </w:rPr>
@@ -2085,7 +1922,6 @@
                 <w:bCs w:val="0"/>
                 <w:noProof/>
                 <w:webHidden/>
-                <w:color w:val="000000" w:themeColor="text1"/>
                 <w:sz w:val="28"/>
                 <w:szCs w:val="28"/>
               </w:rPr>
@@ -2097,58 +1933,70 @@
           <w:pPr>
             <w:pStyle w:val="11"/>
             <w:tabs>
-              <w:tab w:val="right" w:leader="dot" w:pos="9345"/>
+              <w:tab w:val="left" w:pos="423"/>
+              <w:tab w:val="right" w:leader="dot" w:pos="9344"/>
             </w:tabs>
-            <w:spacing w:before="0"/>
-            <w:jc w:val="both"/>
             <w:rPr>
-              <w:rFonts w:ascii="Times New Roman" w:hAnsi="Times New Roman"/>
+              <w:rFonts w:ascii="Times New Roman" w:eastAsiaTheme="minorEastAsia" w:hAnsi="Times New Roman"/>
+              <w:b w:val="0"/>
+              <w:bCs w:val="0"/>
+              <w:caps w:val="0"/>
               <w:noProof/>
-              <w:color w:val="000000" w:themeColor="text1"/>
+              <w:kern w:val="2"/>
               <w:sz w:val="28"/>
               <w:szCs w:val="28"/>
+              <w:u w:val="none"/>
+              <w14:ligatures w14:val="standardContextual"/>
             </w:rPr>
           </w:pPr>
-          <w:hyperlink w:anchor="_Toc241240206" w:history="1">
+          <w:hyperlink w:anchor="_Toc241676550" w:history="1">
             <w:r>
               <w:rPr>
                 <w:rStyle w:val="a5"/>
                 <w:rFonts w:ascii="Times New Roman" w:hAnsi="Times New Roman"/>
-                <w:noProof/>
-                <w:color w:val="000000" w:themeColor="text1"/>
-                <w:sz w:val="28"/>
-                <w:szCs w:val="28"/>
-              </w:rPr>
-              <w:t>3. П</w:t>
+                <w:b w:val="0"/>
+                <w:bCs w:val="0"/>
+                <w:noProof/>
+                <w:sz w:val="28"/>
+                <w:szCs w:val="28"/>
+                <w:lang w:val="en-US"/>
+              </w:rPr>
+              <w:t>3.</w:t>
+            </w:r>
+            <w:r>
+              <w:rPr>
+                <w:rFonts w:ascii="Times New Roman" w:eastAsiaTheme="minorEastAsia" w:hAnsi="Times New Roman"/>
+                <w:b w:val="0"/>
+                <w:bCs w:val="0"/>
+                <w:caps w:val="0"/>
+                <w:noProof/>
+                <w:kern w:val="2"/>
+                <w:sz w:val="28"/>
+                <w:szCs w:val="28"/>
+                <w:u w:val="none"/>
+                <w14:ligatures w14:val="standardContextual"/>
+              </w:rPr>
+              <w:tab/>
             </w:r>
             <w:r>
               <w:rPr>
                 <w:rStyle w:val="a5"/>
                 <w:rFonts w:ascii="Times New Roman" w:hAnsi="Times New Roman"/>
-                <w:noProof/>
-                <w:color w:val="000000" w:themeColor="text1"/>
-                <w:sz w:val="28"/>
-                <w:szCs w:val="28"/>
-              </w:rPr>
-              <w:t>р</w:t>
-            </w:r>
-            <w:r>
-              <w:rPr>
-                <w:rStyle w:val="a5"/>
-                <w:rFonts w:ascii="Times New Roman" w:hAnsi="Times New Roman"/>
-                <w:noProof/>
-                <w:color w:val="000000" w:themeColor="text1"/>
-                <w:sz w:val="28"/>
-                <w:szCs w:val="28"/>
-              </w:rPr>
-              <w:t>ограммный код и конфигурационные файлы</w:t>
-            </w:r>
-            <w:r>
-              <w:rPr>
-                <w:rFonts w:ascii="Times New Roman" w:hAnsi="Times New Roman"/>
-                <w:noProof/>
-                <w:webHidden/>
-                <w:color w:val="000000" w:themeColor="text1"/>
+                <w:b w:val="0"/>
+                <w:bCs w:val="0"/>
+                <w:noProof/>
+                <w:sz w:val="28"/>
+                <w:szCs w:val="28"/>
+              </w:rPr>
+              <w:t>Программный код и конфигурационные файлы</w:t>
+            </w:r>
+            <w:r>
+              <w:rPr>
+                <w:rFonts w:ascii="Times New Roman" w:hAnsi="Times New Roman"/>
+                <w:b w:val="0"/>
+                <w:bCs w:val="0"/>
+                <w:noProof/>
+                <w:webHidden/>
                 <w:sz w:val="28"/>
                 <w:szCs w:val="28"/>
               </w:rPr>
@@ -2157,9 +2005,10 @@
             <w:r>
               <w:rPr>
                 <w:rFonts w:ascii="Times New Roman" w:hAnsi="Times New Roman"/>
-                <w:noProof/>
-                <w:webHidden/>
-                <w:color w:val="000000" w:themeColor="text1"/>
+                <w:b w:val="0"/>
+                <w:bCs w:val="0"/>
+                <w:noProof/>
+                <w:webHidden/>
                 <w:sz w:val="28"/>
                 <w:szCs w:val="28"/>
               </w:rPr>
@@ -2168,30 +2017,33 @@
             <w:r>
               <w:rPr>
                 <w:rFonts w:ascii="Times New Roman" w:hAnsi="Times New Roman"/>
-                <w:noProof/>
-                <w:webHidden/>
-                <w:color w:val="000000" w:themeColor="text1"/>
-                <w:sz w:val="28"/>
-                <w:szCs w:val="28"/>
-              </w:rPr>
-              <w:instrText xml:space="preserve"> PAGEREF _Toc241240206 \h </w:instrText>
-            </w:r>
-            <w:r>
-              <w:rPr>
-                <w:rFonts w:ascii="Times New Roman" w:hAnsi="Times New Roman"/>
-                <w:noProof/>
-                <w:webHidden/>
-                <w:color w:val="000000" w:themeColor="text1"/>
-                <w:sz w:val="28"/>
-                <w:szCs w:val="28"/>
-              </w:rPr>
-            </w:r>
-            <w:r>
-              <w:rPr>
-                <w:rFonts w:ascii="Times New Roman" w:hAnsi="Times New Roman"/>
-                <w:noProof/>
-                <w:webHidden/>
-                <w:color w:val="000000" w:themeColor="text1"/>
+                <w:b w:val="0"/>
+                <w:bCs w:val="0"/>
+                <w:noProof/>
+                <w:webHidden/>
+                <w:sz w:val="28"/>
+                <w:szCs w:val="28"/>
+              </w:rPr>
+              <w:instrText xml:space="preserve"> PAGEREF _Toc241676550 \h </w:instrText>
+            </w:r>
+            <w:r>
+              <w:rPr>
+                <w:rFonts w:ascii="Times New Roman" w:hAnsi="Times New Roman"/>
+                <w:b w:val="0"/>
+                <w:bCs w:val="0"/>
+                <w:noProof/>
+                <w:webHidden/>
+                <w:sz w:val="28"/>
+                <w:szCs w:val="28"/>
+              </w:rPr>
+            </w:r>
+            <w:r>
+              <w:rPr>
+                <w:rFonts w:ascii="Times New Roman" w:hAnsi="Times New Roman"/>
+                <w:b w:val="0"/>
+                <w:bCs w:val="0"/>
+                <w:noProof/>
+                <w:webHidden/>
                 <w:sz w:val="28"/>
                 <w:szCs w:val="28"/>
               </w:rPr>
@@ -2200,9 +2052,10 @@
             <w:r>
               <w:rPr>
                 <w:rFonts w:ascii="Times New Roman" w:hAnsi="Times New Roman"/>
-                <w:noProof/>
-                <w:webHidden/>
-                <w:color w:val="000000" w:themeColor="text1"/>
+                <w:b w:val="0"/>
+                <w:bCs w:val="0"/>
+                <w:noProof/>
+                <w:webHidden/>
                 <w:sz w:val="28"/>
                 <w:szCs w:val="28"/>
               </w:rPr>
@@ -2211,9 +2064,10 @@
             <w:r>
               <w:rPr>
                 <w:rFonts w:ascii="Times New Roman" w:hAnsi="Times New Roman"/>
-                <w:noProof/>
-                <w:webHidden/>
-                <w:color w:val="000000" w:themeColor="text1"/>
+                <w:b w:val="0"/>
+                <w:bCs w:val="0"/>
+                <w:noProof/>
+                <w:webHidden/>
                 <w:sz w:val="28"/>
                 <w:szCs w:val="28"/>
               </w:rPr>
@@ -2225,20 +2079,21 @@
           <w:pPr>
             <w:pStyle w:val="20"/>
             <w:tabs>
-              <w:tab w:val="right" w:leader="dot" w:pos="9345"/>
+              <w:tab w:val="right" w:leader="dot" w:pos="9344"/>
             </w:tabs>
-            <w:jc w:val="both"/>
             <w:rPr>
-              <w:rFonts w:ascii="Times New Roman" w:hAnsi="Times New Roman"/>
+              <w:rFonts w:ascii="Times New Roman" w:eastAsiaTheme="minorEastAsia" w:hAnsi="Times New Roman"/>
               <w:b w:val="0"/>
               <w:bCs w:val="0"/>
+              <w:smallCaps w:val="0"/>
               <w:noProof/>
-              <w:color w:val="000000" w:themeColor="text1"/>
+              <w:kern w:val="2"/>
               <w:sz w:val="28"/>
               <w:szCs w:val="28"/>
+              <w14:ligatures w14:val="standardContextual"/>
             </w:rPr>
           </w:pPr>
-          <w:hyperlink w:anchor="_Toc241240207" w:history="1">
+          <w:hyperlink w:anchor="_Toc241676551" w:history="1">
             <w:r>
               <w:rPr>
                 <w:rStyle w:val="a5"/>
@@ -2246,7 +2101,6 @@
                 <w:b w:val="0"/>
                 <w:bCs w:val="0"/>
                 <w:noProof/>
-                <w:color w:val="000000" w:themeColor="text1"/>
                 <w:sz w:val="28"/>
                 <w:szCs w:val="28"/>
               </w:rPr>
@@ -2259,7 +2113,6 @@
                 <w:bCs w:val="0"/>
                 <w:noProof/>
                 <w:webHidden/>
-                <w:color w:val="000000" w:themeColor="text1"/>
                 <w:sz w:val="28"/>
                 <w:szCs w:val="28"/>
               </w:rPr>
@@ -2272,7 +2125,6 @@
                 <w:bCs w:val="0"/>
                 <w:noProof/>
                 <w:webHidden/>
-                <w:color w:val="000000" w:themeColor="text1"/>
                 <w:sz w:val="28"/>
                 <w:szCs w:val="28"/>
               </w:rPr>
@@ -2285,32 +2137,29 @@
                 <w:bCs w:val="0"/>
                 <w:noProof/>
                 <w:webHidden/>
-                <w:color w:val="000000" w:themeColor="text1"/>
-                <w:sz w:val="28"/>
-                <w:szCs w:val="28"/>
-              </w:rPr>
-              <w:instrText xml:space="preserve"> PAGEREF _Toc241240207 \h </w:instrText>
-            </w:r>
-            <w:r>
-              <w:rPr>
-                <w:rFonts w:ascii="Times New Roman" w:hAnsi="Times New Roman"/>
-                <w:b w:val="0"/>
-                <w:bCs w:val="0"/>
-                <w:noProof/>
-                <w:webHidden/>
-                <w:color w:val="000000" w:themeColor="text1"/>
-                <w:sz w:val="28"/>
-                <w:szCs w:val="28"/>
-              </w:rPr>
-            </w:r>
-            <w:r>
-              <w:rPr>
-                <w:rFonts w:ascii="Times New Roman" w:hAnsi="Times New Roman"/>
-                <w:b w:val="0"/>
-                <w:bCs w:val="0"/>
-                <w:noProof/>
-                <w:webHidden/>
-                <w:color w:val="000000" w:themeColor="text1"/>
+                <w:sz w:val="28"/>
+                <w:szCs w:val="28"/>
+              </w:rPr>
+              <w:instrText xml:space="preserve"> PAGEREF _Toc241676551 \h </w:instrText>
+            </w:r>
+            <w:r>
+              <w:rPr>
+                <w:rFonts w:ascii="Times New Roman" w:hAnsi="Times New Roman"/>
+                <w:b w:val="0"/>
+                <w:bCs w:val="0"/>
+                <w:noProof/>
+                <w:webHidden/>
+                <w:sz w:val="28"/>
+                <w:szCs w:val="28"/>
+              </w:rPr>
+            </w:r>
+            <w:r>
+              <w:rPr>
+                <w:rFonts w:ascii="Times New Roman" w:hAnsi="Times New Roman"/>
+                <w:b w:val="0"/>
+                <w:bCs w:val="0"/>
+                <w:noProof/>
+                <w:webHidden/>
                 <w:sz w:val="28"/>
                 <w:szCs w:val="28"/>
               </w:rPr>
@@ -2323,20 +2172,18 @@
                 <w:bCs w:val="0"/>
                 <w:noProof/>
                 <w:webHidden/>
-                <w:color w:val="000000" w:themeColor="text1"/>
-                <w:sz w:val="28"/>
-                <w:szCs w:val="28"/>
-              </w:rPr>
-              <w:t>12</w:t>
-            </w:r>
-            <w:r>
-              <w:rPr>
-                <w:rFonts w:ascii="Times New Roman" w:hAnsi="Times New Roman"/>
-                <w:b w:val="0"/>
-                <w:bCs w:val="0"/>
-                <w:noProof/>
-                <w:webHidden/>
-                <w:color w:val="000000" w:themeColor="text1"/>
+                <w:sz w:val="28"/>
+                <w:szCs w:val="28"/>
+              </w:rPr>
+              <w:t>13</w:t>
+            </w:r>
+            <w:r>
+              <w:rPr>
+                <w:rFonts w:ascii="Times New Roman" w:hAnsi="Times New Roman"/>
+                <w:b w:val="0"/>
+                <w:bCs w:val="0"/>
+                <w:noProof/>
+                <w:webHidden/>
                 <w:sz w:val="28"/>
                 <w:szCs w:val="28"/>
               </w:rPr>
@@ -2348,20 +2195,21 @@
           <w:pPr>
             <w:pStyle w:val="20"/>
             <w:tabs>
-              <w:tab w:val="right" w:leader="dot" w:pos="9345"/>
+              <w:tab w:val="right" w:leader="dot" w:pos="9344"/>
             </w:tabs>
-            <w:jc w:val="both"/>
             <w:rPr>
-              <w:rFonts w:ascii="Times New Roman" w:hAnsi="Times New Roman"/>
+              <w:rFonts w:ascii="Times New Roman" w:eastAsiaTheme="minorEastAsia" w:hAnsi="Times New Roman"/>
               <w:b w:val="0"/>
               <w:bCs w:val="0"/>
+              <w:smallCaps w:val="0"/>
               <w:noProof/>
-              <w:color w:val="000000" w:themeColor="text1"/>
+              <w:kern w:val="2"/>
               <w:sz w:val="28"/>
               <w:szCs w:val="28"/>
+              <w14:ligatures w14:val="standardContextual"/>
             </w:rPr>
           </w:pPr>
-          <w:hyperlink w:anchor="_Toc241240208" w:history="1">
+          <w:hyperlink w:anchor="_Toc241676552" w:history="1">
             <w:r>
               <w:rPr>
                 <w:rStyle w:val="a5"/>
@@ -2369,20 +2217,42 @@
                 <w:b w:val="0"/>
                 <w:bCs w:val="0"/>
                 <w:noProof/>
-                <w:color w:val="000000" w:themeColor="text1"/>
-                <w:sz w:val="28"/>
-                <w:szCs w:val="28"/>
-              </w:rPr>
-              <w:t>3.2. Основной файл конфигурации (docker-compose.yml)</w:t>
-            </w:r>
-            <w:r>
-              <w:rPr>
-                <w:rFonts w:ascii="Times New Roman" w:hAnsi="Times New Roman"/>
-                <w:b w:val="0"/>
-                <w:bCs w:val="0"/>
-                <w:noProof/>
-                <w:webHidden/>
-                <w:color w:val="000000" w:themeColor="text1"/>
+                <w:sz w:val="28"/>
+                <w:szCs w:val="28"/>
+              </w:rPr>
+              <w:t>3.2. Основной файл</w:t>
+            </w:r>
+            <w:r>
+              <w:rPr>
+                <w:rStyle w:val="a5"/>
+                <w:rFonts w:ascii="Times New Roman" w:hAnsi="Times New Roman"/>
+                <w:b w:val="0"/>
+                <w:bCs w:val="0"/>
+                <w:noProof/>
+                <w:sz w:val="28"/>
+                <w:szCs w:val="28"/>
+              </w:rPr>
+              <w:t xml:space="preserve"> </w:t>
+            </w:r>
+            <w:r>
+              <w:rPr>
+                <w:rStyle w:val="a5"/>
+                <w:rFonts w:ascii="Times New Roman" w:hAnsi="Times New Roman"/>
+                <w:b w:val="0"/>
+                <w:bCs w:val="0"/>
+                <w:noProof/>
+                <w:sz w:val="28"/>
+                <w:szCs w:val="28"/>
+              </w:rPr>
+              <w:t>конфигурации (docker-compose.yml)</w:t>
+            </w:r>
+            <w:r>
+              <w:rPr>
+                <w:rFonts w:ascii="Times New Roman" w:hAnsi="Times New Roman"/>
+                <w:b w:val="0"/>
+                <w:bCs w:val="0"/>
+                <w:noProof/>
+                <w:webHidden/>
                 <w:sz w:val="28"/>
                 <w:szCs w:val="28"/>
               </w:rPr>
@@ -2395,7 +2265,6 @@
                 <w:bCs w:val="0"/>
                 <w:noProof/>
                 <w:webHidden/>
-                <w:color w:val="000000" w:themeColor="text1"/>
                 <w:sz w:val="28"/>
                 <w:szCs w:val="28"/>
               </w:rPr>
@@ -2408,32 +2277,29 @@
                 <w:bCs w:val="0"/>
                 <w:noProof/>
                 <w:webHidden/>
-                <w:color w:val="000000" w:themeColor="text1"/>
-                <w:sz w:val="28"/>
-                <w:szCs w:val="28"/>
-              </w:rPr>
-              <w:instrText xml:space="preserve"> PAGEREF _Toc241240208 \h </w:instrText>
-            </w:r>
-            <w:r>
-              <w:rPr>
-                <w:rFonts w:ascii="Times New Roman" w:hAnsi="Times New Roman"/>
-                <w:b w:val="0"/>
-                <w:bCs w:val="0"/>
-                <w:noProof/>
-                <w:webHidden/>
-                <w:color w:val="000000" w:themeColor="text1"/>
-                <w:sz w:val="28"/>
-                <w:szCs w:val="28"/>
-              </w:rPr>
-            </w:r>
-            <w:r>
-              <w:rPr>
-                <w:rFonts w:ascii="Times New Roman" w:hAnsi="Times New Roman"/>
-                <w:b w:val="0"/>
-                <w:bCs w:val="0"/>
-                <w:noProof/>
-                <w:webHidden/>
-                <w:color w:val="000000" w:themeColor="text1"/>
+                <w:sz w:val="28"/>
+                <w:szCs w:val="28"/>
+              </w:rPr>
+              <w:instrText xml:space="preserve"> PAGEREF _Toc241676552 \h </w:instrText>
+            </w:r>
+            <w:r>
+              <w:rPr>
+                <w:rFonts w:ascii="Times New Roman" w:hAnsi="Times New Roman"/>
+                <w:b w:val="0"/>
+                <w:bCs w:val="0"/>
+                <w:noProof/>
+                <w:webHidden/>
+                <w:sz w:val="28"/>
+                <w:szCs w:val="28"/>
+              </w:rPr>
+            </w:r>
+            <w:r>
+              <w:rPr>
+                <w:rFonts w:ascii="Times New Roman" w:hAnsi="Times New Roman"/>
+                <w:b w:val="0"/>
+                <w:bCs w:val="0"/>
+                <w:noProof/>
+                <w:webHidden/>
                 <w:sz w:val="28"/>
                 <w:szCs w:val="28"/>
               </w:rPr>
@@ -2446,20 +2312,18 @@
                 <w:bCs w:val="0"/>
                 <w:noProof/>
                 <w:webHidden/>
-                <w:color w:val="000000" w:themeColor="text1"/>
-                <w:sz w:val="28"/>
-                <w:szCs w:val="28"/>
-              </w:rPr>
-              <w:t>12</w:t>
-            </w:r>
-            <w:r>
-              <w:rPr>
-                <w:rFonts w:ascii="Times New Roman" w:hAnsi="Times New Roman"/>
-                <w:b w:val="0"/>
-                <w:bCs w:val="0"/>
-                <w:noProof/>
-                <w:webHidden/>
-                <w:color w:val="000000" w:themeColor="text1"/>
+                <w:sz w:val="28"/>
+                <w:szCs w:val="28"/>
+              </w:rPr>
+              <w:t>14</w:t>
+            </w:r>
+            <w:r>
+              <w:rPr>
+                <w:rFonts w:ascii="Times New Roman" w:hAnsi="Times New Roman"/>
+                <w:b w:val="0"/>
+                <w:bCs w:val="0"/>
+                <w:noProof/>
+                <w:webHidden/>
                 <w:sz w:val="28"/>
                 <w:szCs w:val="28"/>
               </w:rPr>
@@ -2471,47 +2335,82 @@
           <w:pPr>
             <w:pStyle w:val="11"/>
             <w:tabs>
-              <w:tab w:val="right" w:leader="dot" w:pos="9345"/>
+              <w:tab w:val="left" w:pos="423"/>
+              <w:tab w:val="right" w:leader="dot" w:pos="9344"/>
             </w:tabs>
-            <w:spacing w:before="0"/>
-            <w:jc w:val="both"/>
             <w:rPr>
-              <w:rFonts w:ascii="Times New Roman" w:hAnsi="Times New Roman"/>
+              <w:rFonts w:ascii="Times New Roman" w:eastAsiaTheme="minorEastAsia" w:hAnsi="Times New Roman"/>
+              <w:b w:val="0"/>
+              <w:bCs w:val="0"/>
+              <w:caps w:val="0"/>
               <w:noProof/>
-              <w:color w:val="000000" w:themeColor="text1"/>
+              <w:kern w:val="2"/>
               <w:sz w:val="28"/>
               <w:szCs w:val="28"/>
+              <w:u w:val="none"/>
+              <w14:ligatures w14:val="standardContextual"/>
             </w:rPr>
           </w:pPr>
-          <w:hyperlink w:anchor="_Toc241240209" w:history="1">
+          <w:hyperlink w:anchor="_Toc241676553" w:history="1">
             <w:r>
               <w:rPr>
                 <w:rStyle w:val="a5"/>
                 <w:rFonts w:ascii="Times New Roman" w:hAnsi="Times New Roman"/>
-                <w:noProof/>
-                <w:color w:val="000000" w:themeColor="text1"/>
-                <w:sz w:val="28"/>
-                <w:szCs w:val="28"/>
-              </w:rPr>
-              <w:t>4. Документация по запуску проекта</w:t>
-            </w:r>
-            <w:r>
-              <w:rPr>
-                <w:rFonts w:ascii="Times New Roman" w:hAnsi="Times New Roman"/>
-                <w:noProof/>
-                <w:webHidden/>
-                <w:color w:val="000000" w:themeColor="text1"/>
-                <w:sz w:val="28"/>
-                <w:szCs w:val="28"/>
+                <w:b w:val="0"/>
+                <w:bCs w:val="0"/>
+                <w:noProof/>
+                <w:sz w:val="28"/>
+                <w:szCs w:val="28"/>
+                <w:lang w:val="en-US"/>
+              </w:rPr>
+              <w:t>4.</w:t>
+            </w:r>
+            <w:r>
+              <w:rPr>
+                <w:rFonts w:ascii="Times New Roman" w:eastAsiaTheme="minorEastAsia" w:hAnsi="Times New Roman"/>
+                <w:b w:val="0"/>
+                <w:bCs w:val="0"/>
+                <w:caps w:val="0"/>
+                <w:noProof/>
+                <w:kern w:val="2"/>
+                <w:sz w:val="28"/>
+                <w:szCs w:val="28"/>
+                <w:u w:val="none"/>
+                <w14:ligatures w14:val="standardContextual"/>
               </w:rPr>
               <w:tab/>
             </w:r>
             <w:r>
               <w:rPr>
-                <w:rFonts w:ascii="Times New Roman" w:hAnsi="Times New Roman"/>
-                <w:noProof/>
-                <w:webHidden/>
-                <w:color w:val="000000" w:themeColor="text1"/>
+                <w:rStyle w:val="a5"/>
+                <w:rFonts w:ascii="Times New Roman" w:hAnsi="Times New Roman"/>
+                <w:b w:val="0"/>
+                <w:bCs w:val="0"/>
+                <w:noProof/>
+                <w:sz w:val="28"/>
+                <w:szCs w:val="28"/>
+              </w:rPr>
+              <w:t>Документация по запуску проекта</w:t>
+            </w:r>
+            <w:r>
+              <w:rPr>
+                <w:rFonts w:ascii="Times New Roman" w:hAnsi="Times New Roman"/>
+                <w:b w:val="0"/>
+                <w:bCs w:val="0"/>
+                <w:noProof/>
+                <w:webHidden/>
+                <w:sz w:val="28"/>
+                <w:szCs w:val="28"/>
+              </w:rPr>
+              <w:tab/>
+            </w:r>
+            <w:r>
+              <w:rPr>
+                <w:rFonts w:ascii="Times New Roman" w:hAnsi="Times New Roman"/>
+                <w:b w:val="0"/>
+                <w:bCs w:val="0"/>
+                <w:noProof/>
+                <w:webHidden/>
                 <w:sz w:val="28"/>
                 <w:szCs w:val="28"/>
               </w:rPr>
@@ -2520,30 +2419,33 @@
             <w:r>
               <w:rPr>
                 <w:rFonts w:ascii="Times New Roman" w:hAnsi="Times New Roman"/>
-                <w:noProof/>
-                <w:webHidden/>
-                <w:color w:val="000000" w:themeColor="text1"/>
-                <w:sz w:val="28"/>
-                <w:szCs w:val="28"/>
-              </w:rPr>
-              <w:instrText xml:space="preserve"> PAGEREF _Toc241240209 \h </w:instrText>
-            </w:r>
-            <w:r>
-              <w:rPr>
-                <w:rFonts w:ascii="Times New Roman" w:hAnsi="Times New Roman"/>
-                <w:noProof/>
-                <w:webHidden/>
-                <w:color w:val="000000" w:themeColor="text1"/>
-                <w:sz w:val="28"/>
-                <w:szCs w:val="28"/>
-              </w:rPr>
-            </w:r>
-            <w:r>
-              <w:rPr>
-                <w:rFonts w:ascii="Times New Roman" w:hAnsi="Times New Roman"/>
-                <w:noProof/>
-                <w:webHidden/>
-                <w:color w:val="000000" w:themeColor="text1"/>
+                <w:b w:val="0"/>
+                <w:bCs w:val="0"/>
+                <w:noProof/>
+                <w:webHidden/>
+                <w:sz w:val="28"/>
+                <w:szCs w:val="28"/>
+              </w:rPr>
+              <w:instrText xml:space="preserve"> PAGEREF _Toc241676553 \h </w:instrText>
+            </w:r>
+            <w:r>
+              <w:rPr>
+                <w:rFonts w:ascii="Times New Roman" w:hAnsi="Times New Roman"/>
+                <w:b w:val="0"/>
+                <w:bCs w:val="0"/>
+                <w:noProof/>
+                <w:webHidden/>
+                <w:sz w:val="28"/>
+                <w:szCs w:val="28"/>
+              </w:rPr>
+            </w:r>
+            <w:r>
+              <w:rPr>
+                <w:rFonts w:ascii="Times New Roman" w:hAnsi="Times New Roman"/>
+                <w:b w:val="0"/>
+                <w:bCs w:val="0"/>
+                <w:noProof/>
+                <w:webHidden/>
                 <w:sz w:val="28"/>
                 <w:szCs w:val="28"/>
               </w:rPr>
@@ -2552,20 +2454,22 @@
             <w:r>
               <w:rPr>
                 <w:rFonts w:ascii="Times New Roman" w:hAnsi="Times New Roman"/>
-                <w:noProof/>
-                <w:webHidden/>
-                <w:color w:val="000000" w:themeColor="text1"/>
-                <w:sz w:val="28"/>
-                <w:szCs w:val="28"/>
-              </w:rPr>
-              <w:t>15</w:t>
-            </w:r>
-            <w:r>
-              <w:rPr>
-                <w:rFonts w:ascii="Times New Roman" w:hAnsi="Times New Roman"/>
-                <w:noProof/>
-                <w:webHidden/>
-                <w:color w:val="000000" w:themeColor="text1"/>
+                <w:b w:val="0"/>
+                <w:bCs w:val="0"/>
+                <w:noProof/>
+                <w:webHidden/>
+                <w:sz w:val="28"/>
+                <w:szCs w:val="28"/>
+              </w:rPr>
+              <w:t>16</w:t>
+            </w:r>
+            <w:r>
+              <w:rPr>
+                <w:rFonts w:ascii="Times New Roman" w:hAnsi="Times New Roman"/>
+                <w:b w:val="0"/>
+                <w:bCs w:val="0"/>
+                <w:noProof/>
+                <w:webHidden/>
                 <w:sz w:val="28"/>
                 <w:szCs w:val="28"/>
               </w:rPr>
@@ -2577,20 +2481,21 @@
           <w:pPr>
             <w:pStyle w:val="20"/>
             <w:tabs>
-              <w:tab w:val="right" w:leader="dot" w:pos="9345"/>
+              <w:tab w:val="right" w:leader="dot" w:pos="9344"/>
             </w:tabs>
-            <w:jc w:val="both"/>
             <w:rPr>
-              <w:rFonts w:ascii="Times New Roman" w:hAnsi="Times New Roman"/>
+              <w:rFonts w:ascii="Times New Roman" w:eastAsiaTheme="minorEastAsia" w:hAnsi="Times New Roman"/>
               <w:b w:val="0"/>
               <w:bCs w:val="0"/>
+              <w:smallCaps w:val="0"/>
               <w:noProof/>
-              <w:color w:val="000000" w:themeColor="text1"/>
+              <w:kern w:val="2"/>
               <w:sz w:val="28"/>
               <w:szCs w:val="28"/>
+              <w14:ligatures w14:val="standardContextual"/>
             </w:rPr>
           </w:pPr>
-          <w:hyperlink w:anchor="_Toc241240210" w:history="1">
+          <w:hyperlink w:anchor="_Toc241676554" w:history="1">
             <w:r>
               <w:rPr>
                 <w:rStyle w:val="a5"/>
@@ -2598,7 +2503,6 @@
                 <w:b w:val="0"/>
                 <w:bCs w:val="0"/>
                 <w:noProof/>
-                <w:color w:val="000000" w:themeColor="text1"/>
                 <w:sz w:val="28"/>
                 <w:szCs w:val="28"/>
               </w:rPr>
@@ -2611,7 +2515,6 @@
                 <w:bCs w:val="0"/>
                 <w:noProof/>
                 <w:webHidden/>
-                <w:color w:val="000000" w:themeColor="text1"/>
                 <w:sz w:val="28"/>
                 <w:szCs w:val="28"/>
               </w:rPr>
@@ -2624,7 +2527,6 @@
                 <w:bCs w:val="0"/>
                 <w:noProof/>
                 <w:webHidden/>
-                <w:color w:val="000000" w:themeColor="text1"/>
                 <w:sz w:val="28"/>
                 <w:szCs w:val="28"/>
               </w:rPr>
@@ -2637,32 +2539,29 @@
                 <w:bCs w:val="0"/>
                 <w:noProof/>
                 <w:webHidden/>
-                <w:color w:val="000000" w:themeColor="text1"/>
-                <w:sz w:val="28"/>
-                <w:szCs w:val="28"/>
-              </w:rPr>
-              <w:instrText xml:space="preserve"> PAGEREF _Toc241240210 \h </w:instrText>
-            </w:r>
-            <w:r>
-              <w:rPr>
-                <w:rFonts w:ascii="Times New Roman" w:hAnsi="Times New Roman"/>
-                <w:b w:val="0"/>
-                <w:bCs w:val="0"/>
-                <w:noProof/>
-                <w:webHidden/>
-                <w:color w:val="000000" w:themeColor="text1"/>
-                <w:sz w:val="28"/>
-                <w:szCs w:val="28"/>
-              </w:rPr>
-            </w:r>
-            <w:r>
-              <w:rPr>
-                <w:rFonts w:ascii="Times New Roman" w:hAnsi="Times New Roman"/>
-                <w:b w:val="0"/>
-                <w:bCs w:val="0"/>
-                <w:noProof/>
-                <w:webHidden/>
-                <w:color w:val="000000" w:themeColor="text1"/>
+                <w:sz w:val="28"/>
+                <w:szCs w:val="28"/>
+              </w:rPr>
+              <w:instrText xml:space="preserve"> PAGEREF _Toc241676554 \h </w:instrText>
+            </w:r>
+            <w:r>
+              <w:rPr>
+                <w:rFonts w:ascii="Times New Roman" w:hAnsi="Times New Roman"/>
+                <w:b w:val="0"/>
+                <w:bCs w:val="0"/>
+                <w:noProof/>
+                <w:webHidden/>
+                <w:sz w:val="28"/>
+                <w:szCs w:val="28"/>
+              </w:rPr>
+            </w:r>
+            <w:r>
+              <w:rPr>
+                <w:rFonts w:ascii="Times New Roman" w:hAnsi="Times New Roman"/>
+                <w:b w:val="0"/>
+                <w:bCs w:val="0"/>
+                <w:noProof/>
+                <w:webHidden/>
                 <w:sz w:val="28"/>
                 <w:szCs w:val="28"/>
               </w:rPr>
@@ -2675,20 +2574,18 @@
                 <w:bCs w:val="0"/>
                 <w:noProof/>
                 <w:webHidden/>
-                <w:color w:val="000000" w:themeColor="text1"/>
-                <w:sz w:val="28"/>
-                <w:szCs w:val="28"/>
-              </w:rPr>
-              <w:t>15</w:t>
-            </w:r>
-            <w:r>
-              <w:rPr>
-                <w:rFonts w:ascii="Times New Roman" w:hAnsi="Times New Roman"/>
-                <w:b w:val="0"/>
-                <w:bCs w:val="0"/>
-                <w:noProof/>
-                <w:webHidden/>
-                <w:color w:val="000000" w:themeColor="text1"/>
+                <w:sz w:val="28"/>
+                <w:szCs w:val="28"/>
+              </w:rPr>
+              <w:t>16</w:t>
+            </w:r>
+            <w:r>
+              <w:rPr>
+                <w:rFonts w:ascii="Times New Roman" w:hAnsi="Times New Roman"/>
+                <w:b w:val="0"/>
+                <w:bCs w:val="0"/>
+                <w:noProof/>
+                <w:webHidden/>
                 <w:sz w:val="28"/>
                 <w:szCs w:val="28"/>
               </w:rPr>
@@ -2700,20 +2597,21 @@
           <w:pPr>
             <w:pStyle w:val="20"/>
             <w:tabs>
-              <w:tab w:val="right" w:leader="dot" w:pos="9345"/>
+              <w:tab w:val="right" w:leader="dot" w:pos="9344"/>
             </w:tabs>
-            <w:jc w:val="both"/>
             <w:rPr>
-              <w:rFonts w:ascii="Times New Roman" w:hAnsi="Times New Roman"/>
+              <w:rFonts w:ascii="Times New Roman" w:eastAsiaTheme="minorEastAsia" w:hAnsi="Times New Roman"/>
               <w:b w:val="0"/>
               <w:bCs w:val="0"/>
+              <w:smallCaps w:val="0"/>
               <w:noProof/>
-              <w:color w:val="000000" w:themeColor="text1"/>
+              <w:kern w:val="2"/>
               <w:sz w:val="28"/>
               <w:szCs w:val="28"/>
+              <w14:ligatures w14:val="standardContextual"/>
             </w:rPr>
           </w:pPr>
-          <w:hyperlink w:anchor="_Toc241240211" w:history="1">
+          <w:hyperlink w:anchor="_Toc241676555" w:history="1">
             <w:r>
               <w:rPr>
                 <w:rStyle w:val="a5"/>
@@ -2721,7 +2619,6 @@
                 <w:b w:val="0"/>
                 <w:bCs w:val="0"/>
                 <w:noProof/>
-                <w:color w:val="000000" w:themeColor="text1"/>
                 <w:sz w:val="28"/>
                 <w:szCs w:val="28"/>
               </w:rPr>
@@ -2734,7 +2631,6 @@
                 <w:bCs w:val="0"/>
                 <w:noProof/>
                 <w:webHidden/>
-                <w:color w:val="000000" w:themeColor="text1"/>
                 <w:sz w:val="28"/>
                 <w:szCs w:val="28"/>
               </w:rPr>
@@ -2747,7 +2643,6 @@
                 <w:bCs w:val="0"/>
                 <w:noProof/>
                 <w:webHidden/>
-                <w:color w:val="000000" w:themeColor="text1"/>
                 <w:sz w:val="28"/>
                 <w:szCs w:val="28"/>
               </w:rPr>
@@ -2760,32 +2655,29 @@
                 <w:bCs w:val="0"/>
                 <w:noProof/>
                 <w:webHidden/>
-                <w:color w:val="000000" w:themeColor="text1"/>
-                <w:sz w:val="28"/>
-                <w:szCs w:val="28"/>
-              </w:rPr>
-              <w:instrText xml:space="preserve"> PAGEREF _Toc241240211 \h </w:instrText>
-            </w:r>
-            <w:r>
-              <w:rPr>
-                <w:rFonts w:ascii="Times New Roman" w:hAnsi="Times New Roman"/>
-                <w:b w:val="0"/>
-                <w:bCs w:val="0"/>
-                <w:noProof/>
-                <w:webHidden/>
-                <w:color w:val="000000" w:themeColor="text1"/>
-                <w:sz w:val="28"/>
-                <w:szCs w:val="28"/>
-              </w:rPr>
-            </w:r>
-            <w:r>
-              <w:rPr>
-                <w:rFonts w:ascii="Times New Roman" w:hAnsi="Times New Roman"/>
-                <w:b w:val="0"/>
-                <w:bCs w:val="0"/>
-                <w:noProof/>
-                <w:webHidden/>
-                <w:color w:val="000000" w:themeColor="text1"/>
+                <w:sz w:val="28"/>
+                <w:szCs w:val="28"/>
+              </w:rPr>
+              <w:instrText xml:space="preserve"> PAGEREF _Toc241676555 \h </w:instrText>
+            </w:r>
+            <w:r>
+              <w:rPr>
+                <w:rFonts w:ascii="Times New Roman" w:hAnsi="Times New Roman"/>
+                <w:b w:val="0"/>
+                <w:bCs w:val="0"/>
+                <w:noProof/>
+                <w:webHidden/>
+                <w:sz w:val="28"/>
+                <w:szCs w:val="28"/>
+              </w:rPr>
+            </w:r>
+            <w:r>
+              <w:rPr>
+                <w:rFonts w:ascii="Times New Roman" w:hAnsi="Times New Roman"/>
+                <w:b w:val="0"/>
+                <w:bCs w:val="0"/>
+                <w:noProof/>
+                <w:webHidden/>
                 <w:sz w:val="28"/>
                 <w:szCs w:val="28"/>
               </w:rPr>
@@ -2798,20 +2690,18 @@
                 <w:bCs w:val="0"/>
                 <w:noProof/>
                 <w:webHidden/>
-                <w:color w:val="000000" w:themeColor="text1"/>
-                <w:sz w:val="28"/>
-                <w:szCs w:val="28"/>
-              </w:rPr>
-              <w:t>15</w:t>
-            </w:r>
-            <w:r>
-              <w:rPr>
-                <w:rFonts w:ascii="Times New Roman" w:hAnsi="Times New Roman"/>
-                <w:b w:val="0"/>
-                <w:bCs w:val="0"/>
-                <w:noProof/>
-                <w:webHidden/>
-                <w:color w:val="000000" w:themeColor="text1"/>
+                <w:sz w:val="28"/>
+                <w:szCs w:val="28"/>
+              </w:rPr>
+              <w:t>16</w:t>
+            </w:r>
+            <w:r>
+              <w:rPr>
+                <w:rFonts w:ascii="Times New Roman" w:hAnsi="Times New Roman"/>
+                <w:b w:val="0"/>
+                <w:bCs w:val="0"/>
+                <w:noProof/>
+                <w:webHidden/>
                 <w:sz w:val="28"/>
                 <w:szCs w:val="28"/>
               </w:rPr>
@@ -2823,20 +2713,21 @@
           <w:pPr>
             <w:pStyle w:val="20"/>
             <w:tabs>
-              <w:tab w:val="right" w:leader="dot" w:pos="9345"/>
+              <w:tab w:val="right" w:leader="dot" w:pos="9344"/>
             </w:tabs>
-            <w:jc w:val="both"/>
             <w:rPr>
-              <w:rFonts w:ascii="Times New Roman" w:hAnsi="Times New Roman"/>
+              <w:rFonts w:ascii="Times New Roman" w:eastAsiaTheme="minorEastAsia" w:hAnsi="Times New Roman"/>
               <w:b w:val="0"/>
               <w:bCs w:val="0"/>
+              <w:smallCaps w:val="0"/>
               <w:noProof/>
-              <w:color w:val="000000" w:themeColor="text1"/>
+              <w:kern w:val="2"/>
               <w:sz w:val="28"/>
               <w:szCs w:val="28"/>
+              <w14:ligatures w14:val="standardContextual"/>
             </w:rPr>
           </w:pPr>
-          <w:hyperlink w:anchor="_Toc241240212" w:history="1">
+          <w:hyperlink w:anchor="_Toc241676556" w:history="1">
             <w:r>
               <w:rPr>
                 <w:rStyle w:val="a5"/>
@@ -2844,7 +2735,6 @@
                 <w:b w:val="0"/>
                 <w:bCs w:val="0"/>
                 <w:noProof/>
-                <w:color w:val="000000" w:themeColor="text1"/>
                 <w:sz w:val="28"/>
                 <w:szCs w:val="28"/>
               </w:rPr>
@@ -2857,7 +2747,6 @@
                 <w:bCs w:val="0"/>
                 <w:noProof/>
                 <w:webHidden/>
-                <w:color w:val="000000" w:themeColor="text1"/>
                 <w:sz w:val="28"/>
                 <w:szCs w:val="28"/>
               </w:rPr>
@@ -2870,7 +2759,6 @@
                 <w:bCs w:val="0"/>
                 <w:noProof/>
                 <w:webHidden/>
-                <w:color w:val="000000" w:themeColor="text1"/>
                 <w:sz w:val="28"/>
                 <w:szCs w:val="28"/>
               </w:rPr>
@@ -2883,32 +2771,29 @@
                 <w:bCs w:val="0"/>
                 <w:noProof/>
                 <w:webHidden/>
-                <w:color w:val="000000" w:themeColor="text1"/>
-                <w:sz w:val="28"/>
-                <w:szCs w:val="28"/>
-              </w:rPr>
-              <w:instrText xml:space="preserve"> PAGEREF _Toc241240212 \h </w:instrText>
-            </w:r>
-            <w:r>
-              <w:rPr>
-                <w:rFonts w:ascii="Times New Roman" w:hAnsi="Times New Roman"/>
-                <w:b w:val="0"/>
-                <w:bCs w:val="0"/>
-                <w:noProof/>
-                <w:webHidden/>
-                <w:color w:val="000000" w:themeColor="text1"/>
-                <w:sz w:val="28"/>
-                <w:szCs w:val="28"/>
-              </w:rPr>
-            </w:r>
-            <w:r>
-              <w:rPr>
-                <w:rFonts w:ascii="Times New Roman" w:hAnsi="Times New Roman"/>
-                <w:b w:val="0"/>
-                <w:bCs w:val="0"/>
-                <w:noProof/>
-                <w:webHidden/>
-                <w:color w:val="000000" w:themeColor="text1"/>
+                <w:sz w:val="28"/>
+                <w:szCs w:val="28"/>
+              </w:rPr>
+              <w:instrText xml:space="preserve"> PAGEREF _Toc241676556 \h </w:instrText>
+            </w:r>
+            <w:r>
+              <w:rPr>
+                <w:rFonts w:ascii="Times New Roman" w:hAnsi="Times New Roman"/>
+                <w:b w:val="0"/>
+                <w:bCs w:val="0"/>
+                <w:noProof/>
+                <w:webHidden/>
+                <w:sz w:val="28"/>
+                <w:szCs w:val="28"/>
+              </w:rPr>
+            </w:r>
+            <w:r>
+              <w:rPr>
+                <w:rFonts w:ascii="Times New Roman" w:hAnsi="Times New Roman"/>
+                <w:b w:val="0"/>
+                <w:bCs w:val="0"/>
+                <w:noProof/>
+                <w:webHidden/>
                 <w:sz w:val="28"/>
                 <w:szCs w:val="28"/>
               </w:rPr>
@@ -2921,20 +2806,18 @@
                 <w:bCs w:val="0"/>
                 <w:noProof/>
                 <w:webHidden/>
-                <w:color w:val="000000" w:themeColor="text1"/>
-                <w:sz w:val="28"/>
-                <w:szCs w:val="28"/>
-              </w:rPr>
-              <w:t>16</w:t>
-            </w:r>
-            <w:r>
-              <w:rPr>
-                <w:rFonts w:ascii="Times New Roman" w:hAnsi="Times New Roman"/>
-                <w:b w:val="0"/>
-                <w:bCs w:val="0"/>
-                <w:noProof/>
-                <w:webHidden/>
-                <w:color w:val="000000" w:themeColor="text1"/>
+                <w:sz w:val="28"/>
+                <w:szCs w:val="28"/>
+              </w:rPr>
+              <w:t>17</w:t>
+            </w:r>
+            <w:r>
+              <w:rPr>
+                <w:rFonts w:ascii="Times New Roman" w:hAnsi="Times New Roman"/>
+                <w:b w:val="0"/>
+                <w:bCs w:val="0"/>
+                <w:noProof/>
+                <w:webHidden/>
                 <w:sz w:val="28"/>
                 <w:szCs w:val="28"/>
               </w:rPr>
@@ -2946,20 +2829,21 @@
           <w:pPr>
             <w:pStyle w:val="20"/>
             <w:tabs>
-              <w:tab w:val="right" w:leader="dot" w:pos="9345"/>
+              <w:tab w:val="right" w:leader="dot" w:pos="9344"/>
             </w:tabs>
-            <w:jc w:val="both"/>
             <w:rPr>
-              <w:rFonts w:ascii="Times New Roman" w:hAnsi="Times New Roman"/>
+              <w:rFonts w:ascii="Times New Roman" w:eastAsiaTheme="minorEastAsia" w:hAnsi="Times New Roman"/>
               <w:b w:val="0"/>
               <w:bCs w:val="0"/>
+              <w:smallCaps w:val="0"/>
               <w:noProof/>
-              <w:color w:val="000000" w:themeColor="text1"/>
+              <w:kern w:val="2"/>
               <w:sz w:val="28"/>
               <w:szCs w:val="28"/>
+              <w14:ligatures w14:val="standardContextual"/>
             </w:rPr>
           </w:pPr>
-          <w:hyperlink w:anchor="_Toc241240213" w:history="1">
+          <w:hyperlink w:anchor="_Toc241676557" w:history="1">
             <w:r>
               <w:rPr>
                 <w:rStyle w:val="a5"/>
@@ -2967,7 +2851,6 @@
                 <w:b w:val="0"/>
                 <w:bCs w:val="0"/>
                 <w:noProof/>
-                <w:color w:val="000000" w:themeColor="text1"/>
                 <w:sz w:val="28"/>
                 <w:szCs w:val="28"/>
               </w:rPr>
@@ -2980,7 +2863,6 @@
                 <w:bCs w:val="0"/>
                 <w:noProof/>
                 <w:webHidden/>
-                <w:color w:val="000000" w:themeColor="text1"/>
                 <w:sz w:val="28"/>
                 <w:szCs w:val="28"/>
               </w:rPr>
@@ -2993,7 +2875,6 @@
                 <w:bCs w:val="0"/>
                 <w:noProof/>
                 <w:webHidden/>
-                <w:color w:val="000000" w:themeColor="text1"/>
                 <w:sz w:val="28"/>
                 <w:szCs w:val="28"/>
               </w:rPr>
@@ -3006,32 +2887,29 @@
                 <w:bCs w:val="0"/>
                 <w:noProof/>
                 <w:webHidden/>
-                <w:color w:val="000000" w:themeColor="text1"/>
-                <w:sz w:val="28"/>
-                <w:szCs w:val="28"/>
-              </w:rPr>
-              <w:instrText xml:space="preserve"> PAGEREF _Toc241240213 \h </w:instrText>
-            </w:r>
-            <w:r>
-              <w:rPr>
-                <w:rFonts w:ascii="Times New Roman" w:hAnsi="Times New Roman"/>
-                <w:b w:val="0"/>
-                <w:bCs w:val="0"/>
-                <w:noProof/>
-                <w:webHidden/>
-                <w:color w:val="000000" w:themeColor="text1"/>
-                <w:sz w:val="28"/>
-                <w:szCs w:val="28"/>
-              </w:rPr>
-            </w:r>
-            <w:r>
-              <w:rPr>
-                <w:rFonts w:ascii="Times New Roman" w:hAnsi="Times New Roman"/>
-                <w:b w:val="0"/>
-                <w:bCs w:val="0"/>
-                <w:noProof/>
-                <w:webHidden/>
-                <w:color w:val="000000" w:themeColor="text1"/>
+                <w:sz w:val="28"/>
+                <w:szCs w:val="28"/>
+              </w:rPr>
+              <w:instrText xml:space="preserve"> PAGEREF _Toc241676557 \h </w:instrText>
+            </w:r>
+            <w:r>
+              <w:rPr>
+                <w:rFonts w:ascii="Times New Roman" w:hAnsi="Times New Roman"/>
+                <w:b w:val="0"/>
+                <w:bCs w:val="0"/>
+                <w:noProof/>
+                <w:webHidden/>
+                <w:sz w:val="28"/>
+                <w:szCs w:val="28"/>
+              </w:rPr>
+            </w:r>
+            <w:r>
+              <w:rPr>
+                <w:rFonts w:ascii="Times New Roman" w:hAnsi="Times New Roman"/>
+                <w:b w:val="0"/>
+                <w:bCs w:val="0"/>
+                <w:noProof/>
+                <w:webHidden/>
                 <w:sz w:val="28"/>
                 <w:szCs w:val="28"/>
               </w:rPr>
@@ -3044,20 +2922,18 @@
                 <w:bCs w:val="0"/>
                 <w:noProof/>
                 <w:webHidden/>
-                <w:color w:val="000000" w:themeColor="text1"/>
-                <w:sz w:val="28"/>
-                <w:szCs w:val="28"/>
-              </w:rPr>
-              <w:t>16</w:t>
-            </w:r>
-            <w:r>
-              <w:rPr>
-                <w:rFonts w:ascii="Times New Roman" w:hAnsi="Times New Roman"/>
-                <w:b w:val="0"/>
-                <w:bCs w:val="0"/>
-                <w:noProof/>
-                <w:webHidden/>
-                <w:color w:val="000000" w:themeColor="text1"/>
+                <w:sz w:val="28"/>
+                <w:szCs w:val="28"/>
+              </w:rPr>
+              <w:t>17</w:t>
+            </w:r>
+            <w:r>
+              <w:rPr>
+                <w:rFonts w:ascii="Times New Roman" w:hAnsi="Times New Roman"/>
+                <w:b w:val="0"/>
+                <w:bCs w:val="0"/>
+                <w:noProof/>
+                <w:webHidden/>
                 <w:sz w:val="28"/>
                 <w:szCs w:val="28"/>
               </w:rPr>
@@ -3069,20 +2945,21 @@
           <w:pPr>
             <w:pStyle w:val="20"/>
             <w:tabs>
-              <w:tab w:val="right" w:leader="dot" w:pos="9345"/>
+              <w:tab w:val="right" w:leader="dot" w:pos="9344"/>
             </w:tabs>
-            <w:jc w:val="both"/>
             <w:rPr>
-              <w:rFonts w:ascii="Times New Roman" w:hAnsi="Times New Roman"/>
+              <w:rFonts w:ascii="Times New Roman" w:eastAsiaTheme="minorEastAsia" w:hAnsi="Times New Roman"/>
               <w:b w:val="0"/>
               <w:bCs w:val="0"/>
+              <w:smallCaps w:val="0"/>
               <w:noProof/>
-              <w:color w:val="000000" w:themeColor="text1"/>
+              <w:kern w:val="2"/>
               <w:sz w:val="28"/>
               <w:szCs w:val="28"/>
+              <w14:ligatures w14:val="standardContextual"/>
             </w:rPr>
           </w:pPr>
-          <w:hyperlink w:anchor="_Toc241240214" w:history="1">
+          <w:hyperlink w:anchor="_Toc241676558" w:history="1">
             <w:r>
               <w:rPr>
                 <w:rStyle w:val="a5"/>
@@ -3090,7 +2967,6 @@
                 <w:b w:val="0"/>
                 <w:bCs w:val="0"/>
                 <w:noProof/>
-                <w:color w:val="000000" w:themeColor="text1"/>
                 <w:sz w:val="28"/>
                 <w:szCs w:val="28"/>
               </w:rPr>
@@ -3103,7 +2979,6 @@
                 <w:bCs w:val="0"/>
                 <w:noProof/>
                 <w:webHidden/>
-                <w:color w:val="000000" w:themeColor="text1"/>
                 <w:sz w:val="28"/>
                 <w:szCs w:val="28"/>
               </w:rPr>
@@ -3116,7 +2991,6 @@
                 <w:bCs w:val="0"/>
                 <w:noProof/>
                 <w:webHidden/>
-                <w:color w:val="000000" w:themeColor="text1"/>
                 <w:sz w:val="28"/>
                 <w:szCs w:val="28"/>
               </w:rPr>
@@ -3129,32 +3003,29 @@
                 <w:bCs w:val="0"/>
                 <w:noProof/>
                 <w:webHidden/>
-                <w:color w:val="000000" w:themeColor="text1"/>
-                <w:sz w:val="28"/>
-                <w:szCs w:val="28"/>
-              </w:rPr>
-              <w:instrText xml:space="preserve"> PAGEREF _Toc241240214 \h </w:instrText>
-            </w:r>
-            <w:r>
-              <w:rPr>
-                <w:rFonts w:ascii="Times New Roman" w:hAnsi="Times New Roman"/>
-                <w:b w:val="0"/>
-                <w:bCs w:val="0"/>
-                <w:noProof/>
-                <w:webHidden/>
-                <w:color w:val="000000" w:themeColor="text1"/>
-                <w:sz w:val="28"/>
-                <w:szCs w:val="28"/>
-              </w:rPr>
-            </w:r>
-            <w:r>
-              <w:rPr>
-                <w:rFonts w:ascii="Times New Roman" w:hAnsi="Times New Roman"/>
-                <w:b w:val="0"/>
-                <w:bCs w:val="0"/>
-                <w:noProof/>
-                <w:webHidden/>
-                <w:color w:val="000000" w:themeColor="text1"/>
+                <w:sz w:val="28"/>
+                <w:szCs w:val="28"/>
+              </w:rPr>
+              <w:instrText xml:space="preserve"> PAGEREF _Toc241676558 \h </w:instrText>
+            </w:r>
+            <w:r>
+              <w:rPr>
+                <w:rFonts w:ascii="Times New Roman" w:hAnsi="Times New Roman"/>
+                <w:b w:val="0"/>
+                <w:bCs w:val="0"/>
+                <w:noProof/>
+                <w:webHidden/>
+                <w:sz w:val="28"/>
+                <w:szCs w:val="28"/>
+              </w:rPr>
+            </w:r>
+            <w:r>
+              <w:rPr>
+                <w:rFonts w:ascii="Times New Roman" w:hAnsi="Times New Roman"/>
+                <w:b w:val="0"/>
+                <w:bCs w:val="0"/>
+                <w:noProof/>
+                <w:webHidden/>
                 <w:sz w:val="28"/>
                 <w:szCs w:val="28"/>
               </w:rPr>
@@ -3167,20 +3038,18 @@
                 <w:bCs w:val="0"/>
                 <w:noProof/>
                 <w:webHidden/>
-                <w:color w:val="000000" w:themeColor="text1"/>
-                <w:sz w:val="28"/>
-                <w:szCs w:val="28"/>
-              </w:rPr>
-              <w:t>16</w:t>
-            </w:r>
-            <w:r>
-              <w:rPr>
-                <w:rFonts w:ascii="Times New Roman" w:hAnsi="Times New Roman"/>
-                <w:b w:val="0"/>
-                <w:bCs w:val="0"/>
-                <w:noProof/>
-                <w:webHidden/>
-                <w:color w:val="000000" w:themeColor="text1"/>
+                <w:sz w:val="28"/>
+                <w:szCs w:val="28"/>
+              </w:rPr>
+              <w:t>18</w:t>
+            </w:r>
+            <w:r>
+              <w:rPr>
+                <w:rFonts w:ascii="Times New Roman" w:hAnsi="Times New Roman"/>
+                <w:b w:val="0"/>
+                <w:bCs w:val="0"/>
+                <w:noProof/>
+                <w:webHidden/>
                 <w:sz w:val="28"/>
                 <w:szCs w:val="28"/>
               </w:rPr>
@@ -3192,20 +3061,21 @@
           <w:pPr>
             <w:pStyle w:val="20"/>
             <w:tabs>
-              <w:tab w:val="right" w:leader="dot" w:pos="9345"/>
+              <w:tab w:val="right" w:leader="dot" w:pos="9344"/>
             </w:tabs>
-            <w:jc w:val="both"/>
             <w:rPr>
-              <w:rFonts w:ascii="Times New Roman" w:hAnsi="Times New Roman"/>
+              <w:rFonts w:ascii="Times New Roman" w:eastAsiaTheme="minorEastAsia" w:hAnsi="Times New Roman"/>
               <w:b w:val="0"/>
               <w:bCs w:val="0"/>
+              <w:smallCaps w:val="0"/>
               <w:noProof/>
-              <w:color w:val="000000" w:themeColor="text1"/>
+              <w:kern w:val="2"/>
               <w:sz w:val="28"/>
               <w:szCs w:val="28"/>
+              <w14:ligatures w14:val="standardContextual"/>
             </w:rPr>
           </w:pPr>
-          <w:hyperlink w:anchor="_Toc241240215" w:history="1">
+          <w:hyperlink w:anchor="_Toc241676559" w:history="1">
             <w:r>
               <w:rPr>
                 <w:rStyle w:val="a5"/>
@@ -3213,7 +3083,6 @@
                 <w:b w:val="0"/>
                 <w:bCs w:val="0"/>
                 <w:noProof/>
-                <w:color w:val="000000" w:themeColor="text1"/>
                 <w:sz w:val="28"/>
                 <w:szCs w:val="28"/>
               </w:rPr>
@@ -3226,7 +3095,6 @@
                 <w:bCs w:val="0"/>
                 <w:noProof/>
                 <w:webHidden/>
-                <w:color w:val="000000" w:themeColor="text1"/>
                 <w:sz w:val="28"/>
                 <w:szCs w:val="28"/>
               </w:rPr>
@@ -3239,7 +3107,6 @@
                 <w:bCs w:val="0"/>
                 <w:noProof/>
                 <w:webHidden/>
-                <w:color w:val="000000" w:themeColor="text1"/>
                 <w:sz w:val="28"/>
                 <w:szCs w:val="28"/>
               </w:rPr>
@@ -3252,32 +3119,29 @@
                 <w:bCs w:val="0"/>
                 <w:noProof/>
                 <w:webHidden/>
-                <w:color w:val="000000" w:themeColor="text1"/>
-                <w:sz w:val="28"/>
-                <w:szCs w:val="28"/>
-              </w:rPr>
-              <w:instrText xml:space="preserve"> PAGEREF _Toc241240215 \h </w:instrText>
-            </w:r>
-            <w:r>
-              <w:rPr>
-                <w:rFonts w:ascii="Times New Roman" w:hAnsi="Times New Roman"/>
-                <w:b w:val="0"/>
-                <w:bCs w:val="0"/>
-                <w:noProof/>
-                <w:webHidden/>
-                <w:color w:val="000000" w:themeColor="text1"/>
-                <w:sz w:val="28"/>
-                <w:szCs w:val="28"/>
-              </w:rPr>
-            </w:r>
-            <w:r>
-              <w:rPr>
-                <w:rFonts w:ascii="Times New Roman" w:hAnsi="Times New Roman"/>
-                <w:b w:val="0"/>
-                <w:bCs w:val="0"/>
-                <w:noProof/>
-                <w:webHidden/>
-                <w:color w:val="000000" w:themeColor="text1"/>
+                <w:sz w:val="28"/>
+                <w:szCs w:val="28"/>
+              </w:rPr>
+              <w:instrText xml:space="preserve"> PAGEREF _Toc241676559 \h </w:instrText>
+            </w:r>
+            <w:r>
+              <w:rPr>
+                <w:rFonts w:ascii="Times New Roman" w:hAnsi="Times New Roman"/>
+                <w:b w:val="0"/>
+                <w:bCs w:val="0"/>
+                <w:noProof/>
+                <w:webHidden/>
+                <w:sz w:val="28"/>
+                <w:szCs w:val="28"/>
+              </w:rPr>
+            </w:r>
+            <w:r>
+              <w:rPr>
+                <w:rFonts w:ascii="Times New Roman" w:hAnsi="Times New Roman"/>
+                <w:b w:val="0"/>
+                <w:bCs w:val="0"/>
+                <w:noProof/>
+                <w:webHidden/>
                 <w:sz w:val="28"/>
                 <w:szCs w:val="28"/>
               </w:rPr>
@@ -3290,20 +3154,18 @@
                 <w:bCs w:val="0"/>
                 <w:noProof/>
                 <w:webHidden/>
-                <w:color w:val="000000" w:themeColor="text1"/>
-                <w:sz w:val="28"/>
-                <w:szCs w:val="28"/>
-              </w:rPr>
-              <w:t>17</w:t>
-            </w:r>
-            <w:r>
-              <w:rPr>
-                <w:rFonts w:ascii="Times New Roman" w:hAnsi="Times New Roman"/>
-                <w:b w:val="0"/>
-                <w:bCs w:val="0"/>
-                <w:noProof/>
-                <w:webHidden/>
-                <w:color w:val="000000" w:themeColor="text1"/>
+                <w:sz w:val="28"/>
+                <w:szCs w:val="28"/>
+              </w:rPr>
+              <w:t>18</w:t>
+            </w:r>
+            <w:r>
+              <w:rPr>
+                <w:rFonts w:ascii="Times New Roman" w:hAnsi="Times New Roman"/>
+                <w:b w:val="0"/>
+                <w:bCs w:val="0"/>
+                <w:noProof/>
+                <w:webHidden/>
                 <w:sz w:val="28"/>
                 <w:szCs w:val="28"/>
               </w:rPr>
@@ -3315,69 +3177,70 @@
           <w:pPr>
             <w:pStyle w:val="11"/>
             <w:tabs>
-              <w:tab w:val="right" w:leader="dot" w:pos="9345"/>
+              <w:tab w:val="left" w:pos="423"/>
+              <w:tab w:val="right" w:leader="dot" w:pos="9344"/>
             </w:tabs>
-            <w:spacing w:before="0"/>
-            <w:jc w:val="both"/>
             <w:rPr>
-              <w:rFonts w:ascii="Times New Roman" w:hAnsi="Times New Roman"/>
+              <w:rFonts w:ascii="Times New Roman" w:eastAsiaTheme="minorEastAsia" w:hAnsi="Times New Roman"/>
+              <w:b w:val="0"/>
+              <w:bCs w:val="0"/>
+              <w:caps w:val="0"/>
               <w:noProof/>
-              <w:color w:val="000000" w:themeColor="text1"/>
+              <w:kern w:val="2"/>
               <w:sz w:val="28"/>
               <w:szCs w:val="28"/>
+              <w:u w:val="none"/>
+              <w14:ligatures w14:val="standardContextual"/>
             </w:rPr>
           </w:pPr>
-          <w:hyperlink w:anchor="_Toc241240216" w:history="1">
+          <w:hyperlink w:anchor="_Toc241676560" w:history="1">
             <w:r>
               <w:rPr>
                 <w:rStyle w:val="a5"/>
                 <w:rFonts w:ascii="Times New Roman" w:hAnsi="Times New Roman"/>
-                <w:noProof/>
-                <w:color w:val="000000" w:themeColor="text1"/>
-                <w:sz w:val="28"/>
-                <w:szCs w:val="28"/>
-              </w:rPr>
-              <w:t>5. Х</w:t>
+                <w:b w:val="0"/>
+                <w:bCs w:val="0"/>
+                <w:noProof/>
+                <w:sz w:val="28"/>
+                <w:szCs w:val="28"/>
+                <w:lang w:val="en-US"/>
+              </w:rPr>
+              <w:t>5.</w:t>
+            </w:r>
+            <w:r>
+              <w:rPr>
+                <w:rFonts w:ascii="Times New Roman" w:eastAsiaTheme="minorEastAsia" w:hAnsi="Times New Roman"/>
+                <w:b w:val="0"/>
+                <w:bCs w:val="0"/>
+                <w:caps w:val="0"/>
+                <w:noProof/>
+                <w:kern w:val="2"/>
+                <w:sz w:val="28"/>
+                <w:szCs w:val="28"/>
+                <w:u w:val="none"/>
+                <w14:ligatures w14:val="standardContextual"/>
+              </w:rPr>
+              <w:tab/>
             </w:r>
             <w:r>
               <w:rPr>
                 <w:rStyle w:val="a5"/>
                 <w:rFonts w:ascii="Times New Roman" w:hAnsi="Times New Roman"/>
-                <w:noProof/>
-                <w:color w:val="000000" w:themeColor="text1"/>
-                <w:sz w:val="28"/>
-                <w:szCs w:val="28"/>
-              </w:rPr>
-              <w:t>о</w:t>
-            </w:r>
-            <w:r>
-              <w:rPr>
-                <w:rStyle w:val="a5"/>
-                <w:rFonts w:ascii="Times New Roman" w:hAnsi="Times New Roman"/>
-                <w:noProof/>
-                <w:color w:val="000000" w:themeColor="text1"/>
-                <w:sz w:val="28"/>
-                <w:szCs w:val="28"/>
-              </w:rPr>
-              <w:t>д</w:t>
-            </w:r>
-            <w:r>
-              <w:rPr>
-                <w:rStyle w:val="a5"/>
-                <w:rFonts w:ascii="Times New Roman" w:hAnsi="Times New Roman"/>
-                <w:noProof/>
-                <w:color w:val="000000" w:themeColor="text1"/>
-                <w:sz w:val="28"/>
-                <w:szCs w:val="28"/>
-              </w:rPr>
-              <w:t xml:space="preserve"> развёртывания и решённые проблемы</w:t>
-            </w:r>
-            <w:r>
-              <w:rPr>
-                <w:rFonts w:ascii="Times New Roman" w:hAnsi="Times New Roman"/>
-                <w:noProof/>
-                <w:webHidden/>
-                <w:color w:val="000000" w:themeColor="text1"/>
+                <w:b w:val="0"/>
+                <w:bCs w:val="0"/>
+                <w:noProof/>
+                <w:sz w:val="28"/>
+                <w:szCs w:val="28"/>
+              </w:rPr>
+              <w:t>Ход развёртывания и решённые проблемы</w:t>
+            </w:r>
+            <w:r>
+              <w:rPr>
+                <w:rFonts w:ascii="Times New Roman" w:hAnsi="Times New Roman"/>
+                <w:b w:val="0"/>
+                <w:bCs w:val="0"/>
+                <w:noProof/>
+                <w:webHidden/>
                 <w:sz w:val="28"/>
                 <w:szCs w:val="28"/>
               </w:rPr>
@@ -3386,9 +3249,10 @@
             <w:r>
               <w:rPr>
                 <w:rFonts w:ascii="Times New Roman" w:hAnsi="Times New Roman"/>
-                <w:noProof/>
-                <w:webHidden/>
-                <w:color w:val="000000" w:themeColor="text1"/>
+                <w:b w:val="0"/>
+                <w:bCs w:val="0"/>
+                <w:noProof/>
+                <w:webHidden/>
                 <w:sz w:val="28"/>
                 <w:szCs w:val="28"/>
               </w:rPr>
@@ -3397,30 +3261,33 @@
             <w:r>
               <w:rPr>
                 <w:rFonts w:ascii="Times New Roman" w:hAnsi="Times New Roman"/>
-                <w:noProof/>
-                <w:webHidden/>
-                <w:color w:val="000000" w:themeColor="text1"/>
-                <w:sz w:val="28"/>
-                <w:szCs w:val="28"/>
-              </w:rPr>
-              <w:instrText xml:space="preserve"> PAGEREF _Toc241240216 \h </w:instrText>
-            </w:r>
-            <w:r>
-              <w:rPr>
-                <w:rFonts w:ascii="Times New Roman" w:hAnsi="Times New Roman"/>
-                <w:noProof/>
-                <w:webHidden/>
-                <w:color w:val="000000" w:themeColor="text1"/>
-                <w:sz w:val="28"/>
-                <w:szCs w:val="28"/>
-              </w:rPr>
-            </w:r>
-            <w:r>
-              <w:rPr>
-                <w:rFonts w:ascii="Times New Roman" w:hAnsi="Times New Roman"/>
-                <w:noProof/>
-                <w:webHidden/>
-                <w:color w:val="000000" w:themeColor="text1"/>
+                <w:b w:val="0"/>
+                <w:bCs w:val="0"/>
+                <w:noProof/>
+                <w:webHidden/>
+                <w:sz w:val="28"/>
+                <w:szCs w:val="28"/>
+              </w:rPr>
+              <w:instrText xml:space="preserve"> PAGEREF _Toc241676560 \h </w:instrText>
+            </w:r>
+            <w:r>
+              <w:rPr>
+                <w:rFonts w:ascii="Times New Roman" w:hAnsi="Times New Roman"/>
+                <w:b w:val="0"/>
+                <w:bCs w:val="0"/>
+                <w:noProof/>
+                <w:webHidden/>
+                <w:sz w:val="28"/>
+                <w:szCs w:val="28"/>
+              </w:rPr>
+            </w:r>
+            <w:r>
+              <w:rPr>
+                <w:rFonts w:ascii="Times New Roman" w:hAnsi="Times New Roman"/>
+                <w:b w:val="0"/>
+                <w:bCs w:val="0"/>
+                <w:noProof/>
+                <w:webHidden/>
                 <w:sz w:val="28"/>
                 <w:szCs w:val="28"/>
               </w:rPr>
@@ -3429,20 +3296,22 @@
             <w:r>
               <w:rPr>
                 <w:rFonts w:ascii="Times New Roman" w:hAnsi="Times New Roman"/>
-                <w:noProof/>
-                <w:webHidden/>
-                <w:color w:val="000000" w:themeColor="text1"/>
-                <w:sz w:val="28"/>
-                <w:szCs w:val="28"/>
-              </w:rPr>
-              <w:t>18</w:t>
-            </w:r>
-            <w:r>
-              <w:rPr>
-                <w:rFonts w:ascii="Times New Roman" w:hAnsi="Times New Roman"/>
-                <w:noProof/>
-                <w:webHidden/>
-                <w:color w:val="000000" w:themeColor="text1"/>
+                <w:b w:val="0"/>
+                <w:bCs w:val="0"/>
+                <w:noProof/>
+                <w:webHidden/>
+                <w:sz w:val="28"/>
+                <w:szCs w:val="28"/>
+              </w:rPr>
+              <w:t>19</w:t>
+            </w:r>
+            <w:r>
+              <w:rPr>
+                <w:rFonts w:ascii="Times New Roman" w:hAnsi="Times New Roman"/>
+                <w:b w:val="0"/>
+                <w:bCs w:val="0"/>
+                <w:noProof/>
+                <w:webHidden/>
                 <w:sz w:val="28"/>
                 <w:szCs w:val="28"/>
               </w:rPr>
@@ -3454,20 +3323,21 @@
           <w:pPr>
             <w:pStyle w:val="20"/>
             <w:tabs>
-              <w:tab w:val="right" w:leader="dot" w:pos="9345"/>
+              <w:tab w:val="right" w:leader="dot" w:pos="9344"/>
             </w:tabs>
-            <w:jc w:val="both"/>
             <w:rPr>
-              <w:rFonts w:ascii="Times New Roman" w:hAnsi="Times New Roman"/>
+              <w:rFonts w:ascii="Times New Roman" w:eastAsiaTheme="minorEastAsia" w:hAnsi="Times New Roman"/>
               <w:b w:val="0"/>
               <w:bCs w:val="0"/>
+              <w:smallCaps w:val="0"/>
               <w:noProof/>
-              <w:color w:val="000000" w:themeColor="text1"/>
+              <w:kern w:val="2"/>
               <w:sz w:val="28"/>
               <w:szCs w:val="28"/>
+              <w14:ligatures w14:val="standardContextual"/>
             </w:rPr>
           </w:pPr>
-          <w:hyperlink w:anchor="_Toc241240217" w:history="1">
+          <w:hyperlink w:anchor="_Toc241676561" w:history="1">
             <w:r>
               <w:rPr>
                 <w:rStyle w:val="a5"/>
@@ -3475,7 +3345,6 @@
                 <w:b w:val="0"/>
                 <w:bCs w:val="0"/>
                 <w:noProof/>
-                <w:color w:val="000000" w:themeColor="text1"/>
                 <w:sz w:val="28"/>
                 <w:szCs w:val="28"/>
               </w:rPr>
@@ -3488,7 +3357,6 @@
                 <w:bCs w:val="0"/>
                 <w:noProof/>
                 <w:webHidden/>
-                <w:color w:val="000000" w:themeColor="text1"/>
                 <w:sz w:val="28"/>
                 <w:szCs w:val="28"/>
               </w:rPr>
@@ -3501,7 +3369,6 @@
                 <w:bCs w:val="0"/>
                 <w:noProof/>
                 <w:webHidden/>
-                <w:color w:val="000000" w:themeColor="text1"/>
                 <w:sz w:val="28"/>
                 <w:szCs w:val="28"/>
               </w:rPr>
@@ -3514,32 +3381,29 @@
                 <w:bCs w:val="0"/>
                 <w:noProof/>
                 <w:webHidden/>
-                <w:color w:val="000000" w:themeColor="text1"/>
-                <w:sz w:val="28"/>
-                <w:szCs w:val="28"/>
-              </w:rPr>
-              <w:instrText xml:space="preserve"> PAGEREF _Toc241240217 \h </w:instrText>
-            </w:r>
-            <w:r>
-              <w:rPr>
-                <w:rFonts w:ascii="Times New Roman" w:hAnsi="Times New Roman"/>
-                <w:b w:val="0"/>
-                <w:bCs w:val="0"/>
-                <w:noProof/>
-                <w:webHidden/>
-                <w:color w:val="000000" w:themeColor="text1"/>
-                <w:sz w:val="28"/>
-                <w:szCs w:val="28"/>
-              </w:rPr>
-            </w:r>
-            <w:r>
-              <w:rPr>
-                <w:rFonts w:ascii="Times New Roman" w:hAnsi="Times New Roman"/>
-                <w:b w:val="0"/>
-                <w:bCs w:val="0"/>
-                <w:noProof/>
-                <w:webHidden/>
-                <w:color w:val="000000" w:themeColor="text1"/>
+                <w:sz w:val="28"/>
+                <w:szCs w:val="28"/>
+              </w:rPr>
+              <w:instrText xml:space="preserve"> PAGEREF _Toc241676561 \h </w:instrText>
+            </w:r>
+            <w:r>
+              <w:rPr>
+                <w:rFonts w:ascii="Times New Roman" w:hAnsi="Times New Roman"/>
+                <w:b w:val="0"/>
+                <w:bCs w:val="0"/>
+                <w:noProof/>
+                <w:webHidden/>
+                <w:sz w:val="28"/>
+                <w:szCs w:val="28"/>
+              </w:rPr>
+            </w:r>
+            <w:r>
+              <w:rPr>
+                <w:rFonts w:ascii="Times New Roman" w:hAnsi="Times New Roman"/>
+                <w:b w:val="0"/>
+                <w:bCs w:val="0"/>
+                <w:noProof/>
+                <w:webHidden/>
                 <w:sz w:val="28"/>
                 <w:szCs w:val="28"/>
               </w:rPr>
@@ -3552,20 +3416,18 @@
                 <w:bCs w:val="0"/>
                 <w:noProof/>
                 <w:webHidden/>
-                <w:color w:val="000000" w:themeColor="text1"/>
-                <w:sz w:val="28"/>
-                <w:szCs w:val="28"/>
-              </w:rPr>
-              <w:t>18</w:t>
-            </w:r>
-            <w:r>
-              <w:rPr>
-                <w:rFonts w:ascii="Times New Roman" w:hAnsi="Times New Roman"/>
-                <w:b w:val="0"/>
-                <w:bCs w:val="0"/>
-                <w:noProof/>
-                <w:webHidden/>
-                <w:color w:val="000000" w:themeColor="text1"/>
+                <w:sz w:val="28"/>
+                <w:szCs w:val="28"/>
+              </w:rPr>
+              <w:t>19</w:t>
+            </w:r>
+            <w:r>
+              <w:rPr>
+                <w:rFonts w:ascii="Times New Roman" w:hAnsi="Times New Roman"/>
+                <w:b w:val="0"/>
+                <w:bCs w:val="0"/>
+                <w:noProof/>
+                <w:webHidden/>
                 <w:sz w:val="28"/>
                 <w:szCs w:val="28"/>
               </w:rPr>
@@ -3577,20 +3439,21 @@
           <w:pPr>
             <w:pStyle w:val="20"/>
             <w:tabs>
-              <w:tab w:val="right" w:leader="dot" w:pos="9345"/>
+              <w:tab w:val="right" w:leader="dot" w:pos="9344"/>
             </w:tabs>
-            <w:jc w:val="both"/>
             <w:rPr>
-              <w:rFonts w:ascii="Times New Roman" w:hAnsi="Times New Roman"/>
+              <w:rFonts w:ascii="Times New Roman" w:eastAsiaTheme="minorEastAsia" w:hAnsi="Times New Roman"/>
               <w:b w:val="0"/>
               <w:bCs w:val="0"/>
+              <w:smallCaps w:val="0"/>
               <w:noProof/>
-              <w:color w:val="000000" w:themeColor="text1"/>
+              <w:kern w:val="2"/>
               <w:sz w:val="28"/>
               <w:szCs w:val="28"/>
+              <w14:ligatures w14:val="standardContextual"/>
             </w:rPr>
           </w:pPr>
-          <w:hyperlink w:anchor="_Toc241240218" w:history="1">
+          <w:hyperlink w:anchor="_Toc241676562" w:history="1">
             <w:r>
               <w:rPr>
                 <w:rStyle w:val="a5"/>
@@ -3598,7 +3461,6 @@
                 <w:b w:val="0"/>
                 <w:bCs w:val="0"/>
                 <w:noProof/>
-                <w:color w:val="000000" w:themeColor="text1"/>
                 <w:sz w:val="28"/>
                 <w:szCs w:val="28"/>
               </w:rPr>
@@ -3611,7 +3473,6 @@
                 <w:bCs w:val="0"/>
                 <w:noProof/>
                 <w:webHidden/>
-                <w:color w:val="000000" w:themeColor="text1"/>
                 <w:sz w:val="28"/>
                 <w:szCs w:val="28"/>
               </w:rPr>
@@ -3624,7 +3485,6 @@
                 <w:bCs w:val="0"/>
                 <w:noProof/>
                 <w:webHidden/>
-                <w:color w:val="000000" w:themeColor="text1"/>
                 <w:sz w:val="28"/>
                 <w:szCs w:val="28"/>
               </w:rPr>
@@ -3637,32 +3497,29 @@
                 <w:bCs w:val="0"/>
                 <w:noProof/>
                 <w:webHidden/>
-                <w:color w:val="000000" w:themeColor="text1"/>
-                <w:sz w:val="28"/>
-                <w:szCs w:val="28"/>
-              </w:rPr>
-              <w:instrText xml:space="preserve"> PAGEREF _Toc241240218 \h </w:instrText>
-            </w:r>
-            <w:r>
-              <w:rPr>
-                <w:rFonts w:ascii="Times New Roman" w:hAnsi="Times New Roman"/>
-                <w:b w:val="0"/>
-                <w:bCs w:val="0"/>
-                <w:noProof/>
-                <w:webHidden/>
-                <w:color w:val="000000" w:themeColor="text1"/>
-                <w:sz w:val="28"/>
-                <w:szCs w:val="28"/>
-              </w:rPr>
-            </w:r>
-            <w:r>
-              <w:rPr>
-                <w:rFonts w:ascii="Times New Roman" w:hAnsi="Times New Roman"/>
-                <w:b w:val="0"/>
-                <w:bCs w:val="0"/>
-                <w:noProof/>
-                <w:webHidden/>
-                <w:color w:val="000000" w:themeColor="text1"/>
+                <w:sz w:val="28"/>
+                <w:szCs w:val="28"/>
+              </w:rPr>
+              <w:instrText xml:space="preserve"> PAGEREF _Toc241676562 \h </w:instrText>
+            </w:r>
+            <w:r>
+              <w:rPr>
+                <w:rFonts w:ascii="Times New Roman" w:hAnsi="Times New Roman"/>
+                <w:b w:val="0"/>
+                <w:bCs w:val="0"/>
+                <w:noProof/>
+                <w:webHidden/>
+                <w:sz w:val="28"/>
+                <w:szCs w:val="28"/>
+              </w:rPr>
+            </w:r>
+            <w:r>
+              <w:rPr>
+                <w:rFonts w:ascii="Times New Roman" w:hAnsi="Times New Roman"/>
+                <w:b w:val="0"/>
+                <w:bCs w:val="0"/>
+                <w:noProof/>
+                <w:webHidden/>
                 <w:sz w:val="28"/>
                 <w:szCs w:val="28"/>
               </w:rPr>
@@ -3675,20 +3532,18 @@
                 <w:bCs w:val="0"/>
                 <w:noProof/>
                 <w:webHidden/>
-                <w:color w:val="000000" w:themeColor="text1"/>
-                <w:sz w:val="28"/>
-                <w:szCs w:val="28"/>
-              </w:rPr>
-              <w:t>18</w:t>
-            </w:r>
-            <w:r>
-              <w:rPr>
-                <w:rFonts w:ascii="Times New Roman" w:hAnsi="Times New Roman"/>
-                <w:b w:val="0"/>
-                <w:bCs w:val="0"/>
-                <w:noProof/>
-                <w:webHidden/>
-                <w:color w:val="000000" w:themeColor="text1"/>
+                <w:sz w:val="28"/>
+                <w:szCs w:val="28"/>
+              </w:rPr>
+              <w:t>20</w:t>
+            </w:r>
+            <w:r>
+              <w:rPr>
+                <w:rFonts w:ascii="Times New Roman" w:hAnsi="Times New Roman"/>
+                <w:b w:val="0"/>
+                <w:bCs w:val="0"/>
+                <w:noProof/>
+                <w:webHidden/>
                 <w:sz w:val="28"/>
                 <w:szCs w:val="28"/>
               </w:rPr>
@@ -3700,20 +3555,21 @@
           <w:pPr>
             <w:pStyle w:val="20"/>
             <w:tabs>
-              <w:tab w:val="right" w:leader="dot" w:pos="9345"/>
+              <w:tab w:val="right" w:leader="dot" w:pos="9344"/>
             </w:tabs>
-            <w:jc w:val="both"/>
             <w:rPr>
-              <w:rFonts w:ascii="Times New Roman" w:hAnsi="Times New Roman"/>
+              <w:rFonts w:ascii="Times New Roman" w:eastAsiaTheme="minorEastAsia" w:hAnsi="Times New Roman"/>
               <w:b w:val="0"/>
               <w:bCs w:val="0"/>
+              <w:smallCaps w:val="0"/>
               <w:noProof/>
-              <w:color w:val="000000" w:themeColor="text1"/>
+              <w:kern w:val="2"/>
               <w:sz w:val="28"/>
               <w:szCs w:val="28"/>
+              <w14:ligatures w14:val="standardContextual"/>
             </w:rPr>
           </w:pPr>
-          <w:hyperlink w:anchor="_Toc241240219" w:history="1">
+          <w:hyperlink w:anchor="_Toc241676563" w:history="1">
             <w:r>
               <w:rPr>
                 <w:rStyle w:val="a5"/>
@@ -3721,7 +3577,6 @@
                 <w:b w:val="0"/>
                 <w:bCs w:val="0"/>
                 <w:noProof/>
-                <w:color w:val="000000" w:themeColor="text1"/>
                 <w:sz w:val="28"/>
                 <w:szCs w:val="28"/>
               </w:rPr>
@@ -3734,7 +3589,6 @@
                 <w:bCs w:val="0"/>
                 <w:noProof/>
                 <w:webHidden/>
-                <w:color w:val="000000" w:themeColor="text1"/>
                 <w:sz w:val="28"/>
                 <w:szCs w:val="28"/>
               </w:rPr>
@@ -3747,7 +3601,6 @@
                 <w:bCs w:val="0"/>
                 <w:noProof/>
                 <w:webHidden/>
-                <w:color w:val="000000" w:themeColor="text1"/>
                 <w:sz w:val="28"/>
                 <w:szCs w:val="28"/>
               </w:rPr>
@@ -3760,32 +3613,29 @@
                 <w:bCs w:val="0"/>
                 <w:noProof/>
                 <w:webHidden/>
-                <w:color w:val="000000" w:themeColor="text1"/>
-                <w:sz w:val="28"/>
-                <w:szCs w:val="28"/>
-              </w:rPr>
-              <w:instrText xml:space="preserve"> PAGEREF _Toc241240219 \h </w:instrText>
-            </w:r>
-            <w:r>
-              <w:rPr>
-                <w:rFonts w:ascii="Times New Roman" w:hAnsi="Times New Roman"/>
-                <w:b w:val="0"/>
-                <w:bCs w:val="0"/>
-                <w:noProof/>
-                <w:webHidden/>
-                <w:color w:val="000000" w:themeColor="text1"/>
-                <w:sz w:val="28"/>
-                <w:szCs w:val="28"/>
-              </w:rPr>
-            </w:r>
-            <w:r>
-              <w:rPr>
-                <w:rFonts w:ascii="Times New Roman" w:hAnsi="Times New Roman"/>
-                <w:b w:val="0"/>
-                <w:bCs w:val="0"/>
-                <w:noProof/>
-                <w:webHidden/>
-                <w:color w:val="000000" w:themeColor="text1"/>
+                <w:sz w:val="28"/>
+                <w:szCs w:val="28"/>
+              </w:rPr>
+              <w:instrText xml:space="preserve"> PAGEREF _Toc241676563 \h </w:instrText>
+            </w:r>
+            <w:r>
+              <w:rPr>
+                <w:rFonts w:ascii="Times New Roman" w:hAnsi="Times New Roman"/>
+                <w:b w:val="0"/>
+                <w:bCs w:val="0"/>
+                <w:noProof/>
+                <w:webHidden/>
+                <w:sz w:val="28"/>
+                <w:szCs w:val="28"/>
+              </w:rPr>
+            </w:r>
+            <w:r>
+              <w:rPr>
+                <w:rFonts w:ascii="Times New Roman" w:hAnsi="Times New Roman"/>
+                <w:b w:val="0"/>
+                <w:bCs w:val="0"/>
+                <w:noProof/>
+                <w:webHidden/>
                 <w:sz w:val="28"/>
                 <w:szCs w:val="28"/>
               </w:rPr>
@@ -3798,20 +3648,18 @@
                 <w:bCs w:val="0"/>
                 <w:noProof/>
                 <w:webHidden/>
-                <w:color w:val="000000" w:themeColor="text1"/>
-                <w:sz w:val="28"/>
-                <w:szCs w:val="28"/>
-              </w:rPr>
-              <w:t>19</w:t>
-            </w:r>
-            <w:r>
-              <w:rPr>
-                <w:rFonts w:ascii="Times New Roman" w:hAnsi="Times New Roman"/>
-                <w:b w:val="0"/>
-                <w:bCs w:val="0"/>
-                <w:noProof/>
-                <w:webHidden/>
-                <w:color w:val="000000" w:themeColor="text1"/>
+                <w:sz w:val="28"/>
+                <w:szCs w:val="28"/>
+              </w:rPr>
+              <w:t>20</w:t>
+            </w:r>
+            <w:r>
+              <w:rPr>
+                <w:rFonts w:ascii="Times New Roman" w:hAnsi="Times New Roman"/>
+                <w:b w:val="0"/>
+                <w:bCs w:val="0"/>
+                <w:noProof/>
+                <w:webHidden/>
                 <w:sz w:val="28"/>
                 <w:szCs w:val="28"/>
               </w:rPr>
@@ -3823,20 +3671,21 @@
           <w:pPr>
             <w:pStyle w:val="20"/>
             <w:tabs>
-              <w:tab w:val="right" w:leader="dot" w:pos="9345"/>
+              <w:tab w:val="right" w:leader="dot" w:pos="9344"/>
             </w:tabs>
-            <w:jc w:val="both"/>
             <w:rPr>
-              <w:rFonts w:ascii="Times New Roman" w:hAnsi="Times New Roman"/>
+              <w:rFonts w:ascii="Times New Roman" w:eastAsiaTheme="minorEastAsia" w:hAnsi="Times New Roman"/>
               <w:b w:val="0"/>
               <w:bCs w:val="0"/>
+              <w:smallCaps w:val="0"/>
               <w:noProof/>
-              <w:color w:val="000000" w:themeColor="text1"/>
+              <w:kern w:val="2"/>
               <w:sz w:val="28"/>
               <w:szCs w:val="28"/>
+              <w14:ligatures w14:val="standardContextual"/>
             </w:rPr>
           </w:pPr>
-          <w:hyperlink w:anchor="_Toc241240220" w:history="1">
+          <w:hyperlink w:anchor="_Toc241676564" w:history="1">
             <w:r>
               <w:rPr>
                 <w:rStyle w:val="a5"/>
@@ -3844,7 +3693,6 @@
                 <w:b w:val="0"/>
                 <w:bCs w:val="0"/>
                 <w:noProof/>
-                <w:color w:val="000000" w:themeColor="text1"/>
                 <w:sz w:val="28"/>
                 <w:szCs w:val="28"/>
               </w:rPr>
@@ -3857,7 +3705,6 @@
                 <w:bCs w:val="0"/>
                 <w:noProof/>
                 <w:webHidden/>
-                <w:color w:val="000000" w:themeColor="text1"/>
                 <w:sz w:val="28"/>
                 <w:szCs w:val="28"/>
               </w:rPr>
@@ -3870,7 +3717,6 @@
                 <w:bCs w:val="0"/>
                 <w:noProof/>
                 <w:webHidden/>
-                <w:color w:val="000000" w:themeColor="text1"/>
                 <w:sz w:val="28"/>
                 <w:szCs w:val="28"/>
               </w:rPr>
@@ -3883,32 +3729,29 @@
                 <w:bCs w:val="0"/>
                 <w:noProof/>
                 <w:webHidden/>
-                <w:color w:val="000000" w:themeColor="text1"/>
-                <w:sz w:val="28"/>
-                <w:szCs w:val="28"/>
-              </w:rPr>
-              <w:instrText xml:space="preserve"> PAGEREF _Toc241240220 \h </w:instrText>
-            </w:r>
-            <w:r>
-              <w:rPr>
-                <w:rFonts w:ascii="Times New Roman" w:hAnsi="Times New Roman"/>
-                <w:b w:val="0"/>
-                <w:bCs w:val="0"/>
-                <w:noProof/>
-                <w:webHidden/>
-                <w:color w:val="000000" w:themeColor="text1"/>
-                <w:sz w:val="28"/>
-                <w:szCs w:val="28"/>
-              </w:rPr>
-            </w:r>
-            <w:r>
-              <w:rPr>
-                <w:rFonts w:ascii="Times New Roman" w:hAnsi="Times New Roman"/>
-                <w:b w:val="0"/>
-                <w:bCs w:val="0"/>
-                <w:noProof/>
-                <w:webHidden/>
-                <w:color w:val="000000" w:themeColor="text1"/>
+                <w:sz w:val="28"/>
+                <w:szCs w:val="28"/>
+              </w:rPr>
+              <w:instrText xml:space="preserve"> PAGEREF _Toc241676564 \h </w:instrText>
+            </w:r>
+            <w:r>
+              <w:rPr>
+                <w:rFonts w:ascii="Times New Roman" w:hAnsi="Times New Roman"/>
+                <w:b w:val="0"/>
+                <w:bCs w:val="0"/>
+                <w:noProof/>
+                <w:webHidden/>
+                <w:sz w:val="28"/>
+                <w:szCs w:val="28"/>
+              </w:rPr>
+            </w:r>
+            <w:r>
+              <w:rPr>
+                <w:rFonts w:ascii="Times New Roman" w:hAnsi="Times New Roman"/>
+                <w:b w:val="0"/>
+                <w:bCs w:val="0"/>
+                <w:noProof/>
+                <w:webHidden/>
                 <w:sz w:val="28"/>
                 <w:szCs w:val="28"/>
               </w:rPr>
@@ -3921,20 +3764,18 @@
                 <w:bCs w:val="0"/>
                 <w:noProof/>
                 <w:webHidden/>
-                <w:color w:val="000000" w:themeColor="text1"/>
-                <w:sz w:val="28"/>
-                <w:szCs w:val="28"/>
-              </w:rPr>
-              <w:t>20</w:t>
-            </w:r>
-            <w:r>
-              <w:rPr>
-                <w:rFonts w:ascii="Times New Roman" w:hAnsi="Times New Roman"/>
-                <w:b w:val="0"/>
-                <w:bCs w:val="0"/>
-                <w:noProof/>
-                <w:webHidden/>
-                <w:color w:val="000000" w:themeColor="text1"/>
+                <w:sz w:val="28"/>
+                <w:szCs w:val="28"/>
+              </w:rPr>
+              <w:t>21</w:t>
+            </w:r>
+            <w:r>
+              <w:rPr>
+                <w:rFonts w:ascii="Times New Roman" w:hAnsi="Times New Roman"/>
+                <w:b w:val="0"/>
+                <w:bCs w:val="0"/>
+                <w:noProof/>
+                <w:webHidden/>
                 <w:sz w:val="28"/>
                 <w:szCs w:val="28"/>
               </w:rPr>
@@ -3946,20 +3787,21 @@
           <w:pPr>
             <w:pStyle w:val="20"/>
             <w:tabs>
-              <w:tab w:val="right" w:leader="dot" w:pos="9345"/>
+              <w:tab w:val="right" w:leader="dot" w:pos="9344"/>
             </w:tabs>
-            <w:jc w:val="both"/>
             <w:rPr>
-              <w:rFonts w:ascii="Times New Roman" w:hAnsi="Times New Roman"/>
+              <w:rFonts w:ascii="Times New Roman" w:eastAsiaTheme="minorEastAsia" w:hAnsi="Times New Roman"/>
               <w:b w:val="0"/>
               <w:bCs w:val="0"/>
+              <w:smallCaps w:val="0"/>
               <w:noProof/>
-              <w:color w:val="000000" w:themeColor="text1"/>
+              <w:kern w:val="2"/>
               <w:sz w:val="28"/>
               <w:szCs w:val="28"/>
+              <w14:ligatures w14:val="standardContextual"/>
             </w:rPr>
           </w:pPr>
-          <w:hyperlink w:anchor="_Toc241240221" w:history="1">
+          <w:hyperlink w:anchor="_Toc241676565" w:history="1">
             <w:r>
               <w:rPr>
                 <w:rStyle w:val="a5"/>
@@ -3967,7 +3809,6 @@
                 <w:b w:val="0"/>
                 <w:bCs w:val="0"/>
                 <w:noProof/>
-                <w:color w:val="000000" w:themeColor="text1"/>
                 <w:sz w:val="28"/>
                 <w:szCs w:val="28"/>
               </w:rPr>
@@ -3980,7 +3821,6 @@
                 <w:bCs w:val="0"/>
                 <w:noProof/>
                 <w:webHidden/>
-                <w:color w:val="000000" w:themeColor="text1"/>
                 <w:sz w:val="28"/>
                 <w:szCs w:val="28"/>
               </w:rPr>
@@ -3993,7 +3833,6 @@
                 <w:bCs w:val="0"/>
                 <w:noProof/>
                 <w:webHidden/>
-                <w:color w:val="000000" w:themeColor="text1"/>
                 <w:sz w:val="28"/>
                 <w:szCs w:val="28"/>
               </w:rPr>
@@ -4006,32 +3845,29 @@
                 <w:bCs w:val="0"/>
                 <w:noProof/>
                 <w:webHidden/>
-                <w:color w:val="000000" w:themeColor="text1"/>
-                <w:sz w:val="28"/>
-                <w:szCs w:val="28"/>
-              </w:rPr>
-              <w:instrText xml:space="preserve"> PAGEREF _Toc241240221 \h </w:instrText>
-            </w:r>
-            <w:r>
-              <w:rPr>
-                <w:rFonts w:ascii="Times New Roman" w:hAnsi="Times New Roman"/>
-                <w:b w:val="0"/>
-                <w:bCs w:val="0"/>
-                <w:noProof/>
-                <w:webHidden/>
-                <w:color w:val="000000" w:themeColor="text1"/>
-                <w:sz w:val="28"/>
-                <w:szCs w:val="28"/>
-              </w:rPr>
-            </w:r>
-            <w:r>
-              <w:rPr>
-                <w:rFonts w:ascii="Times New Roman" w:hAnsi="Times New Roman"/>
-                <w:b w:val="0"/>
-                <w:bCs w:val="0"/>
-                <w:noProof/>
-                <w:webHidden/>
-                <w:color w:val="000000" w:themeColor="text1"/>
+                <w:sz w:val="28"/>
+                <w:szCs w:val="28"/>
+              </w:rPr>
+              <w:instrText xml:space="preserve"> PAGEREF _Toc241676565 \h </w:instrText>
+            </w:r>
+            <w:r>
+              <w:rPr>
+                <w:rFonts w:ascii="Times New Roman" w:hAnsi="Times New Roman"/>
+                <w:b w:val="0"/>
+                <w:bCs w:val="0"/>
+                <w:noProof/>
+                <w:webHidden/>
+                <w:sz w:val="28"/>
+                <w:szCs w:val="28"/>
+              </w:rPr>
+            </w:r>
+            <w:r>
+              <w:rPr>
+                <w:rFonts w:ascii="Times New Roman" w:hAnsi="Times New Roman"/>
+                <w:b w:val="0"/>
+                <w:bCs w:val="0"/>
+                <w:noProof/>
+                <w:webHidden/>
                 <w:sz w:val="28"/>
                 <w:szCs w:val="28"/>
               </w:rPr>
@@ -4044,7 +3880,6 @@
                 <w:bCs w:val="0"/>
                 <w:noProof/>
                 <w:webHidden/>
-                <w:color w:val="000000" w:themeColor="text1"/>
                 <w:sz w:val="28"/>
                 <w:szCs w:val="28"/>
               </w:rPr>
@@ -4057,7 +3892,6 @@
                 <w:bCs w:val="0"/>
                 <w:noProof/>
                 <w:webHidden/>
-                <w:color w:val="000000" w:themeColor="text1"/>
                 <w:sz w:val="28"/>
                 <w:szCs w:val="28"/>
               </w:rPr>
@@ -4069,36 +3903,41 @@
           <w:pPr>
             <w:pStyle w:val="11"/>
             <w:tabs>
-              <w:tab w:val="right" w:leader="dot" w:pos="9345"/>
+              <w:tab w:val="right" w:leader="dot" w:pos="9344"/>
             </w:tabs>
-            <w:spacing w:before="0"/>
-            <w:jc w:val="both"/>
             <w:rPr>
-              <w:rFonts w:ascii="Times New Roman" w:hAnsi="Times New Roman"/>
+              <w:rFonts w:ascii="Times New Roman" w:eastAsiaTheme="minorEastAsia" w:hAnsi="Times New Roman"/>
+              <w:b w:val="0"/>
+              <w:bCs w:val="0"/>
+              <w:caps w:val="0"/>
               <w:noProof/>
-              <w:color w:val="000000" w:themeColor="text1"/>
+              <w:kern w:val="2"/>
               <w:sz w:val="28"/>
               <w:szCs w:val="28"/>
+              <w:u w:val="none"/>
+              <w14:ligatures w14:val="standardContextual"/>
             </w:rPr>
           </w:pPr>
-          <w:hyperlink w:anchor="_Toc241240222" w:history="1">
+          <w:hyperlink w:anchor="_Toc241676566" w:history="1">
             <w:r>
               <w:rPr>
                 <w:rStyle w:val="a5"/>
                 <w:rFonts w:ascii="Times New Roman" w:hAnsi="Times New Roman"/>
-                <w:noProof/>
-                <w:color w:val="000000" w:themeColor="text1"/>
-                <w:sz w:val="28"/>
-                <w:szCs w:val="28"/>
-              </w:rPr>
-              <w:t>Заключение</w:t>
-            </w:r>
-            <w:r>
-              <w:rPr>
-                <w:rFonts w:ascii="Times New Roman" w:hAnsi="Times New Roman"/>
-                <w:noProof/>
-                <w:webHidden/>
-                <w:color w:val="000000" w:themeColor="text1"/>
+                <w:b w:val="0"/>
+                <w:bCs w:val="0"/>
+                <w:noProof/>
+                <w:sz w:val="28"/>
+                <w:szCs w:val="28"/>
+              </w:rPr>
+              <w:t>ЗАКЛЮЧЕНИЕ</w:t>
+            </w:r>
+            <w:r>
+              <w:rPr>
+                <w:rFonts w:ascii="Times New Roman" w:hAnsi="Times New Roman"/>
+                <w:b w:val="0"/>
+                <w:bCs w:val="0"/>
+                <w:noProof/>
+                <w:webHidden/>
                 <w:sz w:val="28"/>
                 <w:szCs w:val="28"/>
               </w:rPr>
@@ -4107,9 +3946,10 @@
             <w:r>
               <w:rPr>
                 <w:rFonts w:ascii="Times New Roman" w:hAnsi="Times New Roman"/>
-                <w:noProof/>
-                <w:webHidden/>
-                <w:color w:val="000000" w:themeColor="text1"/>
+                <w:b w:val="0"/>
+                <w:bCs w:val="0"/>
+                <w:noProof/>
+                <w:webHidden/>
                 <w:sz w:val="28"/>
                 <w:szCs w:val="28"/>
               </w:rPr>
@@ -4118,30 +3958,33 @@
             <w:r>
               <w:rPr>
                 <w:rFonts w:ascii="Times New Roman" w:hAnsi="Times New Roman"/>
-                <w:noProof/>
-                <w:webHidden/>
-                <w:color w:val="000000" w:themeColor="text1"/>
-                <w:sz w:val="28"/>
-                <w:szCs w:val="28"/>
-              </w:rPr>
-              <w:instrText xml:space="preserve"> PAGEREF _Toc241240222 \h </w:instrText>
-            </w:r>
-            <w:r>
-              <w:rPr>
-                <w:rFonts w:ascii="Times New Roman" w:hAnsi="Times New Roman"/>
-                <w:noProof/>
-                <w:webHidden/>
-                <w:color w:val="000000" w:themeColor="text1"/>
-                <w:sz w:val="28"/>
-                <w:szCs w:val="28"/>
-              </w:rPr>
-            </w:r>
-            <w:r>
-              <w:rPr>
-                <w:rFonts w:ascii="Times New Roman" w:hAnsi="Times New Roman"/>
-                <w:noProof/>
-                <w:webHidden/>
-                <w:color w:val="000000" w:themeColor="text1"/>
+                <w:b w:val="0"/>
+                <w:bCs w:val="0"/>
+                <w:noProof/>
+                <w:webHidden/>
+                <w:sz w:val="28"/>
+                <w:szCs w:val="28"/>
+              </w:rPr>
+              <w:instrText xml:space="preserve"> PAGEREF _Toc241676566 \h </w:instrText>
+            </w:r>
+            <w:r>
+              <w:rPr>
+                <w:rFonts w:ascii="Times New Roman" w:hAnsi="Times New Roman"/>
+                <w:b w:val="0"/>
+                <w:bCs w:val="0"/>
+                <w:noProof/>
+                <w:webHidden/>
+                <w:sz w:val="28"/>
+                <w:szCs w:val="28"/>
+              </w:rPr>
+            </w:r>
+            <w:r>
+              <w:rPr>
+                <w:rFonts w:ascii="Times New Roman" w:hAnsi="Times New Roman"/>
+                <w:b w:val="0"/>
+                <w:bCs w:val="0"/>
+                <w:noProof/>
+                <w:webHidden/>
                 <w:sz w:val="28"/>
                 <w:szCs w:val="28"/>
               </w:rPr>
@@ -4150,9 +3993,10 @@
             <w:r>
               <w:rPr>
                 <w:rFonts w:ascii="Times New Roman" w:hAnsi="Times New Roman"/>
-                <w:noProof/>
-                <w:webHidden/>
-                <w:color w:val="000000" w:themeColor="text1"/>
+                <w:b w:val="0"/>
+                <w:bCs w:val="0"/>
+                <w:noProof/>
+                <w:webHidden/>
                 <w:sz w:val="28"/>
                 <w:szCs w:val="28"/>
               </w:rPr>
@@ -4161,9 +4005,10 @@
             <w:r>
               <w:rPr>
                 <w:rFonts w:ascii="Times New Roman" w:hAnsi="Times New Roman"/>
-                <w:noProof/>
-                <w:webHidden/>
-                <w:color w:val="000000" w:themeColor="text1"/>
+                <w:b w:val="0"/>
+                <w:bCs w:val="0"/>
+                <w:noProof/>
+                <w:webHidden/>
                 <w:sz w:val="28"/>
                 <w:szCs w:val="28"/>
               </w:rPr>
@@ -4175,36 +4020,41 @@
           <w:pPr>
             <w:pStyle w:val="11"/>
             <w:tabs>
-              <w:tab w:val="right" w:leader="dot" w:pos="9345"/>
+              <w:tab w:val="right" w:leader="dot" w:pos="9344"/>
             </w:tabs>
-            <w:spacing w:before="0"/>
-            <w:jc w:val="both"/>
             <w:rPr>
-              <w:rFonts w:ascii="Times New Roman" w:hAnsi="Times New Roman"/>
+              <w:rFonts w:ascii="Times New Roman" w:eastAsiaTheme="minorEastAsia" w:hAnsi="Times New Roman"/>
+              <w:b w:val="0"/>
+              <w:bCs w:val="0"/>
+              <w:caps w:val="0"/>
               <w:noProof/>
-              <w:color w:val="000000" w:themeColor="text1"/>
+              <w:kern w:val="2"/>
               <w:sz w:val="28"/>
               <w:szCs w:val="28"/>
+              <w:u w:val="none"/>
+              <w14:ligatures w14:val="standardContextual"/>
             </w:rPr>
           </w:pPr>
-          <w:hyperlink w:anchor="_Toc241240223" w:history="1">
+          <w:hyperlink w:anchor="_Toc241676567" w:history="1">
             <w:r>
               <w:rPr>
                 <w:rStyle w:val="a5"/>
                 <w:rFonts w:ascii="Times New Roman" w:hAnsi="Times New Roman"/>
-                <w:noProof/>
-                <w:color w:val="000000" w:themeColor="text1"/>
-                <w:sz w:val="28"/>
-                <w:szCs w:val="28"/>
-              </w:rPr>
-              <w:t>Список использованных источников</w:t>
-            </w:r>
-            <w:r>
-              <w:rPr>
-                <w:rFonts w:ascii="Times New Roman" w:hAnsi="Times New Roman"/>
-                <w:noProof/>
-                <w:webHidden/>
-                <w:color w:val="000000" w:themeColor="text1"/>
+                <w:b w:val="0"/>
+                <w:bCs w:val="0"/>
+                <w:noProof/>
+                <w:sz w:val="28"/>
+                <w:szCs w:val="28"/>
+              </w:rPr>
+              <w:t>СПИСОК ИСПОЛЬЗОВАННЫХ ИСТОЧНИКОВ</w:t>
+            </w:r>
+            <w:r>
+              <w:rPr>
+                <w:rFonts w:ascii="Times New Roman" w:hAnsi="Times New Roman"/>
+                <w:b w:val="0"/>
+                <w:bCs w:val="0"/>
+                <w:noProof/>
+                <w:webHidden/>
                 <w:sz w:val="28"/>
                 <w:szCs w:val="28"/>
               </w:rPr>
@@ -4213,9 +4063,10 @@
             <w:r>
               <w:rPr>
                 <w:rFonts w:ascii="Times New Roman" w:hAnsi="Times New Roman"/>
-                <w:noProof/>
-                <w:webHidden/>
-                <w:color w:val="000000" w:themeColor="text1"/>
+                <w:b w:val="0"/>
+                <w:bCs w:val="0"/>
+                <w:noProof/>
+                <w:webHidden/>
                 <w:sz w:val="28"/>
                 <w:szCs w:val="28"/>
               </w:rPr>
@@ -4224,30 +4075,33 @@
             <w:r>
               <w:rPr>
                 <w:rFonts w:ascii="Times New Roman" w:hAnsi="Times New Roman"/>
-                <w:noProof/>
-                <w:webHidden/>
-                <w:color w:val="000000" w:themeColor="text1"/>
-                <w:sz w:val="28"/>
-                <w:szCs w:val="28"/>
-              </w:rPr>
-              <w:instrText xml:space="preserve"> PAGEREF _Toc241240223 \h </w:instrText>
-            </w:r>
-            <w:r>
-              <w:rPr>
-                <w:rFonts w:ascii="Times New Roman" w:hAnsi="Times New Roman"/>
-                <w:noProof/>
-                <w:webHidden/>
-                <w:color w:val="000000" w:themeColor="text1"/>
-                <w:sz w:val="28"/>
-                <w:szCs w:val="28"/>
-              </w:rPr>
-            </w:r>
-            <w:r>
-              <w:rPr>
-                <w:rFonts w:ascii="Times New Roman" w:hAnsi="Times New Roman"/>
-                <w:noProof/>
-                <w:webHidden/>
-                <w:color w:val="000000" w:themeColor="text1"/>
+                <w:b w:val="0"/>
+                <w:bCs w:val="0"/>
+                <w:noProof/>
+                <w:webHidden/>
+                <w:sz w:val="28"/>
+                <w:szCs w:val="28"/>
+              </w:rPr>
+              <w:instrText xml:space="preserve"> PAGEREF _Toc241676567 \h </w:instrText>
+            </w:r>
+            <w:r>
+              <w:rPr>
+                <w:rFonts w:ascii="Times New Roman" w:hAnsi="Times New Roman"/>
+                <w:b w:val="0"/>
+                <w:bCs w:val="0"/>
+                <w:noProof/>
+                <w:webHidden/>
+                <w:sz w:val="28"/>
+                <w:szCs w:val="28"/>
+              </w:rPr>
+            </w:r>
+            <w:r>
+              <w:rPr>
+                <w:rFonts w:ascii="Times New Roman" w:hAnsi="Times New Roman"/>
+                <w:b w:val="0"/>
+                <w:bCs w:val="0"/>
+                <w:noProof/>
+                <w:webHidden/>
                 <w:sz w:val="28"/>
                 <w:szCs w:val="28"/>
               </w:rPr>
@@ -4256,20 +4110,22 @@
             <w:r>
               <w:rPr>
                 <w:rFonts w:ascii="Times New Roman" w:hAnsi="Times New Roman"/>
-                <w:noProof/>
-                <w:webHidden/>
-                <w:color w:val="000000" w:themeColor="text1"/>
-                <w:sz w:val="28"/>
-                <w:szCs w:val="28"/>
-              </w:rPr>
-              <w:t>24</w:t>
-            </w:r>
-            <w:r>
-              <w:rPr>
-                <w:rFonts w:ascii="Times New Roman" w:hAnsi="Times New Roman"/>
-                <w:noProof/>
-                <w:webHidden/>
-                <w:color w:val="000000" w:themeColor="text1"/>
+                <w:b w:val="0"/>
+                <w:bCs w:val="0"/>
+                <w:noProof/>
+                <w:webHidden/>
+                <w:sz w:val="28"/>
+                <w:szCs w:val="28"/>
+              </w:rPr>
+              <w:t>25</w:t>
+            </w:r>
+            <w:r>
+              <w:rPr>
+                <w:rFonts w:ascii="Times New Roman" w:hAnsi="Times New Roman"/>
+                <w:b w:val="0"/>
+                <w:bCs w:val="0"/>
+                <w:noProof/>
+                <w:webHidden/>
                 <w:sz w:val="28"/>
                 <w:szCs w:val="28"/>
               </w:rPr>
@@ -4288,17 +4144,13 @@
               <w:noProof/>
               <w:color w:val="000000" w:themeColor="text1"/>
             </w:rPr>
+            <w:lastRenderedPageBreak/>
             <w:fldChar w:fldCharType="end"/>
           </w:r>
         </w:p>
       </w:sdtContent>
     </w:sdt>
     <w:p>
-      <w:r>
-        <w:br w:type="page"/>
-      </w:r>
-    </w:p>
-    <w:p>
       <w:pPr>
         <w:spacing w:line="360" w:lineRule="auto"/>
         <w:ind w:firstLine="709"/>
@@ -4313,7 +4165,6 @@
           <w:b/>
           <w:bCs/>
         </w:rPr>
-        <w:lastRenderedPageBreak/>
         <w:t>ВВЕДЕНИЕ</w:t>
       </w:r>
     </w:p>
@@ -4634,7 +4485,7 @@
           <w:color w:val="000000"/>
         </w:rPr>
       </w:pPr>
-      <w:bookmarkStart w:id="1" w:name="_Toc241240195"/>
+      <w:bookmarkStart w:id="1" w:name="_Toc241676539"/>
       <w:r>
         <w:rPr>
           <w:b/>
@@ -4663,12 +4514,12 @@
         <w:spacing w:line="360" w:lineRule="auto"/>
         <w:ind w:firstLine="709"/>
         <w:jc w:val="both"/>
-        <w:rPr>
-          <w:lang w:val="en-US"/>
-        </w:rPr>
-      </w:pPr>
-      <w:r>
-        <w:t>В данном разделе рассматриваются технологии и сервисы, задействованные в работе. Для каждой группы приводятся альтернативные решения, которые могли бы быть использованы вместо выбранных, и обосновывается сделанный выбор.</w:t>
+      </w:pPr>
+      <w:r>
+        <w:t xml:space="preserve">В данном разделе рассматриваются технологии и сервисы, задействованные в работе. Для каждой группы приводятся </w:t>
+      </w:r>
+      <w:r>
+        <w:t>альтернативные решения, которые могли бы быть использованы вместо выбранных, и обосновывается сделанный выбор.</w:t>
       </w:r>
     </w:p>
     <w:p>
@@ -4676,9 +4527,6 @@
         <w:spacing w:line="360" w:lineRule="auto"/>
         <w:ind w:firstLine="709"/>
         <w:jc w:val="both"/>
-        <w:rPr>
-          <w:lang w:val="en-US"/>
-        </w:rPr>
       </w:pPr>
     </w:p>
     <w:p>
@@ -4698,7 +4546,7 @@
           <w:szCs w:val="28"/>
         </w:rPr>
       </w:pPr>
-      <w:bookmarkStart w:id="2" w:name="_Toc241240196"/>
+      <w:bookmarkStart w:id="2" w:name="_Toc241676540"/>
       <w:r>
         <w:rPr>
           <w:b/>
@@ -4830,6 +4678,12 @@
       <w:r>
         <w:t>, избыточен для задачи развёртывания одного небольшого сервиса на единственном сервере и существенно усложнил бы конфигурацию без практической пользы в рамках учебной работы.</w:t>
       </w:r>
+      <w:r>
+        <w:t xml:space="preserve"> </w:t>
+      </w:r>
+      <w:r>
+        <w:t>Сравнение рассматриваемых средств контейнеризации представлено в таблице 1.</w:t>
+      </w:r>
     </w:p>
     <w:p>
       <w:pPr>
@@ -4841,7 +4695,6 @@
           <w:iCs/>
           <w:sz w:val="24"/>
           <w:szCs w:val="24"/>
-          <w:lang w:val="en-US"/>
         </w:rPr>
       </w:pPr>
     </w:p>
@@ -4861,21 +4714,6 @@
     <w:p>
       <w:pPr>
         <w:spacing w:before="200" w:line="360" w:lineRule="auto"/>
-        <w:ind w:firstLine="709"/>
-        <w:jc w:val="right"/>
-        <w:rPr>
-          <w:i/>
-          <w:iCs/>
-          <w:sz w:val="24"/>
-          <w:szCs w:val="24"/>
-        </w:rPr>
-      </w:pPr>
-    </w:p>
-    <w:p>
-      <w:pPr>
-        <w:spacing w:before="200" w:line="360" w:lineRule="auto"/>
-        <w:ind w:firstLine="709"/>
-        <w:jc w:val="right"/>
         <w:rPr>
           <w:i/>
           <w:iCs/>
@@ -4951,12 +4789,6 @@
         <w:gridCol w:w="2338"/>
       </w:tblGrid>
       <w:tr>
-        <w:tblPrEx>
-          <w:tblCellMar>
-            <w:top w:w="0" w:type="dxa"/>
-            <w:bottom w:w="0" w:type="dxa"/>
-          </w:tblCellMar>
-        </w:tblPrEx>
         <w:trPr>
           <w:tblHeader/>
         </w:trPr>
@@ -5080,12 +4912,6 @@
         </w:tc>
       </w:tr>
       <w:tr>
-        <w:tblPrEx>
-          <w:tblCellMar>
-            <w:top w:w="0" w:type="dxa"/>
-            <w:bottom w:w="0" w:type="dxa"/>
-          </w:tblCellMar>
-        </w:tblPrEx>
         <w:tc>
           <w:tcPr>
             <w:tcW w:w="2337" w:type="dxa"/>
@@ -5188,12 +5014,6 @@
         </w:tc>
       </w:tr>
       <w:tr>
-        <w:tblPrEx>
-          <w:tblCellMar>
-            <w:top w:w="0" w:type="dxa"/>
-            <w:bottom w:w="0" w:type="dxa"/>
-          </w:tblCellMar>
-        </w:tblPrEx>
         <w:tc>
           <w:tcPr>
             <w:tcW w:w="2337" w:type="dxa"/>
@@ -5337,12 +5157,6 @@
         </w:tc>
       </w:tr>
       <w:tr>
-        <w:tblPrEx>
-          <w:tblCellMar>
-            <w:top w:w="0" w:type="dxa"/>
-            <w:bottom w:w="0" w:type="dxa"/>
-          </w:tblCellMar>
-        </w:tblPrEx>
         <w:tc>
           <w:tcPr>
             <w:tcW w:w="2337" w:type="dxa"/>
@@ -5454,12 +5268,6 @@
         </w:tc>
       </w:tr>
       <w:tr>
-        <w:tblPrEx>
-          <w:tblCellMar>
-            <w:top w:w="0" w:type="dxa"/>
-            <w:bottom w:w="0" w:type="dxa"/>
-          </w:tblCellMar>
-        </w:tblPrEx>
         <w:tc>
           <w:tcPr>
             <w:tcW w:w="2337" w:type="dxa"/>
@@ -5577,7 +5385,6 @@
           <w:lang w:val="en-US"/>
         </w:rPr>
       </w:pPr>
-      <w:bookmarkStart w:id="3" w:name="_Toc241240197"/>
     </w:p>
     <w:p>
       <w:pPr>
@@ -5586,6 +5393,7 @@
         <w:ind w:firstLine="709"/>
         <w:jc w:val="both"/>
       </w:pPr>
+      <w:bookmarkStart w:id="3" w:name="_Toc241676541"/>
       <w:r>
         <w:rPr>
           <w:b/>
@@ -5632,9 +5440,6 @@
         <w:spacing w:line="360" w:lineRule="auto"/>
         <w:ind w:firstLine="709"/>
         <w:jc w:val="both"/>
-        <w:rPr>
-          <w:lang w:val="en-US"/>
-        </w:rPr>
       </w:pPr>
       <w:r>
         <w:t xml:space="preserve">Для описания и совместного запуска связанных контейнеров используется </w:t>
@@ -5693,9 +5498,6 @@
         <w:spacing w:line="360" w:lineRule="auto"/>
         <w:ind w:firstLine="709"/>
         <w:jc w:val="both"/>
-        <w:rPr>
-          <w:lang w:val="en-US"/>
-        </w:rPr>
       </w:pPr>
     </w:p>
     <w:p>
@@ -5715,7 +5517,7 @@
           <w:szCs w:val="28"/>
         </w:rPr>
       </w:pPr>
-      <w:bookmarkStart w:id="4" w:name="_Toc241240198"/>
+      <w:bookmarkStart w:id="4" w:name="_Toc241676542"/>
       <w:r>
         <w:rPr>
           <w:b/>
@@ -5799,9 +5601,6 @@
         <w:spacing w:line="360" w:lineRule="auto"/>
         <w:ind w:firstLine="709"/>
         <w:jc w:val="both"/>
-        <w:rPr>
-          <w:lang w:val="en-US"/>
-        </w:rPr>
       </w:pPr>
       <w:proofErr w:type="spellStart"/>
       <w:r>
@@ -5817,27 +5616,42 @@
       </w:r>
       <w:proofErr w:type="spellEnd"/>
       <w:r>
-        <w:t xml:space="preserve"> выбран по совокупности следующих причин: наличие официального образа в публичном реестре </w:t>
-      </w:r>
-      <w:proofErr w:type="spellStart"/>
-      <w:r>
+        <w:t xml:space="preserve"> выбран по совокупности следующих причин: </w:t>
+      </w:r>
+      <w:r>
+        <w:rPr>
+          <w:color w:val="000000"/>
+        </w:rPr>
+        <w:t xml:space="preserve">наличие образа, публикуемого и поддерживаемого разработчиками проекта, в публичном реестре </w:t>
+      </w:r>
+      <w:proofErr w:type="spellStart"/>
+      <w:r>
+        <w:rPr>
+          <w:color w:val="000000"/>
+        </w:rPr>
         <w:t>Docker</w:t>
       </w:r>
       <w:proofErr w:type="spellEnd"/>
       <w:r>
+        <w:rPr>
+          <w:color w:val="000000"/>
+        </w:rPr>
         <w:t xml:space="preserve"> </w:t>
       </w:r>
       <w:proofErr w:type="spellStart"/>
       <w:r>
+        <w:rPr>
+          <w:color w:val="000000"/>
+        </w:rPr>
         <w:t>Hub</w:t>
       </w:r>
       <w:proofErr w:type="spellEnd"/>
       <w:r>
-        <w:t xml:space="preserve">, что позволяет использовать готовый, поддерживаемый разработчиком образ без </w:t>
+        <w:t xml:space="preserve">, что позволяет использовать готовый, </w:t>
       </w:r>
       <w:r>
         <w:lastRenderedPageBreak/>
-        <w:t xml:space="preserve">самостоятельной сборки; встроенное хранение данных в </w:t>
+        <w:t xml:space="preserve">поддерживаемый разработчиком образ без самостоятельной сборки; встроенное хранение данных в </w:t>
       </w:r>
       <w:proofErr w:type="spellStart"/>
       <w:r>
@@ -5846,6 +5660,12 @@
       <w:proofErr w:type="spellEnd"/>
       <w:r>
         <w:t xml:space="preserve"> внутри тома, не требующее развёртывания отдельной системы управления базами данных; наглядный веб-интерфейс с графиками времени отклика, удобный для демонстрации результатов работы; умеренные требования к ресурсам, что важно при развёртывании на бюджетном виртуальном сервере.</w:t>
+      </w:r>
+      <w:r>
+        <w:t xml:space="preserve"> </w:t>
+      </w:r>
+      <w:r>
+        <w:t>Сравнение сервисов мониторинга доступности приведено в таблице 2.</w:t>
       </w:r>
     </w:p>
     <w:p>
@@ -5888,12 +5708,6 @@
         <w:gridCol w:w="2338"/>
       </w:tblGrid>
       <w:tr>
-        <w:tblPrEx>
-          <w:tblCellMar>
-            <w:top w:w="0" w:type="dxa"/>
-            <w:bottom w:w="0" w:type="dxa"/>
-          </w:tblCellMar>
-        </w:tblPrEx>
         <w:trPr>
           <w:tblHeader/>
         </w:trPr>
@@ -6037,12 +5851,6 @@
         </w:tc>
       </w:tr>
       <w:tr>
-        <w:tblPrEx>
-          <w:tblCellMar>
-            <w:top w:w="0" w:type="dxa"/>
-            <w:bottom w:w="0" w:type="dxa"/>
-          </w:tblCellMar>
-        </w:tblPrEx>
         <w:tc>
           <w:tcPr>
             <w:tcW w:w="2337" w:type="dxa"/>
@@ -6207,12 +6015,6 @@
         </w:tc>
       </w:tr>
       <w:tr>
-        <w:tblPrEx>
-          <w:tblCellMar>
-            <w:top w:w="0" w:type="dxa"/>
-            <w:bottom w:w="0" w:type="dxa"/>
-          </w:tblCellMar>
-        </w:tblPrEx>
         <w:tc>
           <w:tcPr>
             <w:tcW w:w="2337" w:type="dxa"/>
@@ -6320,12 +6122,6 @@
         </w:tc>
       </w:tr>
       <w:tr>
-        <w:tblPrEx>
-          <w:tblCellMar>
-            <w:top w:w="0" w:type="dxa"/>
-            <w:bottom w:w="0" w:type="dxa"/>
-          </w:tblCellMar>
-        </w:tblPrEx>
         <w:tc>
           <w:tcPr>
             <w:tcW w:w="2337" w:type="dxa"/>
@@ -6433,12 +6229,6 @@
         </w:tc>
       </w:tr>
       <w:tr>
-        <w:tblPrEx>
-          <w:tblCellMar>
-            <w:top w:w="0" w:type="dxa"/>
-            <w:bottom w:w="0" w:type="dxa"/>
-          </w:tblCellMar>
-        </w:tblPrEx>
         <w:tc>
           <w:tcPr>
             <w:tcW w:w="2337" w:type="dxa"/>
@@ -6537,12 +6327,6 @@
         </w:tc>
       </w:tr>
       <w:tr>
-        <w:tblPrEx>
-          <w:tblCellMar>
-            <w:top w:w="0" w:type="dxa"/>
-            <w:bottom w:w="0" w:type="dxa"/>
-          </w:tblCellMar>
-        </w:tblPrEx>
         <w:tc>
           <w:tcPr>
             <w:tcW w:w="2337" w:type="dxa"/>
@@ -6611,7 +6395,14 @@
                 <w:sz w:val="24"/>
                 <w:szCs w:val="24"/>
               </w:rPr>
-              <w:t>Полный (свой сервер)</w:t>
+              <w:t xml:space="preserve">Полный (свой </w:t>
+            </w:r>
+            <w:r>
+              <w:rPr>
+                <w:sz w:val="24"/>
+                <w:szCs w:val="24"/>
+              </w:rPr>
+              <w:t>сервер)</w:t>
             </w:r>
           </w:p>
         </w:tc>
@@ -6646,9 +6437,6 @@
         <w:spacing w:line="360" w:lineRule="auto"/>
         <w:ind w:firstLine="709"/>
         <w:jc w:val="both"/>
-        <w:rPr>
-          <w:lang w:val="en-US"/>
-        </w:rPr>
       </w:pPr>
       <w:proofErr w:type="spellStart"/>
       <w:r>
@@ -6672,9 +6460,6 @@
         <w:spacing w:line="360" w:lineRule="auto"/>
         <w:ind w:firstLine="709"/>
         <w:jc w:val="both"/>
-        <w:rPr>
-          <w:lang w:val="en-US"/>
-        </w:rPr>
       </w:pPr>
     </w:p>
     <w:p>
@@ -6694,7 +6479,7 @@
           <w:szCs w:val="28"/>
         </w:rPr>
       </w:pPr>
-      <w:bookmarkStart w:id="5" w:name="_Toc241240199"/>
+      <w:bookmarkStart w:id="5" w:name="_Toc241676543"/>
       <w:r>
         <w:rPr>
           <w:b/>
@@ -6738,7 +6523,11 @@
       </w:r>
       <w:proofErr w:type="spellEnd"/>
       <w:r>
-        <w:t xml:space="preserve">. Альтернативами являются </w:t>
+        <w:t xml:space="preserve">. Альтернативами </w:t>
+      </w:r>
+      <w:r>
+        <w:lastRenderedPageBreak/>
+        <w:t xml:space="preserve">являются </w:t>
       </w:r>
       <w:proofErr w:type="spellStart"/>
       <w:r>
@@ -6754,11 +6543,7 @@
       </w:r>
       <w:proofErr w:type="spellEnd"/>
       <w:r>
-        <w:t xml:space="preserve"> и ручная настройка типового NGINX с </w:t>
-      </w:r>
-      <w:r>
-        <w:lastRenderedPageBreak/>
-        <w:t>самостоятельно прописанными конфигурационными файлами для каждого домена.</w:t>
+        <w:t xml:space="preserve"> и ручная настройка типового NGINX с самостоятельно прописанными конфигурационными файлами для каждого домена.</w:t>
       </w:r>
     </w:p>
     <w:p>
@@ -6793,6 +6578,12 @@
       <w:proofErr w:type="spellEnd"/>
       <w:r>
         <w:t>. Это позволяет добавлять новые приложения на сервер без редактирования конфигурации самого прокси — достаточно запустить контейнер с нужными переменными окружения.</w:t>
+      </w:r>
+      <w:r>
+        <w:t xml:space="preserve"> </w:t>
+      </w:r>
+      <w:r>
+        <w:t>Сравнение решений обратного прокси приведено в таблице 3.</w:t>
       </w:r>
     </w:p>
     <w:p>
@@ -6835,12 +6626,6 @@
         <w:gridCol w:w="2338"/>
       </w:tblGrid>
       <w:tr>
-        <w:tblPrEx>
-          <w:tblCellMar>
-            <w:top w:w="0" w:type="dxa"/>
-            <w:bottom w:w="0" w:type="dxa"/>
-          </w:tblCellMar>
-        </w:tblPrEx>
         <w:trPr>
           <w:tblHeader/>
         </w:trPr>
@@ -6978,12 +6763,6 @@
         </w:tc>
       </w:tr>
       <w:tr>
-        <w:tblPrEx>
-          <w:tblCellMar>
-            <w:top w:w="0" w:type="dxa"/>
-            <w:bottom w:w="0" w:type="dxa"/>
-          </w:tblCellMar>
-        </w:tblPrEx>
         <w:tc>
           <w:tcPr>
             <w:tcW w:w="2337" w:type="dxa"/>
@@ -7037,7 +6816,14 @@
                 <w:sz w:val="24"/>
                 <w:szCs w:val="24"/>
               </w:rPr>
-              <w:t>По переменным окружения</w:t>
+              <w:t xml:space="preserve">По </w:t>
+            </w:r>
+            <w:r>
+              <w:rPr>
+                <w:sz w:val="24"/>
+                <w:szCs w:val="24"/>
+              </w:rPr>
+              <w:t>переменным окружения</w:t>
             </w:r>
           </w:p>
         </w:tc>
@@ -7100,12 +6886,6 @@
         </w:tc>
       </w:tr>
       <w:tr>
-        <w:tblPrEx>
-          <w:tblCellMar>
-            <w:top w:w="0" w:type="dxa"/>
-            <w:bottom w:w="0" w:type="dxa"/>
-          </w:tblCellMar>
-        </w:tblPrEx>
         <w:tc>
           <w:tcPr>
             <w:tcW w:w="2337" w:type="dxa"/>
@@ -7229,12 +7009,6 @@
         </w:tc>
       </w:tr>
       <w:tr>
-        <w:tblPrEx>
-          <w:tblCellMar>
-            <w:top w:w="0" w:type="dxa"/>
-            <w:bottom w:w="0" w:type="dxa"/>
-          </w:tblCellMar>
-        </w:tblPrEx>
         <w:tc>
           <w:tcPr>
             <w:tcW w:w="2337" w:type="dxa"/>
@@ -7347,7 +7121,6 @@
           <w:szCs w:val="28"/>
         </w:rPr>
       </w:pPr>
-      <w:bookmarkStart w:id="6" w:name="_Toc241240200"/>
     </w:p>
     <w:p>
       <w:pPr>
@@ -7366,6 +7139,7 @@
           <w:szCs w:val="28"/>
         </w:rPr>
       </w:pPr>
+      <w:bookmarkStart w:id="6" w:name="_Toc241676544"/>
       <w:r>
         <w:rPr>
           <w:b/>
@@ -7451,7 +7225,11 @@
       </w:r>
       <w:proofErr w:type="spellEnd"/>
       <w:r>
-        <w:t xml:space="preserve"> и интеграции с веб-сервером, тогда как </w:t>
+        <w:t xml:space="preserve"> и </w:t>
+      </w:r>
+      <w:r>
+        <w:lastRenderedPageBreak/>
+        <w:t xml:space="preserve">интеграции с веб-сервером, тогда как </w:t>
       </w:r>
       <w:proofErr w:type="spellStart"/>
       <w:r>
@@ -7479,7 +7257,7 @@
           <w:szCs w:val="28"/>
         </w:rPr>
       </w:pPr>
-      <w:bookmarkStart w:id="7" w:name="_Toc241240201"/>
+      <w:bookmarkStart w:id="7" w:name="_Toc241676545"/>
       <w:r>
         <w:rPr>
           <w:b/>
@@ -7488,7 +7266,6 @@
           <w:sz w:val="28"/>
           <w:szCs w:val="28"/>
         </w:rPr>
-        <w:lastRenderedPageBreak/>
         <w:t>Хранение данных приложения</w:t>
       </w:r>
       <w:bookmarkEnd w:id="7"/>
@@ -7572,7 +7349,10 @@
       </w:r>
       <w:proofErr w:type="spellEnd"/>
       <w:r>
-        <w:t xml:space="preserve"> архитектуры «приложение — база данных». Данные (список мониторов, история проверок, настройки уведомлений) сохраняются в томе и не теряются при обновлении или пересоздании контейнера приложения.</w:t>
+        <w:t xml:space="preserve"> архитектуры «приложение — база данных». Данные (список мониторов, история проверок, настройки уведомлений) сохраняются в томе и не теряются при обновле</w:t>
+      </w:r>
+      <w:r>
+        <w:t>нии или пересоздании контейнера приложения.</w:t>
       </w:r>
     </w:p>
     <w:p>
@@ -7609,7 +7389,7 @@
           <w:color w:val="000000"/>
         </w:rPr>
       </w:pPr>
-      <w:bookmarkStart w:id="8" w:name="_Toc241240202"/>
+      <w:bookmarkStart w:id="8" w:name="_Toc241676546"/>
       <w:r>
         <w:rPr>
           <w:b/>
@@ -7634,9 +7414,6 @@
         <w:spacing w:line="360" w:lineRule="auto"/>
         <w:ind w:firstLine="709"/>
         <w:jc w:val="both"/>
-        <w:rPr>
-          <w:lang w:val="en-US"/>
-        </w:rPr>
       </w:pPr>
       <w:r>
         <w:t xml:space="preserve">В данном разделе описываются программная среда, зависимости и базовые образы, необходимые для работы приложения </w:t>
@@ -7671,9 +7448,6 @@
         <w:spacing w:line="360" w:lineRule="auto"/>
         <w:ind w:firstLine="709"/>
         <w:jc w:val="both"/>
-        <w:rPr>
-          <w:lang w:val="en-US"/>
-        </w:rPr>
       </w:pPr>
     </w:p>
     <w:p>
@@ -7690,7 +7464,7 @@
           <w:szCs w:val="28"/>
         </w:rPr>
       </w:pPr>
-      <w:bookmarkStart w:id="9" w:name="_Toc241240203"/>
+      <w:bookmarkStart w:id="9" w:name="_Toc241676547"/>
       <w:r>
         <w:rPr>
           <w:b/>
@@ -7699,7 +7473,17 @@
           <w:sz w:val="28"/>
           <w:szCs w:val="28"/>
         </w:rPr>
-        <w:t>2.1. Серверная среда</w:t>
+        <w:t xml:space="preserve">2.1. </w:t>
+      </w:r>
+      <w:r>
+        <w:rPr>
+          <w:b/>
+          <w:bCs/>
+          <w:color w:val="000000"/>
+          <w:sz w:val="28"/>
+          <w:szCs w:val="28"/>
+        </w:rPr>
+        <w:t>Серверная среда</w:t>
       </w:r>
       <w:bookmarkEnd w:id="9"/>
     </w:p>
@@ -7725,31 +7509,27 @@
       </w:r>
       <w:proofErr w:type="spellEnd"/>
       <w:r>
-        <w:t xml:space="preserve"> со следующими характеристиками: операционная система Ubuntu 24.04 LTS, публичный IPv4-адрес, открытые сетевые порты 80 и 443. Наличие публичного адреса является обязательным условием для выпуска сертификата </w:t>
-      </w:r>
-      <w:proofErr w:type="spellStart"/>
-      <w:r>
-        <w:t>Let's</w:t>
-      </w:r>
-      <w:proofErr w:type="spellEnd"/>
-      <w:r>
-        <w:t xml:space="preserve"> </w:t>
-      </w:r>
-      <w:proofErr w:type="spellStart"/>
-      <w:r>
-        <w:t>Encrypt</w:t>
-      </w:r>
-      <w:proofErr w:type="spellEnd"/>
-      <w:r>
-        <w:t xml:space="preserve">, поскольку удостоверяющий центр должен иметь возможность обратиться к серверу по доменному имени извне для прохождения проверки владения доменом (HTTP-01 </w:t>
-      </w:r>
-      <w:proofErr w:type="spellStart"/>
-      <w:r>
+        <w:t xml:space="preserve"> со следующими характеристиками: операционная система Ubuntu 24.04 LTS, публичный IPv4-адрес, открытые сетевые порты 80 и 443. </w:t>
+      </w:r>
+      <w:r>
+        <w:rPr>
+          <w:color w:val="000000"/>
+        </w:rPr>
+        <w:t xml:space="preserve">В данной работе наличие публичного адреса и настроенной A-записи домена является необходимым условием прохождения проверки владения доменом (HTTP-01 </w:t>
+      </w:r>
+      <w:proofErr w:type="spellStart"/>
+      <w:r>
+        <w:rPr>
+          <w:color w:val="000000"/>
+        </w:rPr>
         <w:t>challenge</w:t>
       </w:r>
       <w:proofErr w:type="spellEnd"/>
       <w:r>
-        <w:t>).</w:t>
+        <w:rPr>
+          <w:color w:val="000000"/>
+        </w:rPr>
+        <w:t>) при выпуске сертификата в реализованной конфигурации.</w:t>
       </w:r>
     </w:p>
     <w:p>
@@ -7757,9 +7537,6 @@
         <w:spacing w:line="360" w:lineRule="auto"/>
         <w:ind w:firstLine="709"/>
         <w:jc w:val="both"/>
-        <w:rPr>
-          <w:lang w:val="en-US"/>
-        </w:rPr>
       </w:pPr>
       <w:r>
         <w:t xml:space="preserve">На сервер устанавливается среда выполнения контейнеров </w:t>
@@ -7786,15 +7563,30 @@
       </w:r>
       <w:proofErr w:type="spellEnd"/>
       <w:r>
-        <w:t xml:space="preserve">. Встроенный межсетевой экран </w:t>
-      </w:r>
-      <w:proofErr w:type="spellStart"/>
-      <w:r>
+        <w:t xml:space="preserve">. </w:t>
+      </w:r>
+      <w:r>
+        <w:rPr>
+          <w:color w:val="000000"/>
+        </w:rPr>
+        <w:t xml:space="preserve">Межсетевой экран </w:t>
+      </w:r>
+      <w:proofErr w:type="spellStart"/>
+      <w:r>
+        <w:rPr>
+          <w:color w:val="000000"/>
+        </w:rPr>
         <w:t>ufw</w:t>
       </w:r>
       <w:proofErr w:type="spellEnd"/>
       <w:r>
-        <w:t xml:space="preserve"> на выбранном тарифе сервера отсутствует, а фильтрация трафика на уровне облачной инфраструктуры провайдером не применяется, что не создаёт дополнительных препятствий для прохождения трафика к портам 80 и 443.</w:t>
+        <w:rPr>
+          <w:color w:val="000000"/>
+        </w:rPr>
+        <w:t xml:space="preserve"> на сервере не был включён и настроен, а дополнительная фильтрация трафика на уровне облачной инфраструктуры провайдером не применялась</w:t>
+      </w:r>
+      <w:r>
+        <w:t>, что не создаёт дополнительных препятствий для прохождения трафика к портам 80 и 443.</w:t>
       </w:r>
     </w:p>
     <w:p>
@@ -7802,9 +7594,6 @@
         <w:spacing w:line="360" w:lineRule="auto"/>
         <w:ind w:firstLine="709"/>
         <w:jc w:val="both"/>
-        <w:rPr>
-          <w:lang w:val="en-US"/>
-        </w:rPr>
       </w:pPr>
     </w:p>
     <w:p>
@@ -7821,7 +7610,7 @@
           <w:szCs w:val="28"/>
         </w:rPr>
       </w:pPr>
-      <w:bookmarkStart w:id="10" w:name="_Toc241240204"/>
+      <w:bookmarkStart w:id="10" w:name="_Toc241676548"/>
       <w:r>
         <w:rPr>
           <w:b/>
@@ -7862,19 +7651,25 @@
       </w:r>
       <w:proofErr w:type="spellEnd"/>
       <w:r>
-        <w:t xml:space="preserve"> реализован на платформе Node.js с использованием фреймворка Vue.js для клиентской части интерфейса. Все необходимые зависимости включены непосредственно в официальный образ контейнера, что избавляет от необходимости их самостоятельной установки. Внутри контейнера приложение слушает порт 3001, а инициализация процесса </w:t>
+        <w:t xml:space="preserve"> реализован на платформе Node.js с использованием фреймворка Vue.js для клиентской части интерфейса. Все необходимые зависимости включены непосредственно в официальный образ контейнера, что избавляет от необходимости их самостоятельной установки. Внутри контейнера приложение слушает порт 3001, а инициализация процесса выполняется через </w:t>
+      </w:r>
+      <w:proofErr w:type="spellStart"/>
+      <w:r>
+        <w:t>dumb-init</w:t>
+      </w:r>
+      <w:proofErr w:type="spellEnd"/>
+      <w:r>
+        <w:t xml:space="preserve"> — минималистичную обёртку, корректно </w:t>
       </w:r>
       <w:r>
         <w:lastRenderedPageBreak/>
-        <w:t xml:space="preserve">выполняется через </w:t>
-      </w:r>
-      <w:proofErr w:type="spellStart"/>
-      <w:r>
-        <w:t>dumb-init</w:t>
-      </w:r>
-      <w:proofErr w:type="spellEnd"/>
-      <w:r>
-        <w:t xml:space="preserve"> — минималистичную обёртку, корректно обрабатывающую системные сигналы внутри контейнера.</w:t>
+        <w:t>обрабатывающую системные сигналы внутри контейнера.</w:t>
+      </w:r>
+      <w:r>
+        <w:t xml:space="preserve"> </w:t>
+      </w:r>
+      <w:r>
+        <w:t>Используемые программные компоненты приложения перечислены в таблице 4.</w:t>
       </w:r>
     </w:p>
     <w:p>
@@ -7915,12 +7710,6 @@
         <w:gridCol w:w="4650"/>
       </w:tblGrid>
       <w:tr>
-        <w:tblPrEx>
-          <w:tblCellMar>
-            <w:top w:w="0" w:type="dxa"/>
-            <w:bottom w:w="0" w:type="dxa"/>
-          </w:tblCellMar>
-        </w:tblPrEx>
         <w:trPr>
           <w:tblHeader/>
         </w:trPr>
@@ -7982,12 +7771,6 @@
         </w:tc>
       </w:tr>
       <w:tr>
-        <w:tblPrEx>
-          <w:tblCellMar>
-            <w:top w:w="0" w:type="dxa"/>
-            <w:bottom w:w="0" w:type="dxa"/>
-          </w:tblCellMar>
-        </w:tblPrEx>
         <w:tc>
           <w:tcPr>
             <w:tcW w:w="4700" w:type="dxa"/>
@@ -8038,12 +7821,6 @@
         </w:tc>
       </w:tr>
       <w:tr>
-        <w:tblPrEx>
-          <w:tblCellMar>
-            <w:top w:w="0" w:type="dxa"/>
-            <w:bottom w:w="0" w:type="dxa"/>
-          </w:tblCellMar>
-        </w:tblPrEx>
         <w:tc>
           <w:tcPr>
             <w:tcW w:w="4700" w:type="dxa"/>
@@ -8094,12 +7871,6 @@
         </w:tc>
       </w:tr>
       <w:tr>
-        <w:tblPrEx>
-          <w:tblCellMar>
-            <w:top w:w="0" w:type="dxa"/>
-            <w:bottom w:w="0" w:type="dxa"/>
-          </w:tblCellMar>
-        </w:tblPrEx>
         <w:tc>
           <w:tcPr>
             <w:tcW w:w="4700" w:type="dxa"/>
@@ -8146,18 +7917,19 @@
                 <w:sz w:val="24"/>
                 <w:szCs w:val="24"/>
               </w:rPr>
-              <w:t>Встроенное хранилище мониторов и истории проверок</w:t>
+              <w:t xml:space="preserve">Встроенное хранилище мониторов и истории </w:t>
+            </w:r>
+            <w:r>
+              <w:rPr>
+                <w:sz w:val="24"/>
+                <w:szCs w:val="24"/>
+              </w:rPr>
+              <w:t>проверок</w:t>
             </w:r>
           </w:p>
         </w:tc>
       </w:tr>
       <w:tr>
-        <w:tblPrEx>
-          <w:tblCellMar>
-            <w:top w:w="0" w:type="dxa"/>
-            <w:bottom w:w="0" w:type="dxa"/>
-          </w:tblCellMar>
-        </w:tblPrEx>
         <w:tc>
           <w:tcPr>
             <w:tcW w:w="4700" w:type="dxa"/>
@@ -8222,10 +7994,8 @@
           <w:color w:val="000000"/>
           <w:sz w:val="28"/>
           <w:szCs w:val="28"/>
-          <w:lang w:val="en-US"/>
-        </w:rPr>
-      </w:pPr>
-      <w:bookmarkStart w:id="11" w:name="_Toc241240205"/>
+        </w:rPr>
+      </w:pPr>
     </w:p>
     <w:p>
       <w:pPr>
@@ -8241,6 +8011,7 @@
           <w:szCs w:val="28"/>
         </w:rPr>
       </w:pPr>
+      <w:bookmarkStart w:id="11" w:name="_Toc241676549"/>
       <w:r>
         <w:rPr>
           <w:b/>
@@ -8277,18 +8048,30 @@
         <w:jc w:val="both"/>
       </w:pPr>
       <w:r>
-        <w:t xml:space="preserve">Проект использует три официальных образа из публичного реестра </w:t>
-      </w:r>
-      <w:proofErr w:type="spellStart"/>
-      <w:r>
+        <w:rPr>
+          <w:color w:val="000000"/>
+        </w:rPr>
+        <w:t xml:space="preserve">Проект использует три образа, публикуемые и поддерживаемые разработчиками соответствующих проектов, из публичного реестра </w:t>
+      </w:r>
+      <w:proofErr w:type="spellStart"/>
+      <w:r>
+        <w:rPr>
+          <w:color w:val="000000"/>
+        </w:rPr>
         <w:t>Docker</w:t>
       </w:r>
       <w:proofErr w:type="spellEnd"/>
       <w:r>
+        <w:rPr>
+          <w:color w:val="000000"/>
+        </w:rPr>
         <w:t xml:space="preserve"> </w:t>
       </w:r>
       <w:proofErr w:type="spellStart"/>
       <w:r>
+        <w:rPr>
+          <w:color w:val="000000"/>
+        </w:rPr>
         <w:t>Hub</w:t>
       </w:r>
       <w:proofErr w:type="spellEnd"/>
@@ -8531,7 +8314,7 @@
           <w:lang w:val="en-US"/>
         </w:rPr>
       </w:pPr>
-      <w:bookmarkStart w:id="12" w:name="_Toc241240206"/>
+      <w:bookmarkStart w:id="12" w:name="_Toc241676550"/>
       <w:r>
         <w:rPr>
           <w:b/>
@@ -8559,9 +8342,6 @@
         <w:spacing w:line="360" w:lineRule="auto"/>
         <w:ind w:firstLine="709"/>
         <w:jc w:val="both"/>
-        <w:rPr>
-          <w:lang w:val="en-US"/>
-        </w:rPr>
       </w:pPr>
       <w:r>
         <w:t>Инфраструктура проекта описывается двумя файлами: файлом переменных окружения (.</w:t>
@@ -8625,9 +8405,313 @@
         <w:spacing w:line="360" w:lineRule="auto"/>
         <w:ind w:firstLine="709"/>
         <w:jc w:val="both"/>
-        <w:rPr>
-          <w:lang w:val="en-US"/>
-        </w:rPr>
+      </w:pPr>
+      <w:r>
+        <w:rPr>
+          <w:color w:val="000000"/>
+        </w:rPr>
+        <w:t xml:space="preserve">На рисунке </w:t>
+      </w:r>
+      <w:r>
+        <w:rPr>
+          <w:color w:val="000000"/>
+        </w:rPr>
+        <w:t xml:space="preserve">1 </w:t>
+      </w:r>
+      <w:r>
+        <w:rPr>
+          <w:color w:val="000000"/>
+        </w:rPr>
+        <w:t xml:space="preserve">представлена архитектура развёрнутой системы. Входящие запросы пользователя по протоколу HTTPS поступают на обратный прокси </w:t>
+      </w:r>
+      <w:proofErr w:type="spellStart"/>
+      <w:r>
+        <w:rPr>
+          <w:color w:val="000000"/>
+        </w:rPr>
+        <w:t>nginx-proxy</w:t>
+      </w:r>
+      <w:proofErr w:type="spellEnd"/>
+      <w:r>
+        <w:rPr>
+          <w:color w:val="000000"/>
+        </w:rPr>
+        <w:t xml:space="preserve">, который определяет целевой контейнер по заданному доменному имени и перенаправляет запросы на </w:t>
+      </w:r>
+      <w:proofErr w:type="spellStart"/>
+      <w:r>
+        <w:rPr>
+          <w:color w:val="000000"/>
+        </w:rPr>
+        <w:t>Uptime</w:t>
+      </w:r>
+      <w:proofErr w:type="spellEnd"/>
+      <w:r>
+        <w:rPr>
+          <w:color w:val="000000"/>
+        </w:rPr>
+        <w:t xml:space="preserve"> </w:t>
+      </w:r>
+      <w:proofErr w:type="spellStart"/>
+      <w:r>
+        <w:rPr>
+          <w:color w:val="000000"/>
+        </w:rPr>
+        <w:t>Kuma</w:t>
+      </w:r>
+      <w:proofErr w:type="spellEnd"/>
+      <w:r>
+        <w:rPr>
+          <w:color w:val="000000"/>
+        </w:rPr>
+        <w:t xml:space="preserve"> по внутреннему порту 3001. Контейнеры </w:t>
+      </w:r>
+      <w:proofErr w:type="spellStart"/>
+      <w:r>
+        <w:rPr>
+          <w:color w:val="000000"/>
+        </w:rPr>
+        <w:t>nginx-proxy</w:t>
+      </w:r>
+      <w:proofErr w:type="spellEnd"/>
+      <w:r>
+        <w:rPr>
+          <w:color w:val="000000"/>
+        </w:rPr>
+        <w:t xml:space="preserve">, </w:t>
+      </w:r>
+      <w:proofErr w:type="spellStart"/>
+      <w:r>
+        <w:rPr>
+          <w:color w:val="000000"/>
+        </w:rPr>
+        <w:t>acme-companion</w:t>
+      </w:r>
+      <w:proofErr w:type="spellEnd"/>
+      <w:r>
+        <w:rPr>
+          <w:color w:val="000000"/>
+        </w:rPr>
+        <w:t xml:space="preserve"> и </w:t>
+      </w:r>
+      <w:proofErr w:type="spellStart"/>
+      <w:r>
+        <w:rPr>
+          <w:color w:val="000000"/>
+        </w:rPr>
+        <w:t>Uptime</w:t>
+      </w:r>
+      <w:proofErr w:type="spellEnd"/>
+      <w:r>
+        <w:rPr>
+          <w:color w:val="000000"/>
+        </w:rPr>
+        <w:t xml:space="preserve"> </w:t>
+      </w:r>
+      <w:proofErr w:type="spellStart"/>
+      <w:r>
+        <w:rPr>
+          <w:color w:val="000000"/>
+        </w:rPr>
+        <w:t>Kuma</w:t>
+      </w:r>
+      <w:proofErr w:type="spellEnd"/>
+      <w:r>
+        <w:rPr>
+          <w:color w:val="000000"/>
+        </w:rPr>
+        <w:t xml:space="preserve"> объединены общей </w:t>
+      </w:r>
+      <w:proofErr w:type="spellStart"/>
+      <w:r>
+        <w:rPr>
+          <w:color w:val="000000"/>
+        </w:rPr>
+        <w:t>Docker</w:t>
+      </w:r>
+      <w:proofErr w:type="spellEnd"/>
+      <w:r>
+        <w:rPr>
+          <w:color w:val="000000"/>
+        </w:rPr>
+        <w:t xml:space="preserve">-сетью </w:t>
+      </w:r>
+      <w:proofErr w:type="spellStart"/>
+      <w:r>
+        <w:rPr>
+          <w:color w:val="000000"/>
+        </w:rPr>
+        <w:t>proxy-net</w:t>
+      </w:r>
+      <w:proofErr w:type="spellEnd"/>
+      <w:r>
+        <w:rPr>
+          <w:color w:val="000000"/>
+        </w:rPr>
+        <w:t xml:space="preserve">. Контейнер </w:t>
+      </w:r>
+      <w:proofErr w:type="spellStart"/>
+      <w:r>
+        <w:rPr>
+          <w:color w:val="000000"/>
+        </w:rPr>
+        <w:t>acme-companion</w:t>
+      </w:r>
+      <w:proofErr w:type="spellEnd"/>
+      <w:r>
+        <w:rPr>
+          <w:color w:val="000000"/>
+        </w:rPr>
+        <w:t xml:space="preserve"> взаимодействует с удостоверяющим центром </w:t>
+      </w:r>
+      <w:proofErr w:type="spellStart"/>
+      <w:r>
+        <w:rPr>
+          <w:color w:val="000000"/>
+        </w:rPr>
+        <w:t>Let's</w:t>
+      </w:r>
+      <w:proofErr w:type="spellEnd"/>
+      <w:r>
+        <w:rPr>
+          <w:color w:val="000000"/>
+        </w:rPr>
+        <w:t xml:space="preserve"> </w:t>
+      </w:r>
+      <w:proofErr w:type="spellStart"/>
+      <w:r>
+        <w:rPr>
+          <w:color w:val="000000"/>
+        </w:rPr>
+        <w:t>Encrypt</w:t>
+      </w:r>
+      <w:proofErr w:type="spellEnd"/>
+      <w:r>
+        <w:rPr>
+          <w:color w:val="000000"/>
+        </w:rPr>
+        <w:t xml:space="preserve"> по протоколу ACME, выполняет проверку владения доменом и получает TLS-сертификат, после чего сертификат используется обратным прокси для организации защищённого HTTPS-соединения.</w:t>
+      </w:r>
+    </w:p>
+    <w:p>
+      <w:pPr>
+        <w:spacing w:line="360" w:lineRule="auto"/>
+        <w:ind w:firstLine="709"/>
+        <w:jc w:val="both"/>
+      </w:pPr>
+    </w:p>
+    <w:p>
+      <w:pPr>
+        <w:spacing w:line="360" w:lineRule="auto"/>
+        <w:ind w:firstLine="709"/>
+        <w:jc w:val="center"/>
+      </w:pPr>
+      <w:r>
+        <w:rPr>
+          <w:b/>
+          <w:bCs/>
+          <w:color w:val="000000"/>
+          <w:lang w:val="en-US"/>
+        </w:rPr>
+        <w:lastRenderedPageBreak/>
+        <w:drawing>
+          <wp:inline distT="0" distB="0" distL="0" distR="0" wp14:anchorId="31EF42CF">
+            <wp:extent cx="2871216" cy="5163364"/>
+            <wp:effectExtent l="0" t="0" r="0" b="5715"/>
+            <wp:docPr id="1968121086" name="Рисунок 1"/>
+            <wp:cNvGraphicFramePr>
+              <a:graphicFrameLocks xmlns:a="http://schemas.openxmlformats.org/drawingml/2006/main" noChangeAspect="1"/>
+            </wp:cNvGraphicFramePr>
+            <a:graphic xmlns:a="http://schemas.openxmlformats.org/drawingml/2006/main">
+              <a:graphicData uri="http://schemas.openxmlformats.org/drawingml/2006/picture">
+                <pic:pic xmlns:pic="http://schemas.openxmlformats.org/drawingml/2006/picture">
+                  <pic:nvPicPr>
+                    <pic:cNvPr id="1968121086" name=""/>
+                    <pic:cNvPicPr/>
+                  </pic:nvPicPr>
+                  <pic:blipFill>
+                    <a:blip r:embed="rId9">
+                      <a:extLst>
+                        <a:ext uri="{28A0092B-C50C-407E-A947-70E740481C1C}">
+                          <a14:useLocalDpi xmlns:a14="http://schemas.microsoft.com/office/drawing/2010/main" val="0"/>
+                        </a:ext>
+                      </a:extLst>
+                    </a:blip>
+                    <a:stretch>
+                      <a:fillRect/>
+                    </a:stretch>
+                  </pic:blipFill>
+                  <pic:spPr>
+                    <a:xfrm>
+                      <a:off x="0" y="0"/>
+                      <a:ext cx="2940289" cy="5287580"/>
+                    </a:xfrm>
+                    <a:prstGeom prst="rect">
+                      <a:avLst/>
+                    </a:prstGeom>
+                  </pic:spPr>
+                </pic:pic>
+              </a:graphicData>
+            </a:graphic>
+          </wp:inline>
+        </w:drawing>
+      </w:r>
+    </w:p>
+    <w:p>
+      <w:pPr>
+        <w:spacing w:line="360" w:lineRule="auto"/>
+        <w:ind w:firstLine="709"/>
+        <w:jc w:val="center"/>
+        <w:rPr>
+          <w:color w:val="000000"/>
+        </w:rPr>
+      </w:pPr>
+      <w:r>
+        <w:rPr>
+          <w:color w:val="000000"/>
+        </w:rPr>
+        <w:t xml:space="preserve">Рисунок </w:t>
+      </w:r>
+      <w:r>
+        <w:rPr>
+          <w:color w:val="000000"/>
+        </w:rPr>
+        <w:t>1</w:t>
+      </w:r>
+      <w:r>
+        <w:rPr>
+          <w:color w:val="000000"/>
+        </w:rPr>
+        <w:t xml:space="preserve"> — Архитектура развёрнутой системы мониторинга </w:t>
+      </w:r>
+      <w:proofErr w:type="spellStart"/>
+      <w:r>
+        <w:rPr>
+          <w:color w:val="000000"/>
+        </w:rPr>
+        <w:t>Uptime</w:t>
+      </w:r>
+      <w:proofErr w:type="spellEnd"/>
+      <w:r>
+        <w:rPr>
+          <w:color w:val="000000"/>
+        </w:rPr>
+        <w:t xml:space="preserve"> </w:t>
+      </w:r>
+      <w:proofErr w:type="spellStart"/>
+      <w:r>
+        <w:rPr>
+          <w:color w:val="000000"/>
+        </w:rPr>
+        <w:t>Kuma</w:t>
+      </w:r>
+      <w:proofErr w:type="spellEnd"/>
+    </w:p>
+    <w:p>
+      <w:pPr>
+        <w:spacing w:line="360" w:lineRule="auto"/>
+        <w:ind w:firstLine="709"/>
+        <w:jc w:val="center"/>
       </w:pPr>
     </w:p>
     <w:p>
@@ -8644,7 +8728,7 @@
           <w:szCs w:val="28"/>
         </w:rPr>
       </w:pPr>
-      <w:bookmarkStart w:id="13" w:name="_Toc241240207"/>
+      <w:bookmarkStart w:id="13" w:name="_Toc241676551"/>
       <w:r>
         <w:rPr>
           <w:b/>
@@ -8783,10 +8867,8 @@
           <w:color w:val="000000"/>
           <w:sz w:val="28"/>
           <w:szCs w:val="28"/>
-          <w:lang w:val="en-US"/>
-        </w:rPr>
-      </w:pPr>
-      <w:bookmarkStart w:id="14" w:name="_Toc241240208"/>
+        </w:rPr>
+      </w:pPr>
     </w:p>
     <w:p>
       <w:pPr>
@@ -8802,6 +8884,7 @@
           <w:szCs w:val="28"/>
         </w:rPr>
       </w:pPr>
+      <w:bookmarkStart w:id="14" w:name="_Toc241676552"/>
       <w:r>
         <w:rPr>
           <w:b/>
@@ -8810,6 +8893,7 @@
           <w:sz w:val="28"/>
           <w:szCs w:val="28"/>
         </w:rPr>
+        <w:lastRenderedPageBreak/>
         <w:t>3.2. Основной файл конфигурации (</w:t>
       </w:r>
       <w:proofErr w:type="spellStart"/>
@@ -8891,9 +8975,6 @@
         <w:spacing w:line="360" w:lineRule="auto"/>
         <w:ind w:firstLine="709"/>
         <w:jc w:val="both"/>
-        <w:rPr>
-          <w:lang w:val="en-US"/>
-        </w:rPr>
       </w:pPr>
       <w:r>
         <w:t xml:space="preserve">Для того чтобы компаньон </w:t>
@@ -8916,7 +8997,6 @@
         <w:t>.nginx-</w:t>
       </w:r>
       <w:r>
-        <w:lastRenderedPageBreak/>
         <w:t>proxy.nginx</w:t>
       </w:r>
       <w:proofErr w:type="spellEnd"/>
@@ -8929,7 +9009,25 @@
       </w:r>
       <w:proofErr w:type="spellEnd"/>
       <w:r>
-        <w:t>. Связь приложения с прокси и системой выпуска сертификатов обеспечивается четырьмя переменными окружения: VIRTUAL_HOST указывает прокси, на какой домен направлять трафик контейнера, VIRTUAL_PORT — на каком порту приложение принимает соединения внутри контейнера, а LETSENCRYPT_HOST и LETSENCRYPT_EMAIL сообщают компаньону, для какого домена и на какой адрес выпускать сертификат.</w:t>
+        <w:t xml:space="preserve">. Связь приложения с прокси и системой выпуска </w:t>
+      </w:r>
+      <w:r>
+        <w:t xml:space="preserve">сертификатов обеспечивается четырьмя переменными окружения: </w:t>
+      </w:r>
+      <w:r>
+        <w:t xml:space="preserve">VIRTUAL_HOST указывает прокси, на какой домен направлять трафик </w:t>
+      </w:r>
+      <w:r>
+        <w:t xml:space="preserve">контейнера, VIRTUAL_PORT — на каком порту приложение принимает </w:t>
+      </w:r>
+      <w:r>
+        <w:t xml:space="preserve">соединения внутри контейнера, а LETSENCRYPT_HOST и </w:t>
+      </w:r>
+      <w:r>
+        <w:t xml:space="preserve">LETSENCRYPT_EMAIL сообщают компаньону, для какого домена и на какой </w:t>
+      </w:r>
+      <w:r>
+        <w:t>адрес выпускать сертификат.</w:t>
       </w:r>
     </w:p>
     <w:p>
@@ -8943,7 +9041,9 @@
         <w:shd w:val="clear" w:color="auto" w:fill="F0F0F0"/>
         <w:spacing w:after="200" w:line="276" w:lineRule="auto"/>
         <w:rPr>
-          <w:lang w:val="en-US"/>
+          <w:rFonts w:ascii="Courier New" w:eastAsia="Courier New" w:hAnsi="Courier New" w:cs="Courier New"/>
+          <w:sz w:val="20"/>
+          <w:szCs w:val="20"/>
         </w:rPr>
       </w:pPr>
       <w:r>
@@ -9589,6 +9689,7 @@
           <w:szCs w:val="20"/>
           <w:lang w:val="en-US"/>
         </w:rPr>
+        <w:lastRenderedPageBreak/>
         <w:t xml:space="preserve">    restart: unless-stopped</w:t>
       </w:r>
       <w:r>
@@ -10133,7 +10234,6 @@
           <w:szCs w:val="20"/>
           <w:lang w:val="en-US"/>
         </w:rPr>
-        <w:lastRenderedPageBreak/>
         <w:t xml:space="preserve">      - uptime-</w:t>
       </w:r>
       <w:proofErr w:type="spellStart"/>
@@ -10481,24 +10581,11 @@
         </w:rPr>
         <w:t>-data:</w:t>
       </w:r>
-    </w:p>
-    <w:p>
-      <w:pPr>
+      <w:r>
         <w:rPr>
           <w:b/>
           <w:bCs/>
           <w:color w:val="000000"/>
-          <w:sz w:val="32"/>
-          <w:szCs w:val="32"/>
-          <w:lang w:val="en-US"/>
-        </w:rPr>
-      </w:pPr>
-      <w:r>
-        <w:rPr>
-          <w:b/>
-          <w:bCs/>
-          <w:color w:val="000000"/>
-          <w:lang w:val="en-US"/>
         </w:rPr>
         <w:br w:type="page"/>
       </w:r>
@@ -10519,7 +10606,7 @@
           <w:lang w:val="en-US"/>
         </w:rPr>
       </w:pPr>
-      <w:bookmarkStart w:id="15" w:name="_Toc241240209"/>
+      <w:bookmarkStart w:id="15" w:name="_Toc241676553"/>
       <w:r>
         <w:rPr>
           <w:b/>
@@ -10547,9 +10634,6 @@
         <w:spacing w:line="360" w:lineRule="auto"/>
         <w:ind w:firstLine="709"/>
         <w:jc w:val="both"/>
-        <w:rPr>
-          <w:lang w:val="en-US"/>
-        </w:rPr>
       </w:pPr>
       <w:r>
         <w:t xml:space="preserve">В данном разделе приведена краткая инструкция по развёртыванию проекта, оформленная по образцу описаний, публикуемых на </w:t>
@@ -10568,7 +10652,10 @@
       </w:r>
       <w:proofErr w:type="spellEnd"/>
       <w:r>
-        <w:t>, и размещённая также в файле README.md репозитория проекта. Инструкция предполагает наличие сервера с публичным IPv4-адресом и зарегистрированного доменного имени, A-запись которого указывает на адрес сервера.</w:t>
+        <w:t xml:space="preserve">, и размещённая также в файле README.md </w:t>
+      </w:r>
+      <w:r>
+        <w:t>репозитория проекта. Инструкция предполагает наличие сервера с публичным IPv4-адресом и зарегистрированного доменного имени, A-запись которого указывает на адрес сервера.</w:t>
       </w:r>
     </w:p>
     <w:p>
@@ -10576,9 +10663,6 @@
         <w:spacing w:line="360" w:lineRule="auto"/>
         <w:ind w:firstLine="709"/>
         <w:jc w:val="both"/>
-        <w:rPr>
-          <w:lang w:val="en-US"/>
-        </w:rPr>
       </w:pPr>
     </w:p>
     <w:p>
@@ -10596,7 +10680,7 @@
           <w:lang w:val="en-US"/>
         </w:rPr>
       </w:pPr>
-      <w:bookmarkStart w:id="16" w:name="_Toc241240210"/>
+      <w:bookmarkStart w:id="16" w:name="_Toc241676554"/>
       <w:r>
         <w:rPr>
           <w:b/>
@@ -10682,10 +10766,8 @@
           <w:color w:val="000000"/>
           <w:sz w:val="28"/>
           <w:szCs w:val="28"/>
-          <w:lang w:val="en-US"/>
-        </w:rPr>
-      </w:pPr>
-      <w:bookmarkStart w:id="17" w:name="_Toc241240211"/>
+        </w:rPr>
+      </w:pPr>
     </w:p>
     <w:p>
       <w:pPr>
@@ -10701,6 +10783,7 @@
           <w:szCs w:val="28"/>
         </w:rPr>
       </w:pPr>
+      <w:bookmarkStart w:id="17" w:name="_Toc241676555"/>
       <w:r>
         <w:rPr>
           <w:b/>
@@ -11314,6 +11397,9 @@
         <w:spacing w:line="360" w:lineRule="auto"/>
         <w:ind w:firstLine="709"/>
         <w:jc w:val="both"/>
+        <w:rPr>
+          <w:lang w:val="en-US"/>
+        </w:rPr>
       </w:pPr>
     </w:p>
     <w:p>
@@ -11397,10 +11483,8 @@
           <w:color w:val="000000"/>
           <w:sz w:val="28"/>
           <w:szCs w:val="28"/>
-          <w:lang w:val="en-US"/>
-        </w:rPr>
-      </w:pPr>
-      <w:bookmarkStart w:id="18" w:name="_Toc241240212"/>
+        </w:rPr>
+      </w:pPr>
     </w:p>
     <w:p>
       <w:pPr>
@@ -11416,6 +11500,7 @@
           <w:szCs w:val="28"/>
         </w:rPr>
       </w:pPr>
+      <w:bookmarkStart w:id="18" w:name="_Toc241676556"/>
       <w:r>
         <w:rPr>
           <w:b/>
@@ -11424,7 +11509,17 @@
           <w:sz w:val="28"/>
           <w:szCs w:val="28"/>
         </w:rPr>
-        <w:t>4.3. Подготовка файлов проекта</w:t>
+        <w:t xml:space="preserve">4.3. </w:t>
+      </w:r>
+      <w:r>
+        <w:rPr>
+          <w:b/>
+          <w:bCs/>
+          <w:color w:val="000000"/>
+          <w:sz w:val="28"/>
+          <w:szCs w:val="28"/>
+        </w:rPr>
+        <w:t>Подготовка файлов проекта</w:t>
       </w:r>
       <w:bookmarkEnd w:id="18"/>
     </w:p>
@@ -11649,7 +11744,6 @@
           <w:lang w:val="en-US"/>
         </w:rPr>
       </w:pPr>
-      <w:bookmarkStart w:id="19" w:name="_Toc241240213"/>
     </w:p>
     <w:p>
       <w:pPr>
@@ -11665,6 +11759,7 @@
           <w:szCs w:val="28"/>
         </w:rPr>
       </w:pPr>
+      <w:bookmarkStart w:id="19" w:name="_Toc241676557"/>
       <w:r>
         <w:rPr>
           <w:b/>
@@ -11811,7 +11906,7 @@
                     <pic:cNvPicPr/>
                   </pic:nvPicPr>
                   <pic:blipFill>
-                    <a:blip r:embed="rId9">
+                    <a:blip r:embed="rId10">
                       <a:extLst>
                         <a:ext uri="{28A0092B-C50C-407E-A947-70E740481C1C}">
                           <a14:useLocalDpi xmlns:a14="http://schemas.microsoft.com/office/drawing/2010/main" val="0"/>
@@ -11902,10 +11997,8 @@
           <w:color w:val="000000"/>
           <w:sz w:val="28"/>
           <w:szCs w:val="28"/>
-          <w:lang w:val="en-US"/>
-        </w:rPr>
-      </w:pPr>
-      <w:bookmarkStart w:id="20" w:name="_Toc241240214"/>
+        </w:rPr>
+      </w:pPr>
     </w:p>
     <w:p>
       <w:pPr>
@@ -11921,17 +12014,6 @@
           <w:szCs w:val="28"/>
         </w:rPr>
       </w:pPr>
-      <w:r>
-        <w:rPr>
-          <w:b/>
-          <w:bCs/>
-          <w:color w:val="000000"/>
-          <w:sz w:val="28"/>
-          <w:szCs w:val="28"/>
-        </w:rPr>
-        <w:t>4.5. Проверка работоспособности</w:t>
-      </w:r>
-      <w:bookmarkEnd w:id="20"/>
     </w:p>
     <w:p>
       <w:pPr>
@@ -11939,69 +12021,155 @@
         <w:spacing w:line="360" w:lineRule="auto"/>
         <w:ind w:firstLine="709"/>
         <w:jc w:val="both"/>
-      </w:pPr>
-    </w:p>
-    <w:p>
-      <w:pPr>
+        <w:rPr>
+          <w:b/>
+          <w:bCs/>
+          <w:color w:val="000000"/>
+          <w:sz w:val="28"/>
+          <w:szCs w:val="28"/>
+        </w:rPr>
+      </w:pPr>
+    </w:p>
+    <w:p>
+      <w:pPr>
+        <w:pStyle w:val="2"/>
         <w:spacing w:line="360" w:lineRule="auto"/>
         <w:ind w:firstLine="709"/>
         <w:jc w:val="both"/>
         <w:rPr>
-          <w:lang w:val="en-US"/>
-        </w:rPr>
-      </w:pPr>
-      <w:r>
-        <w:t xml:space="preserve">После запуска и распространения DNS-записи приложение доступно по адресу http://&lt;домен&gt; — на этом этапе сертификат ещё не выпущен, так как компаньону </w:t>
-      </w:r>
-      <w:proofErr w:type="spellStart"/>
-      <w:r>
-        <w:t>acme-companion</w:t>
-      </w:r>
-      <w:proofErr w:type="spellEnd"/>
-      <w:r>
-        <w:t xml:space="preserve"> требуется убедиться, что домен указывает на данный сервер. Спустя одну-две минуты после успешного прохождения проверки владения доменом приложение становится доступно по </w:t>
-      </w:r>
-      <w:r>
+          <w:b/>
+          <w:bCs/>
+          <w:color w:val="000000"/>
+          <w:sz w:val="28"/>
+          <w:szCs w:val="28"/>
+        </w:rPr>
+      </w:pPr>
+    </w:p>
+    <w:p>
+      <w:pPr>
+        <w:pStyle w:val="2"/>
+        <w:spacing w:line="360" w:lineRule="auto"/>
+        <w:ind w:firstLine="709"/>
+        <w:jc w:val="both"/>
+        <w:rPr>
+          <w:b/>
+          <w:bCs/>
+          <w:color w:val="000000"/>
+          <w:sz w:val="28"/>
+          <w:szCs w:val="28"/>
+        </w:rPr>
+      </w:pPr>
+    </w:p>
+    <w:p>
+      <w:pPr>
+        <w:pStyle w:val="2"/>
+        <w:spacing w:line="360" w:lineRule="auto"/>
+        <w:ind w:firstLine="709"/>
+        <w:jc w:val="both"/>
+        <w:rPr>
+          <w:b/>
+          <w:bCs/>
+          <w:color w:val="000000"/>
+          <w:sz w:val="28"/>
+          <w:szCs w:val="28"/>
+        </w:rPr>
+      </w:pPr>
+    </w:p>
+    <w:p>
+      <w:pPr>
+        <w:pStyle w:val="2"/>
+        <w:spacing w:line="360" w:lineRule="auto"/>
+        <w:ind w:firstLine="709"/>
+        <w:jc w:val="both"/>
+        <w:rPr>
+          <w:b/>
+          <w:bCs/>
+          <w:color w:val="000000"/>
+          <w:sz w:val="28"/>
+          <w:szCs w:val="28"/>
+        </w:rPr>
+      </w:pPr>
+    </w:p>
+    <w:p>
+      <w:pPr>
+        <w:pStyle w:val="2"/>
+        <w:spacing w:line="360" w:lineRule="auto"/>
+        <w:ind w:firstLine="709"/>
+        <w:jc w:val="both"/>
+        <w:rPr>
+          <w:b/>
+          <w:bCs/>
+          <w:color w:val="000000"/>
+          <w:sz w:val="28"/>
+          <w:szCs w:val="28"/>
+        </w:rPr>
+      </w:pPr>
+    </w:p>
+    <w:p>
+      <w:pPr>
+        <w:pStyle w:val="2"/>
+        <w:spacing w:line="360" w:lineRule="auto"/>
+        <w:ind w:firstLine="709"/>
+        <w:jc w:val="both"/>
+        <w:rPr>
+          <w:b/>
+          <w:bCs/>
+          <w:color w:val="000000"/>
+          <w:sz w:val="28"/>
+          <w:szCs w:val="28"/>
+        </w:rPr>
+      </w:pPr>
+      <w:bookmarkStart w:id="20" w:name="_Toc241676558"/>
+      <w:r>
+        <w:rPr>
+          <w:b/>
+          <w:bCs/>
+          <w:color w:val="000000"/>
+          <w:sz w:val="28"/>
+          <w:szCs w:val="28"/>
+        </w:rPr>
         <w:lastRenderedPageBreak/>
-        <w:t xml:space="preserve">защищённому адресу https://&lt;домен&gt; с действующим сертификатом </w:t>
-      </w:r>
-      <w:proofErr w:type="spellStart"/>
-      <w:r>
-        <w:t>Let's</w:t>
-      </w:r>
-      <w:proofErr w:type="spellEnd"/>
-      <w:r>
-        <w:t xml:space="preserve"> </w:t>
-      </w:r>
-      <w:proofErr w:type="spellStart"/>
-      <w:r>
-        <w:t>Encrypt</w:t>
-      </w:r>
-      <w:proofErr w:type="spellEnd"/>
-      <w:r>
-        <w:t>.</w:t>
-      </w:r>
-    </w:p>
-    <w:p>
-      <w:pPr>
+        <w:t xml:space="preserve">4.5. </w:t>
+      </w:r>
+      <w:r>
+        <w:rPr>
+          <w:b/>
+          <w:bCs/>
+          <w:color w:val="000000"/>
+          <w:sz w:val="28"/>
+          <w:szCs w:val="28"/>
+        </w:rPr>
+        <w:t>Проверка работоспособности</w:t>
+      </w:r>
+      <w:bookmarkEnd w:id="20"/>
+    </w:p>
+    <w:p>
+      <w:pPr>
+        <w:pStyle w:val="2"/>
         <w:spacing w:line="360" w:lineRule="auto"/>
+        <w:ind w:firstLine="709"/>
         <w:jc w:val="both"/>
-        <w:rPr>
-          <w:lang w:val="en-US"/>
-        </w:rPr>
-      </w:pPr>
-      <w:r>
-        <w:rPr>
+      </w:pPr>
+    </w:p>
+    <w:p>
+      <w:pPr>
+        <w:spacing w:line="360" w:lineRule="auto"/>
+        <w:ind w:firstLine="709"/>
+        <w:jc w:val="both"/>
+      </w:pPr>
+      <w:r>
+        <w:rPr>
+          <w:noProof/>
           <w:lang w:val="en-US"/>
         </w:rPr>
         <w:drawing>
           <wp:anchor distT="0" distB="0" distL="114300" distR="114300" simplePos="0" relativeHeight="251659264" behindDoc="1" locked="0" layoutInCell="1" allowOverlap="1" wp14:anchorId="75DF9A67">
             <wp:simplePos x="0" y="0"/>
             <wp:positionH relativeFrom="column">
-              <wp:posOffset>-38223</wp:posOffset>
+              <wp:posOffset>-38100</wp:posOffset>
             </wp:positionH>
             <wp:positionV relativeFrom="paragraph">
-              <wp:posOffset>0</wp:posOffset>
+              <wp:posOffset>2036445</wp:posOffset>
             </wp:positionV>
             <wp:extent cx="5940425" cy="3320415"/>
             <wp:effectExtent l="0" t="0" r="3175" b="0"/>
@@ -12026,7 +12194,7 @@
                     <pic:cNvPicPr/>
                   </pic:nvPicPr>
                   <pic:blipFill>
-                    <a:blip r:embed="rId10" cstate="print">
+                    <a:blip r:embed="rId11" cstate="print">
                       <a:extLst>
                         <a:ext uri="{28A0092B-C50C-407E-A947-70E740481C1C}">
                           <a14:useLocalDpi xmlns:a14="http://schemas.microsoft.com/office/drawing/2010/main" val="0"/>
@@ -12058,6 +12226,36 @@
           </wp:anchor>
         </w:drawing>
       </w:r>
+      <w:r>
+        <w:t xml:space="preserve">После запуска и распространения DNS-записи приложение доступно по адресу http://&lt;домен&gt; — на этом этапе сертификат ещё не выпущен, так как компаньону </w:t>
+      </w:r>
+      <w:proofErr w:type="spellStart"/>
+      <w:r>
+        <w:t>acme-companion</w:t>
+      </w:r>
+      <w:proofErr w:type="spellEnd"/>
+      <w:r>
+        <w:t xml:space="preserve"> требуется убедиться, что домен указывает на данный сервер. </w:t>
+      </w:r>
+      <w:r>
+        <w:t xml:space="preserve">После успешного прохождения проверки владения доменом приложение становится доступно по защищённому адресу https://&lt;домен&gt; с действующим сертификатом </w:t>
+      </w:r>
+      <w:proofErr w:type="spellStart"/>
+      <w:r>
+        <w:t>Let's</w:t>
+      </w:r>
+      <w:proofErr w:type="spellEnd"/>
+      <w:r>
+        <w:t xml:space="preserve"> </w:t>
+      </w:r>
+      <w:proofErr w:type="spellStart"/>
+      <w:r>
+        <w:t>Encrypt</w:t>
+      </w:r>
+      <w:proofErr w:type="spellEnd"/>
+      <w:r>
+        <w:t>.</w:t>
+      </w:r>
     </w:p>
     <w:p>
       <w:pPr>
@@ -12071,10 +12269,9 @@
           <w:color w:val="000000"/>
           <w:sz w:val="28"/>
           <w:szCs w:val="28"/>
-          <w:lang w:val="en-US"/>
-        </w:rPr>
-      </w:pPr>
-      <w:bookmarkStart w:id="21" w:name="_Toc241240215"/>
+        </w:rPr>
+      </w:pPr>
+      <w:bookmarkStart w:id="21" w:name="_Toc241676559"/>
       <w:r>
         <w:rPr>
           <w:b/>
@@ -12093,9 +12290,6 @@
         <w:spacing w:line="360" w:lineRule="auto"/>
         <w:ind w:firstLine="709"/>
         <w:jc w:val="both"/>
-        <w:rPr>
-          <w:lang w:val="en-US"/>
-        </w:rPr>
       </w:pPr>
     </w:p>
     <w:p>
@@ -12223,6 +12417,7 @@
           <w:color w:val="000000"/>
           <w:sz w:val="32"/>
           <w:szCs w:val="32"/>
+          <w:lang w:val="en-US"/>
         </w:rPr>
       </w:pPr>
       <w:r>
@@ -12230,6 +12425,7 @@
           <w:b/>
           <w:bCs/>
           <w:color w:val="000000"/>
+          <w:lang w:val="en-US"/>
         </w:rPr>
         <w:br w:type="page"/>
       </w:r>
@@ -12250,7 +12446,7 @@
           <w:lang w:val="en-US"/>
         </w:rPr>
       </w:pPr>
-      <w:bookmarkStart w:id="22" w:name="_Toc241240216"/>
+      <w:bookmarkStart w:id="22" w:name="_Toc241676560"/>
       <w:r>
         <w:rPr>
           <w:b/>
@@ -12303,10 +12499,8 @@
           <w:color w:val="000000"/>
           <w:sz w:val="28"/>
           <w:szCs w:val="28"/>
-          <w:lang w:val="en-US"/>
-        </w:rPr>
-      </w:pPr>
-      <w:bookmarkStart w:id="23" w:name="_Toc241240217"/>
+        </w:rPr>
+      </w:pPr>
     </w:p>
     <w:p>
       <w:pPr>
@@ -12322,6 +12516,7 @@
           <w:szCs w:val="28"/>
         </w:rPr>
       </w:pPr>
+      <w:bookmarkStart w:id="23" w:name="_Toc241676561"/>
       <w:r>
         <w:rPr>
           <w:b/>
@@ -12473,6 +12668,9 @@
         <w:jc w:val="both"/>
       </w:pPr>
       <w:r>
+        <w:rPr>
+          <w:noProof/>
+        </w:rPr>
         <w:drawing>
           <wp:inline distT="0" distB="0" distL="0" distR="0" wp14:anchorId="7C8DED0C" wp14:editId="07805F15">
             <wp:extent cx="4191000" cy="279400"/>
@@ -12489,7 +12687,7 @@
                     <pic:cNvPicPr/>
                   </pic:nvPicPr>
                   <pic:blipFill>
-                    <a:blip r:embed="rId11"/>
+                    <a:blip r:embed="rId12"/>
                     <a:stretch>
                       <a:fillRect/>
                     </a:stretch>
@@ -12525,7 +12723,6 @@
           <w:lang w:val="en-US"/>
         </w:rPr>
       </w:pPr>
-      <w:bookmarkStart w:id="24" w:name="_Toc241240218"/>
     </w:p>
     <w:p>
       <w:pPr>
@@ -12541,6 +12738,7 @@
           <w:szCs w:val="28"/>
         </w:rPr>
       </w:pPr>
+      <w:bookmarkStart w:id="24" w:name="_Toc241676562"/>
       <w:r>
         <w:rPr>
           <w:b/>
@@ -12747,32 +12945,87 @@
           <w:szCs w:val="20"/>
           <w:lang w:val="en-US"/>
         </w:rPr>
-        <w:t>cat &gt; docker-</w:t>
-      </w:r>
-      <w:proofErr w:type="spellStart"/>
-      <w:r>
-        <w:rPr>
-          <w:rFonts w:ascii="Courier New" w:eastAsia="Courier New" w:hAnsi="Courier New" w:cs="Courier New"/>
-          <w:sz w:val="20"/>
-          <w:szCs w:val="20"/>
-          <w:lang w:val="en-US"/>
-        </w:rPr>
-        <w:t>compose.yml</w:t>
-      </w:r>
-      <w:proofErr w:type="spellEnd"/>
-      <w:r>
-        <w:rPr>
-          <w:rFonts w:ascii="Courier New" w:eastAsia="Courier New" w:hAnsi="Courier New" w:cs="Courier New"/>
-          <w:sz w:val="20"/>
-          <w:szCs w:val="20"/>
-          <w:lang w:val="en-US"/>
-        </w:rPr>
-        <w:t xml:space="preserve"> &lt;&lt; 'EOF'</w:t>
-      </w:r>
-      <w:r>
-        <w:rPr>
-          <w:lang w:val="en-US"/>
-        </w:rPr>
+        <w:t>cat</w:t>
+      </w:r>
+      <w:r>
+        <w:rPr>
+          <w:rFonts w:ascii="Courier New" w:eastAsia="Courier New" w:hAnsi="Courier New" w:cs="Courier New"/>
+          <w:sz w:val="20"/>
+          <w:szCs w:val="20"/>
+        </w:rPr>
+        <w:t xml:space="preserve"> &gt; </w:t>
+      </w:r>
+      <w:r>
+        <w:rPr>
+          <w:rFonts w:ascii="Courier New" w:eastAsia="Courier New" w:hAnsi="Courier New" w:cs="Courier New"/>
+          <w:sz w:val="20"/>
+          <w:szCs w:val="20"/>
+          <w:lang w:val="en-US"/>
+        </w:rPr>
+        <w:t>docker</w:t>
+      </w:r>
+      <w:r>
+        <w:rPr>
+          <w:rFonts w:ascii="Courier New" w:eastAsia="Courier New" w:hAnsi="Courier New" w:cs="Courier New"/>
+          <w:sz w:val="20"/>
+          <w:szCs w:val="20"/>
+        </w:rPr>
+        <w:t>-</w:t>
+      </w:r>
+      <w:r>
+        <w:rPr>
+          <w:rFonts w:ascii="Courier New" w:eastAsia="Courier New" w:hAnsi="Courier New" w:cs="Courier New"/>
+          <w:sz w:val="20"/>
+          <w:szCs w:val="20"/>
+          <w:lang w:val="en-US"/>
+        </w:rPr>
+        <w:t>compose</w:t>
+      </w:r>
+      <w:r>
+        <w:rPr>
+          <w:rFonts w:ascii="Courier New" w:eastAsia="Courier New" w:hAnsi="Courier New" w:cs="Courier New"/>
+          <w:sz w:val="20"/>
+          <w:szCs w:val="20"/>
+        </w:rPr>
+        <w:t>.</w:t>
+      </w:r>
+      <w:proofErr w:type="spellStart"/>
+      <w:r>
+        <w:rPr>
+          <w:rFonts w:ascii="Courier New" w:eastAsia="Courier New" w:hAnsi="Courier New" w:cs="Courier New"/>
+          <w:sz w:val="20"/>
+          <w:szCs w:val="20"/>
+          <w:lang w:val="en-US"/>
+        </w:rPr>
+        <w:t>yml</w:t>
+      </w:r>
+      <w:proofErr w:type="spellEnd"/>
+      <w:r>
+        <w:rPr>
+          <w:rFonts w:ascii="Courier New" w:eastAsia="Courier New" w:hAnsi="Courier New" w:cs="Courier New"/>
+          <w:sz w:val="20"/>
+          <w:szCs w:val="20"/>
+        </w:rPr>
+        <w:t xml:space="preserve"> &lt;&lt; '</w:t>
+      </w:r>
+      <w:r>
+        <w:rPr>
+          <w:rFonts w:ascii="Courier New" w:eastAsia="Courier New" w:hAnsi="Courier New" w:cs="Courier New"/>
+          <w:sz w:val="20"/>
+          <w:szCs w:val="20"/>
+          <w:lang w:val="en-US"/>
+        </w:rPr>
+        <w:t>EOF</w:t>
+      </w:r>
+      <w:r>
+        <w:rPr>
+          <w:rFonts w:ascii="Courier New" w:eastAsia="Courier New" w:hAnsi="Courier New" w:cs="Courier New"/>
+          <w:sz w:val="20"/>
+          <w:szCs w:val="20"/>
+        </w:rPr>
+        <w:t>'</w:t>
+      </w:r>
+      <w:r>
         <w:br/>
       </w:r>
       <w:r>
@@ -12782,12 +13035,17 @@
           <w:szCs w:val="20"/>
           <w:lang w:val="en-US"/>
         </w:rPr>
-        <w:t>services:</w:t>
-      </w:r>
-      <w:r>
-        <w:rPr>
-          <w:lang w:val="en-US"/>
-        </w:rPr>
+        <w:t>services</w:t>
+      </w:r>
+      <w:r>
+        <w:rPr>
+          <w:rFonts w:ascii="Courier New" w:eastAsia="Courier New" w:hAnsi="Courier New" w:cs="Courier New"/>
+          <w:sz w:val="20"/>
+          <w:szCs w:val="20"/>
+        </w:rPr>
+        <w:t>:</w:t>
+      </w:r>
+      <w:r>
         <w:br/>
       </w:r>
       <w:r>
@@ -12795,14 +13053,10 @@
           <w:rFonts w:ascii="Courier New" w:eastAsia="Courier New" w:hAnsi="Courier New" w:cs="Courier New"/>
           <w:sz w:val="20"/>
           <w:szCs w:val="20"/>
-          <w:lang w:val="en-US"/>
         </w:rPr>
         <w:t xml:space="preserve">  ...</w:t>
       </w:r>
       <w:r>
-        <w:rPr>
-          <w:lang w:val="en-US"/>
-        </w:rPr>
         <w:br/>
       </w:r>
       <w:r>
@@ -12826,10 +13080,8 @@
           <w:color w:val="000000"/>
           <w:sz w:val="28"/>
           <w:szCs w:val="28"/>
-          <w:lang w:val="en-US"/>
-        </w:rPr>
-      </w:pPr>
-      <w:bookmarkStart w:id="25" w:name="_Toc241240219"/>
+        </w:rPr>
+      </w:pPr>
     </w:p>
     <w:p>
       <w:pPr>
@@ -12845,6 +13097,7 @@
           <w:szCs w:val="28"/>
         </w:rPr>
       </w:pPr>
+      <w:bookmarkStart w:id="25" w:name="_Toc241676563"/>
       <w:r>
         <w:rPr>
           <w:b/>
@@ -13016,6 +13269,9 @@
         </w:pBdr>
         <w:shd w:val="clear" w:color="auto" w:fill="F0F0F0"/>
         <w:spacing w:after="200" w:line="276" w:lineRule="auto"/>
+        <w:rPr>
+          <w:lang w:val="en-US"/>
+        </w:rPr>
       </w:pPr>
       <w:r>
         <w:rPr>
@@ -13068,7 +13324,6 @@
           <w:lang w:val="en-US"/>
         </w:rPr>
       </w:pPr>
-      <w:bookmarkStart w:id="26" w:name="_Toc241240220"/>
     </w:p>
     <w:p>
       <w:pPr>
@@ -13084,6 +13339,7 @@
           <w:szCs w:val="28"/>
         </w:rPr>
       </w:pPr>
+      <w:bookmarkStart w:id="26" w:name="_Toc241676564"/>
       <w:r>
         <w:rPr>
           <w:b/>
@@ -13287,78 +13543,6 @@
     </w:p>
     <w:p>
       <w:pPr>
-        <w:spacing w:line="360" w:lineRule="auto"/>
-        <w:ind w:firstLine="709"/>
-        <w:jc w:val="both"/>
-      </w:pPr>
-      <w:r>
-        <w:lastRenderedPageBreak/>
-        <w:drawing>
-          <wp:anchor distT="0" distB="0" distL="114300" distR="114300" simplePos="0" relativeHeight="251660288" behindDoc="0" locked="0" layoutInCell="1" allowOverlap="1" wp14:anchorId="4D6D6D19">
-            <wp:simplePos x="0" y="0"/>
-            <wp:positionH relativeFrom="column">
-              <wp:posOffset>187919</wp:posOffset>
-            </wp:positionH>
-            <wp:positionV relativeFrom="paragraph">
-              <wp:posOffset>0</wp:posOffset>
-            </wp:positionV>
-            <wp:extent cx="5201265" cy="3044336"/>
-            <wp:effectExtent l="0" t="0" r="6350" b="3810"/>
-            <wp:wrapTopAndBottom/>
-            <wp:docPr id="1607514225" name="Рисунок 1"/>
-            <wp:cNvGraphicFramePr>
-              <a:graphicFrameLocks xmlns:a="http://schemas.openxmlformats.org/drawingml/2006/main" noChangeAspect="1"/>
-            </wp:cNvGraphicFramePr>
-            <a:graphic xmlns:a="http://schemas.openxmlformats.org/drawingml/2006/main">
-              <a:graphicData uri="http://schemas.openxmlformats.org/drawingml/2006/picture">
-                <pic:pic xmlns:pic="http://schemas.openxmlformats.org/drawingml/2006/picture">
-                  <pic:nvPicPr>
-                    <pic:cNvPr id="1607514225" name=""/>
-                    <pic:cNvPicPr/>
-                  </pic:nvPicPr>
-                  <pic:blipFill rotWithShape="1">
-                    <a:blip r:embed="rId12" cstate="print">
-                      <a:extLst>
-                        <a:ext uri="{28A0092B-C50C-407E-A947-70E740481C1C}">
-                          <a14:useLocalDpi xmlns:a14="http://schemas.microsoft.com/office/drawing/2010/main" val="0"/>
-                        </a:ext>
-                      </a:extLst>
-                    </a:blip>
-                    <a:srcRect l="2691" t="12" r="2597" b="5760"/>
-                    <a:stretch/>
-                  </pic:blipFill>
-                  <pic:spPr bwMode="auto">
-                    <a:xfrm>
-                      <a:off x="0" y="0"/>
-                      <a:ext cx="5201265" cy="3044336"/>
-                    </a:xfrm>
-                    <a:prstGeom prst="rect">
-                      <a:avLst/>
-                    </a:prstGeom>
-                    <a:ln>
-                      <a:noFill/>
-                    </a:ln>
-                    <a:extLst>
-                      <a:ext uri="{53640926-AAD7-44D8-BBD7-CCE9431645EC}">
-                        <a14:shadowObscured xmlns:a14="http://schemas.microsoft.com/office/drawing/2010/main"/>
-                      </a:ext>
-                    </a:extLst>
-                  </pic:spPr>
-                </pic:pic>
-              </a:graphicData>
-            </a:graphic>
-            <wp14:sizeRelH relativeFrom="page">
-              <wp14:pctWidth>0</wp14:pctWidth>
-            </wp14:sizeRelH>
-            <wp14:sizeRelV relativeFrom="page">
-              <wp14:pctHeight>0</wp14:pctHeight>
-            </wp14:sizeRelV>
-          </wp:anchor>
-        </w:drawing>
-      </w:r>
-    </w:p>
-    <w:p>
-      <w:pPr>
         <w:pStyle w:val="2"/>
         <w:spacing w:line="360" w:lineRule="auto"/>
         <w:ind w:firstLine="709"/>
@@ -13369,10 +13553,8 @@
           <w:color w:val="000000"/>
           <w:sz w:val="28"/>
           <w:szCs w:val="28"/>
-          <w:lang w:val="en-US"/>
-        </w:rPr>
-      </w:pPr>
-      <w:bookmarkStart w:id="27" w:name="_Toc241240221"/>
+        </w:rPr>
+      </w:pPr>
     </w:p>
     <w:p>
       <w:pPr>
@@ -13388,6 +13570,7 @@
           <w:szCs w:val="28"/>
         </w:rPr>
       </w:pPr>
+      <w:bookmarkStart w:id="27" w:name="_Toc241676565"/>
       <w:r>
         <w:rPr>
           <w:b/>
@@ -13438,7 +13621,11 @@
       </w:r>
       <w:proofErr w:type="spellEnd"/>
       <w:r>
-        <w:t>, прошёл проверку владения доменом по протоколу HTTP-01 и получил сертификат, который был автоматически установлен в каталог сертификатов обратного прокси.</w:t>
+        <w:t xml:space="preserve">, прошёл проверку владения доменом по протоколу HTTP-01 и получил сертификат, </w:t>
+      </w:r>
+      <w:r>
+        <w:lastRenderedPageBreak/>
+        <w:t>который был автоматически установлен в каталог сертификатов обратного прокси.</w:t>
       </w:r>
     </w:p>
     <w:p>
@@ -13446,9 +13633,6 @@
         <w:spacing w:line="360" w:lineRule="auto"/>
         <w:ind w:firstLine="709"/>
         <w:jc w:val="both"/>
-        <w:rPr>
-          <w:lang w:val="en-US"/>
-        </w:rPr>
       </w:pPr>
       <w:r>
         <w:t>Приложение стало доступно по адресу https://appacher.ru с действующим защищённым соединением. Был создан первый административный аккаунт, после чего в интерфейсе настроено несколько тестовых мониторов типа HTTP(s), подтвердивших работоспособность системы мониторинга в целом.</w:t>
@@ -13459,15 +13643,12 @@
         <w:spacing w:line="360" w:lineRule="auto"/>
         <w:ind w:firstLine="709"/>
         <w:jc w:val="both"/>
-        <w:rPr>
-          <w:lang w:val="en-US"/>
-        </w:rPr>
-      </w:pPr>
-      <w:r>
-        <w:rPr>
-          <w:lang w:val="en-US"/>
-        </w:rPr>
-        <w:lastRenderedPageBreak/>
+      </w:pPr>
+      <w:r>
+        <w:rPr>
+          <w:noProof/>
+          <w:lang w:val="en-US"/>
+        </w:rPr>
         <w:drawing>
           <wp:anchor distT="0" distB="0" distL="114300" distR="114300" simplePos="0" relativeHeight="251661312" behindDoc="0" locked="0" layoutInCell="1" allowOverlap="1" wp14:anchorId="7D6B8911">
             <wp:simplePos x="0" y="0"/>
@@ -13556,6 +13737,7 @@
           <w:color w:val="000000"/>
         </w:rPr>
       </w:pPr>
+      <w:bookmarkStart w:id="28" w:name="_Toc241676566"/>
       <w:r>
         <w:rPr>
           <w:b/>
@@ -13565,6 +13747,225 @@
         <w:lastRenderedPageBreak/>
         <w:t>ЗАКЛЮЧЕНИЕ</w:t>
       </w:r>
+      <w:bookmarkEnd w:id="28"/>
+    </w:p>
+    <w:p>
+      <w:pPr>
+        <w:pStyle w:val="1"/>
+        <w:spacing w:line="360" w:lineRule="auto"/>
+      </w:pPr>
+    </w:p>
+    <w:p>
+      <w:pPr>
+        <w:spacing w:line="360" w:lineRule="auto"/>
+        <w:ind w:firstLine="709"/>
+        <w:jc w:val="both"/>
+      </w:pPr>
+      <w:r>
+        <w:t xml:space="preserve">В ходе выполнения курсовой работы была достигнута поставленная цель — выполнено развёртывание сервиса мониторинга доступности </w:t>
+      </w:r>
+      <w:proofErr w:type="spellStart"/>
+      <w:r>
+        <w:t>Uptime</w:t>
+      </w:r>
+      <w:proofErr w:type="spellEnd"/>
+      <w:r>
+        <w:t xml:space="preserve"> </w:t>
+      </w:r>
+      <w:proofErr w:type="spellStart"/>
+      <w:r>
+        <w:t>Kuma</w:t>
+      </w:r>
+      <w:proofErr w:type="spellEnd"/>
+      <w:r>
+        <w:t xml:space="preserve"> в </w:t>
+      </w:r>
+      <w:proofErr w:type="spellStart"/>
+      <w:r>
+        <w:t>контейнеризованной</w:t>
+      </w:r>
+      <w:proofErr w:type="spellEnd"/>
+      <w:r>
+        <w:t xml:space="preserve"> среде </w:t>
+      </w:r>
+      <w:proofErr w:type="spellStart"/>
+      <w:r>
+        <w:t>Docker</w:t>
+      </w:r>
+      <w:proofErr w:type="spellEnd"/>
+      <w:r>
+        <w:t xml:space="preserve"> с организацией защищённого доступа по протоколу HTTPS. </w:t>
+      </w:r>
+      <w:r>
+        <w:t>Использован готовый образ приложения, поддерживаемый разработчиком проекта</w:t>
+      </w:r>
+      <w:r>
+        <w:t xml:space="preserve">, для которого разработана собственная конфигурация </w:t>
+      </w:r>
+      <w:proofErr w:type="spellStart"/>
+      <w:r>
+        <w:t>Docker</w:t>
+      </w:r>
+      <w:proofErr w:type="spellEnd"/>
+      <w:r>
+        <w:t xml:space="preserve"> </w:t>
+      </w:r>
+      <w:proofErr w:type="spellStart"/>
+      <w:r>
+        <w:t>Compose</w:t>
+      </w:r>
+      <w:proofErr w:type="spellEnd"/>
+      <w:r>
+        <w:t xml:space="preserve">, включающая обратный прокси-сервер и автоматический выпуск сертификатов </w:t>
+      </w:r>
+      <w:proofErr w:type="spellStart"/>
+      <w:r>
+        <w:t>Let's</w:t>
+      </w:r>
+      <w:proofErr w:type="spellEnd"/>
+      <w:r>
+        <w:t xml:space="preserve"> </w:t>
+      </w:r>
+      <w:proofErr w:type="spellStart"/>
+      <w:r>
+        <w:t>Encrypt</w:t>
+      </w:r>
+      <w:proofErr w:type="spellEnd"/>
+      <w:r>
+        <w:t>.</w:t>
+      </w:r>
+    </w:p>
+    <w:p>
+      <w:pPr>
+        <w:spacing w:line="360" w:lineRule="auto"/>
+        <w:ind w:firstLine="709"/>
+        <w:jc w:val="both"/>
+      </w:pPr>
+      <w:r>
+        <w:t xml:space="preserve">В рамках работы были решены все поставленные задачи: проведён обзор и сравнение применяемых технологий с обоснованием выбора; определены системные требования и состав базовых образов; разработаны конфигурационные файлы инфраструктуры; выполнено развёртывание с настройкой обратного прокси и автоматическим выпуском сертификата </w:t>
+      </w:r>
+      <w:proofErr w:type="spellStart"/>
+      <w:r>
+        <w:t>Let's</w:t>
+      </w:r>
+      <w:proofErr w:type="spellEnd"/>
+      <w:r>
+        <w:t xml:space="preserve"> </w:t>
+      </w:r>
+      <w:proofErr w:type="spellStart"/>
+      <w:r>
+        <w:t>Encrypt</w:t>
+      </w:r>
+      <w:proofErr w:type="spellEnd"/>
+      <w:r>
+        <w:t>; составлена документация по запуску проекта, размещённая в общедоступном репозитории.</w:t>
+      </w:r>
+    </w:p>
+    <w:p>
+      <w:pPr>
+        <w:spacing w:line="360" w:lineRule="auto"/>
+        <w:ind w:firstLine="709"/>
+        <w:jc w:val="both"/>
+      </w:pPr>
+      <w:r>
+        <w:t>Практическая ценность работы заключается в получении воспроизводимой конфигурации, которая может быть развёрнута на произвольном сервере одной командой и обеспечивает автоматическое поддержание TLS-сертификата в актуальном состоянии без участия администратора.</w:t>
+      </w:r>
+      <w:r>
+        <w:t xml:space="preserve"> </w:t>
+      </w:r>
+      <w:r>
+        <w:t xml:space="preserve">Следует отметить, что образы </w:t>
+      </w:r>
+      <w:proofErr w:type="spellStart"/>
+      <w:r>
+        <w:t>nginx-proxy</w:t>
+      </w:r>
+      <w:proofErr w:type="spellEnd"/>
+      <w:r>
+        <w:t xml:space="preserve"> и </w:t>
+      </w:r>
+      <w:proofErr w:type="spellStart"/>
+      <w:r>
+        <w:t>acme-companion</w:t>
+      </w:r>
+      <w:proofErr w:type="spellEnd"/>
+      <w:r>
+        <w:t xml:space="preserve"> в конфигурации закреплены плавающим тегом </w:t>
+      </w:r>
+      <w:proofErr w:type="spellStart"/>
+      <w:r>
+        <w:t>latest</w:t>
+      </w:r>
+      <w:proofErr w:type="spellEnd"/>
+      <w:r>
+        <w:t>, что для учебной работы допустимо, но при промышленной эксплуатации предполагает либо фиксацию конкретных протестированных версий образов, либо контроль изменений окружения при повторных развёртываниях.</w:t>
+      </w:r>
+      <w:r>
+        <w:t xml:space="preserve"> В процессе развёртывания был приобретён практический опыт диагностики и устранения типичных проблем </w:t>
+      </w:r>
+      <w:proofErr w:type="spellStart"/>
+      <w:r>
+        <w:t>контейнеризованных</w:t>
+      </w:r>
+      <w:proofErr w:type="spellEnd"/>
+      <w:r>
+        <w:t xml:space="preserve"> приложений: повреждения конфигурационных файлов при интерактивном редактировании, взаимного обнаружения связанных контейнеров и корректного выбора версии образа при развёртывании. Полученные навыки контейнеризации, проектирования </w:t>
+      </w:r>
+      <w:proofErr w:type="spellStart"/>
+      <w:r>
+        <w:t>многоконтейнерных</w:t>
+      </w:r>
+      <w:proofErr w:type="spellEnd"/>
+      <w:r>
+        <w:t xml:space="preserve"> </w:t>
+      </w:r>
+      <w:r>
+        <w:lastRenderedPageBreak/>
+        <w:t>конфигураций и автоматизации инфраструктурных задач имеют непосредственное прикладное значение.</w:t>
+      </w:r>
+    </w:p>
+    <w:p>
+      <w:pPr>
+        <w:rPr>
+          <w:b/>
+          <w:bCs/>
+          <w:color w:val="000000"/>
+          <w:sz w:val="32"/>
+          <w:szCs w:val="32"/>
+        </w:rPr>
+      </w:pPr>
+      <w:r>
+        <w:rPr>
+          <w:b/>
+          <w:bCs/>
+          <w:color w:val="000000"/>
+        </w:rPr>
+        <w:br w:type="page"/>
+      </w:r>
+    </w:p>
+    <w:p>
+      <w:pPr>
+        <w:pStyle w:val="1"/>
+        <w:spacing w:before="400" w:line="360" w:lineRule="auto"/>
+        <w:ind w:firstLine="709"/>
+        <w:jc w:val="center"/>
+        <w:rPr>
+          <w:b/>
+          <w:bCs/>
+          <w:color w:val="000000"/>
+        </w:rPr>
+      </w:pPr>
+      <w:bookmarkStart w:id="29" w:name="_Toc241676567"/>
+      <w:r>
+        <w:rPr>
+          <w:b/>
+          <w:bCs/>
+          <w:color w:val="000000"/>
+        </w:rPr>
+        <w:lastRenderedPageBreak/>
+        <w:t>СПИСОК ИСПОЛЬЗОВАННЫХ ИСТОЧНИКОВ</w:t>
+      </w:r>
+      <w:bookmarkEnd w:id="29"/>
     </w:p>
     <w:p>
       <w:pPr>
@@ -13581,7 +13982,7 @@
         <w:jc w:val="both"/>
       </w:pPr>
       <w:r>
-        <w:t xml:space="preserve">В ходе выполнения курсовой работы была достигнута поставленная цель — выполнено развёртывание сервиса мониторинга доступности </w:t>
+        <w:t xml:space="preserve">1. </w:t>
       </w:r>
       <w:proofErr w:type="spellStart"/>
       <w:r>
@@ -13592,32 +13993,21 @@
         <w:t xml:space="preserve"> </w:t>
       </w:r>
       <w:proofErr w:type="spellStart"/>
+      <w:proofErr w:type="gramStart"/>
       <w:r>
         <w:t>Kuma</w:t>
       </w:r>
       <w:proofErr w:type="spellEnd"/>
       <w:r>
-        <w:t xml:space="preserve"> в </w:t>
-      </w:r>
-      <w:proofErr w:type="spellStart"/>
-      <w:r>
-        <w:t>контейнеризованной</w:t>
-      </w:r>
-      <w:proofErr w:type="spellEnd"/>
-      <w:r>
-        <w:t xml:space="preserve"> среде </w:t>
-      </w:r>
-      <w:proofErr w:type="spellStart"/>
-      <w:r>
-        <w:t>Docker</w:t>
-      </w:r>
-      <w:proofErr w:type="spellEnd"/>
-      <w:r>
-        <w:t xml:space="preserve"> с организацией защищённого доступа по протоколу HTTPS. Использован готовый официальный образ приложения, для которого разработана собственная конфигурация </w:t>
-      </w:r>
-      <w:proofErr w:type="spellStart"/>
-      <w:r>
-        <w:t>Docker</w:t>
+        <w:t xml:space="preserve"> :</w:t>
+      </w:r>
+      <w:proofErr w:type="gramEnd"/>
+      <w:r>
+        <w:t xml:space="preserve"> a </w:t>
+      </w:r>
+      <w:proofErr w:type="spellStart"/>
+      <w:r>
+        <w:t>fancy</w:t>
       </w:r>
       <w:proofErr w:type="spellEnd"/>
       <w:r>
@@ -13625,15 +14015,7 @@
       </w:r>
       <w:proofErr w:type="spellStart"/>
       <w:r>
-        <w:t>Compose</w:t>
-      </w:r>
-      <w:proofErr w:type="spellEnd"/>
-      <w:r>
-        <w:t xml:space="preserve">, включающая обратный прокси-сервер и автоматический выпуск сертификатов </w:t>
-      </w:r>
-      <w:proofErr w:type="spellStart"/>
-      <w:r>
-        <w:t>Let's</w:t>
+        <w:t>self-hosted</w:t>
       </w:r>
       <w:proofErr w:type="spellEnd"/>
       <w:r>
@@ -13641,11 +14023,35 @@
       </w:r>
       <w:proofErr w:type="spellStart"/>
       <w:r>
-        <w:t>Encrypt</w:t>
-      </w:r>
-      <w:proofErr w:type="spellEnd"/>
-      <w:r>
-        <w:t>.</w:t>
+        <w:t>monitoring</w:t>
+      </w:r>
+      <w:proofErr w:type="spellEnd"/>
+      <w:r>
+        <w:t xml:space="preserve"> </w:t>
+      </w:r>
+      <w:proofErr w:type="spellStart"/>
+      <w:r>
+        <w:t>tool</w:t>
+      </w:r>
+      <w:proofErr w:type="spellEnd"/>
+      <w:r>
+        <w:t xml:space="preserve"> : [сайт]. — </w:t>
+      </w:r>
+      <w:proofErr w:type="spellStart"/>
+      <w:r>
+        <w:t>GitHub</w:t>
+      </w:r>
+      <w:proofErr w:type="spellEnd"/>
+      <w:r>
+        <w:t xml:space="preserve">. — URL: https://github.com/louislam/uptime-kuma (дата обращения: 25.09.2026). — </w:t>
+      </w:r>
+      <w:proofErr w:type="gramStart"/>
+      <w:r>
+        <w:t>Текст :</w:t>
+      </w:r>
+      <w:proofErr w:type="gramEnd"/>
+      <w:r>
+        <w:t xml:space="preserve"> электронный.</w:t>
       </w:r>
     </w:p>
     <w:p>
@@ -13655,23 +14061,52 @@
         <w:jc w:val="both"/>
       </w:pPr>
       <w:r>
-        <w:t xml:space="preserve">В рамках работы были решены все поставленные задачи: проведён обзор и сравнение применяемых технологий с обоснованием выбора; определены системные требования и состав базовых образов; разработаны конфигурационные файлы инфраструктуры; выполнено развёртывание с настройкой обратного прокси и автоматическим выпуском сертификата </w:t>
-      </w:r>
-      <w:proofErr w:type="spellStart"/>
-      <w:r>
-        <w:t>Let's</w:t>
+        <w:t xml:space="preserve">2. </w:t>
+      </w:r>
+      <w:proofErr w:type="spellStart"/>
+      <w:r>
+        <w:t>Uptime</w:t>
       </w:r>
       <w:proofErr w:type="spellEnd"/>
       <w:r>
         <w:t xml:space="preserve"> </w:t>
       </w:r>
       <w:proofErr w:type="spellStart"/>
-      <w:r>
-        <w:t>Encrypt</w:t>
-      </w:r>
-      <w:proofErr w:type="spellEnd"/>
-      <w:r>
-        <w:t>; составлена документация по запуску проекта, размещённая в общедоступном репозитории.</w:t>
+      <w:proofErr w:type="gramStart"/>
+      <w:r>
+        <w:t>Kuma</w:t>
+      </w:r>
+      <w:proofErr w:type="spellEnd"/>
+      <w:r>
+        <w:t xml:space="preserve"> :</w:t>
+      </w:r>
+      <w:proofErr w:type="gramEnd"/>
+      <w:r>
+        <w:t xml:space="preserve"> образ контейнера : [сайт]. — </w:t>
+      </w:r>
+      <w:proofErr w:type="spellStart"/>
+      <w:r>
+        <w:t>Docker</w:t>
+      </w:r>
+      <w:proofErr w:type="spellEnd"/>
+      <w:r>
+        <w:t xml:space="preserve"> </w:t>
+      </w:r>
+      <w:proofErr w:type="spellStart"/>
+      <w:r>
+        <w:t>Hub</w:t>
+      </w:r>
+      <w:proofErr w:type="spellEnd"/>
+      <w:r>
+        <w:t xml:space="preserve">. — URL: https://hub.docker.com/r/louislam/uptime-kuma (дата обращения: 25.09.2026). — </w:t>
+      </w:r>
+      <w:proofErr w:type="gramStart"/>
+      <w:r>
+        <w:t>Текст :</w:t>
+      </w:r>
+      <w:proofErr w:type="gramEnd"/>
+      <w:r>
+        <w:t xml:space="preserve"> электронный.</w:t>
       </w:r>
     </w:p>
     <w:p>
@@ -13681,73 +14116,37 @@
         <w:jc w:val="both"/>
       </w:pPr>
       <w:r>
-        <w:t xml:space="preserve">Практическая ценность работы заключается в получении воспроизводимой конфигурации, которая может быть развёрнута на произвольном сервере одной командой и обеспечивает автоматическое поддержание TLS-сертификата в актуальном состоянии без участия администратора. В процессе развёртывания был приобретён практический опыт диагностики и устранения типичных проблем </w:t>
-      </w:r>
-      <w:proofErr w:type="spellStart"/>
-      <w:r>
-        <w:t>контейнеризованных</w:t>
-      </w:r>
-      <w:proofErr w:type="spellEnd"/>
-      <w:r>
-        <w:t xml:space="preserve"> приложений: повреждения конфигурационных файлов при интерактивном редактировании, взаимного обнаружения связанных контейнеров и корректного выбора версии образа при развёртывании. Полученные навыки контейнеризации, проектирования </w:t>
-      </w:r>
-      <w:proofErr w:type="spellStart"/>
-      <w:r>
-        <w:t>многоконтейнерных</w:t>
-      </w:r>
-      <w:proofErr w:type="spellEnd"/>
-      <w:r>
-        <w:t xml:space="preserve"> конфигураций и автоматизации инфраструктурных задач имеют непосредственное прикладное значение.</w:t>
-      </w:r>
-    </w:p>
-    <w:p>
-      <w:pPr>
-        <w:rPr>
-          <w:b/>
-          <w:bCs/>
-          <w:color w:val="000000"/>
-          <w:sz w:val="32"/>
-          <w:szCs w:val="32"/>
-        </w:rPr>
-      </w:pPr>
-      <w:r>
-        <w:rPr>
-          <w:b/>
-          <w:bCs/>
-          <w:color w:val="000000"/>
-        </w:rPr>
-        <w:br w:type="page"/>
-      </w:r>
-    </w:p>
-    <w:p>
-      <w:pPr>
-        <w:pStyle w:val="1"/>
-        <w:spacing w:before="400" w:line="360" w:lineRule="auto"/>
-        <w:ind w:firstLine="709"/>
-        <w:jc w:val="center"/>
-        <w:rPr>
-          <w:b/>
-          <w:bCs/>
-          <w:color w:val="000000"/>
-        </w:rPr>
-      </w:pPr>
-      <w:r>
-        <w:rPr>
-          <w:b/>
-          <w:bCs/>
-          <w:color w:val="000000"/>
-        </w:rPr>
-        <w:lastRenderedPageBreak/>
-        <w:t>СПИСОК ИСПОЛЬЗОВАННЫХ ИСТОЧНИКОВ</w:t>
-      </w:r>
-    </w:p>
-    <w:p>
-      <w:pPr>
-        <w:pStyle w:val="1"/>
-        <w:spacing w:line="360" w:lineRule="auto"/>
-        <w:ind w:firstLine="709"/>
-        <w:jc w:val="center"/>
-      </w:pPr>
+        <w:t xml:space="preserve">3. </w:t>
+      </w:r>
+      <w:proofErr w:type="spellStart"/>
+      <w:r>
+        <w:t>Docker</w:t>
+      </w:r>
+      <w:proofErr w:type="spellEnd"/>
+      <w:r>
+        <w:t xml:space="preserve"> </w:t>
+      </w:r>
+      <w:proofErr w:type="spellStart"/>
+      <w:proofErr w:type="gramStart"/>
+      <w:r>
+        <w:t>documentation</w:t>
+      </w:r>
+      <w:proofErr w:type="spellEnd"/>
+      <w:r>
+        <w:t xml:space="preserve"> :</w:t>
+      </w:r>
+      <w:proofErr w:type="gramEnd"/>
+      <w:r>
+        <w:t xml:space="preserve"> [сайт]. — URL: https://docs.docker.com/ (дата обращения: 25.09.2026). — </w:t>
+      </w:r>
+      <w:proofErr w:type="gramStart"/>
+      <w:r>
+        <w:t>Текст :</w:t>
+      </w:r>
+      <w:proofErr w:type="gramEnd"/>
+      <w:r>
+        <w:t xml:space="preserve"> электронный.</w:t>
+      </w:r>
     </w:p>
     <w:p>
       <w:pPr>
@@ -13756,20 +14155,28 @@
         <w:jc w:val="both"/>
       </w:pPr>
       <w:r>
-        <w:t xml:space="preserve">1. </w:t>
-      </w:r>
-      <w:proofErr w:type="spellStart"/>
-      <w:r>
-        <w:t>Uptime</w:t>
+        <w:t xml:space="preserve">4. </w:t>
+      </w:r>
+      <w:proofErr w:type="spellStart"/>
+      <w:r>
+        <w:t>Docker</w:t>
       </w:r>
       <w:proofErr w:type="spellEnd"/>
       <w:r>
         <w:t xml:space="preserve"> </w:t>
       </w:r>
       <w:proofErr w:type="spellStart"/>
+      <w:r>
+        <w:t>Compose</w:t>
+      </w:r>
+      <w:proofErr w:type="spellEnd"/>
+      <w:r>
+        <w:t xml:space="preserve"> </w:t>
+      </w:r>
+      <w:proofErr w:type="spellStart"/>
       <w:proofErr w:type="gramStart"/>
       <w:r>
-        <w:t>Kuma</w:t>
+        <w:t>overview</w:t>
       </w:r>
       <w:proofErr w:type="spellEnd"/>
       <w:r>
@@ -13777,47 +14184,7 @@
       </w:r>
       <w:proofErr w:type="gramEnd"/>
       <w:r>
-        <w:t xml:space="preserve"> a </w:t>
-      </w:r>
-      <w:proofErr w:type="spellStart"/>
-      <w:r>
-        <w:t>fancy</w:t>
-      </w:r>
-      <w:proofErr w:type="spellEnd"/>
-      <w:r>
-        <w:t xml:space="preserve"> </w:t>
-      </w:r>
-      <w:proofErr w:type="spellStart"/>
-      <w:r>
-        <w:t>self-hosted</w:t>
-      </w:r>
-      <w:proofErr w:type="spellEnd"/>
-      <w:r>
-        <w:t xml:space="preserve"> </w:t>
-      </w:r>
-      <w:proofErr w:type="spellStart"/>
-      <w:r>
-        <w:t>monitoring</w:t>
-      </w:r>
-      <w:proofErr w:type="spellEnd"/>
-      <w:r>
-        <w:t xml:space="preserve"> </w:t>
-      </w:r>
-      <w:proofErr w:type="spellStart"/>
-      <w:r>
-        <w:t>tool</w:t>
-      </w:r>
-      <w:proofErr w:type="spellEnd"/>
-      <w:r>
-        <w:t xml:space="preserve"> : [сайт]. — </w:t>
-      </w:r>
-      <w:proofErr w:type="spellStart"/>
-      <w:r>
-        <w:t>GitHub</w:t>
-      </w:r>
-      <w:proofErr w:type="spellEnd"/>
-      <w:r>
-        <w:t xml:space="preserve">. — URL: https://github.com/louislam/uptime-kuma (дата обращения: 25.09.2026). — </w:t>
+        <w:t xml:space="preserve"> [сайт]. — URL: https://docs.docker.com/compose/ (дата обращения: 25.09.2026). — </w:t>
       </w:r>
       <w:proofErr w:type="gramStart"/>
       <w:r>
@@ -13835,28 +14202,55 @@
         <w:jc w:val="both"/>
       </w:pPr>
       <w:r>
-        <w:t xml:space="preserve">2. </w:t>
-      </w:r>
-      <w:proofErr w:type="spellStart"/>
-      <w:r>
-        <w:t>Uptime</w:t>
-      </w:r>
-      <w:proofErr w:type="spellEnd"/>
+        <w:t xml:space="preserve">5. </w:t>
+      </w:r>
+      <w:proofErr w:type="spellStart"/>
+      <w:r>
+        <w:t>nginx-</w:t>
+      </w:r>
+      <w:proofErr w:type="gramStart"/>
+      <w:r>
+        <w:t>proxy</w:t>
+      </w:r>
+      <w:proofErr w:type="spellEnd"/>
+      <w:r>
+        <w:t xml:space="preserve"> :</w:t>
+      </w:r>
+      <w:proofErr w:type="gramEnd"/>
       <w:r>
         <w:t xml:space="preserve"> </w:t>
       </w:r>
       <w:proofErr w:type="spellStart"/>
-      <w:proofErr w:type="gramStart"/>
-      <w:r>
-        <w:t>Kuma</w:t>
-      </w:r>
-      <w:proofErr w:type="spellEnd"/>
-      <w:r>
-        <w:t xml:space="preserve"> :</w:t>
-      </w:r>
-      <w:proofErr w:type="gramEnd"/>
-      <w:r>
-        <w:t xml:space="preserve"> образ контейнера : [сайт]. — </w:t>
+      <w:r>
+        <w:t>automated</w:t>
+      </w:r>
+      <w:proofErr w:type="spellEnd"/>
+      <w:r>
+        <w:t xml:space="preserve"> </w:t>
+      </w:r>
+      <w:proofErr w:type="spellStart"/>
+      <w:r>
+        <w:t>nginx</w:t>
+      </w:r>
+      <w:proofErr w:type="spellEnd"/>
+      <w:r>
+        <w:t xml:space="preserve"> </w:t>
+      </w:r>
+      <w:proofErr w:type="spellStart"/>
+      <w:r>
+        <w:t>proxy</w:t>
+      </w:r>
+      <w:proofErr w:type="spellEnd"/>
+      <w:r>
+        <w:t xml:space="preserve"> </w:t>
+      </w:r>
+      <w:proofErr w:type="spellStart"/>
+      <w:r>
+        <w:t>for</w:t>
+      </w:r>
+      <w:proofErr w:type="spellEnd"/>
+      <w:r>
+        <w:t xml:space="preserve"> </w:t>
       </w:r>
       <w:proofErr w:type="spellStart"/>
       <w:r>
@@ -13868,11 +14262,19 @@
       </w:r>
       <w:proofErr w:type="spellStart"/>
       <w:r>
-        <w:t>Hub</w:t>
-      </w:r>
-      <w:proofErr w:type="spellEnd"/>
-      <w:r>
-        <w:t xml:space="preserve">. — URL: https://hub.docker.com/r/louislam/uptime-kuma (дата обращения: 25.09.2026). — </w:t>
+        <w:t>containers</w:t>
+      </w:r>
+      <w:proofErr w:type="spellEnd"/>
+      <w:r>
+        <w:t xml:space="preserve"> : [сайт]. — </w:t>
+      </w:r>
+      <w:proofErr w:type="spellStart"/>
+      <w:r>
+        <w:t>GitHub</w:t>
+      </w:r>
+      <w:proofErr w:type="spellEnd"/>
+      <w:r>
+        <w:t xml:space="preserve">. — URL: https://github.com/nginx-proxy/nginx-proxy (дата обращения: 25.09.2026). — </w:t>
       </w:r>
       <w:proofErr w:type="gramStart"/>
       <w:r>
@@ -13888,38 +14290,82 @@
         <w:spacing w:line="360" w:lineRule="auto"/>
         <w:ind w:firstLine="709"/>
         <w:jc w:val="both"/>
-      </w:pPr>
-      <w:r>
-        <w:t xml:space="preserve">3. </w:t>
-      </w:r>
-      <w:proofErr w:type="spellStart"/>
-      <w:r>
-        <w:t>Docker</w:t>
-      </w:r>
-      <w:proofErr w:type="spellEnd"/>
-      <w:r>
+        <w:rPr>
+          <w:lang w:val="en-US"/>
+        </w:rPr>
+      </w:pPr>
+      <w:r>
+        <w:rPr>
+          <w:lang w:val="en-US"/>
+        </w:rPr>
+        <w:t>6. acme-</w:t>
+      </w:r>
+      <w:proofErr w:type="gramStart"/>
+      <w:r>
+        <w:rPr>
+          <w:lang w:val="en-US"/>
+        </w:rPr>
+        <w:t>companion :</w:t>
+      </w:r>
+      <w:proofErr w:type="gramEnd"/>
+      <w:r>
+        <w:rPr>
+          <w:lang w:val="en-US"/>
+        </w:rPr>
+        <w:t xml:space="preserve"> Let's Encrypt companion container for nginx-proxy : [</w:t>
+      </w:r>
+      <w:r>
+        <w:t>сайт</w:t>
+      </w:r>
+      <w:r>
+        <w:rPr>
+          <w:lang w:val="en-US"/>
+        </w:rPr>
+        <w:t>]. — GitHub. — URL: https://github.com/nginx-proxy/acme-companion (</w:t>
+      </w:r>
+      <w:r>
+        <w:t>дата</w:t>
+      </w:r>
+      <w:r>
+        <w:rPr>
+          <w:lang w:val="en-US"/>
+        </w:rPr>
         <w:t xml:space="preserve"> </w:t>
       </w:r>
-      <w:proofErr w:type="spellStart"/>
+      <w:r>
+        <w:t>обращения</w:t>
+      </w:r>
+      <w:r>
+        <w:rPr>
+          <w:lang w:val="en-US"/>
+        </w:rPr>
+        <w:t xml:space="preserve">: 25.09.2026). — </w:t>
+      </w:r>
       <w:proofErr w:type="gramStart"/>
       <w:r>
-        <w:t>documentation</w:t>
-      </w:r>
-      <w:proofErr w:type="spellEnd"/>
-      <w:r>
+        <w:t>Текст</w:t>
+      </w:r>
+      <w:r>
+        <w:rPr>
+          <w:lang w:val="en-US"/>
+        </w:rPr>
         <w:t xml:space="preserve"> :</w:t>
       </w:r>
       <w:proofErr w:type="gramEnd"/>
       <w:r>
-        <w:t xml:space="preserve"> [сайт]. — URL: https://docs.docker.com/ (дата обращения: 25.09.2026). — </w:t>
-      </w:r>
-      <w:proofErr w:type="gramStart"/>
-      <w:r>
-        <w:t>Текст :</w:t>
-      </w:r>
-      <w:proofErr w:type="gramEnd"/>
-      <w:r>
-        <w:t xml:space="preserve"> электронный.</w:t>
+        <w:rPr>
+          <w:lang w:val="en-US"/>
+        </w:rPr>
+        <w:t xml:space="preserve"> </w:t>
+      </w:r>
+      <w:r>
+        <w:t>электронный</w:t>
+      </w:r>
+      <w:r>
+        <w:rPr>
+          <w:lang w:val="en-US"/>
+        </w:rPr>
+        <w:t>.</w:t>
       </w:r>
     </w:p>
     <w:p>
@@ -13927,46 +14373,82 @@
         <w:spacing w:line="360" w:lineRule="auto"/>
         <w:ind w:firstLine="709"/>
         <w:jc w:val="both"/>
-      </w:pPr>
-      <w:r>
-        <w:t xml:space="preserve">4. </w:t>
-      </w:r>
-      <w:proofErr w:type="spellStart"/>
-      <w:r>
-        <w:t>Docker</w:t>
-      </w:r>
-      <w:proofErr w:type="spellEnd"/>
-      <w:r>
+        <w:rPr>
+          <w:lang w:val="en-US"/>
+        </w:rPr>
+      </w:pPr>
+      <w:r>
+        <w:rPr>
+          <w:lang w:val="en-US"/>
+        </w:rPr>
+        <w:t xml:space="preserve">7. Let's </w:t>
+      </w:r>
+      <w:proofErr w:type="gramStart"/>
+      <w:r>
+        <w:rPr>
+          <w:lang w:val="en-US"/>
+        </w:rPr>
+        <w:t>Encrypt :</w:t>
+      </w:r>
+      <w:proofErr w:type="gramEnd"/>
+      <w:r>
+        <w:rPr>
+          <w:lang w:val="en-US"/>
+        </w:rPr>
+        <w:t xml:space="preserve"> a nonprofit Certificate Authority : [</w:t>
+      </w:r>
+      <w:r>
+        <w:t>сайт</w:t>
+      </w:r>
+      <w:r>
+        <w:rPr>
+          <w:lang w:val="en-US"/>
+        </w:rPr>
+        <w:t>]. — URL: https://letsencrypt.org/ (</w:t>
+      </w:r>
+      <w:r>
+        <w:t>дата</w:t>
+      </w:r>
+      <w:r>
+        <w:rPr>
+          <w:lang w:val="en-US"/>
+        </w:rPr>
         <w:t xml:space="preserve"> </w:t>
       </w:r>
-      <w:proofErr w:type="spellStart"/>
-      <w:r>
-        <w:t>Compose</w:t>
-      </w:r>
-      <w:proofErr w:type="spellEnd"/>
-      <w:r>
+      <w:r>
+        <w:t>обращения</w:t>
+      </w:r>
+      <w:r>
+        <w:rPr>
+          <w:lang w:val="en-US"/>
+        </w:rPr>
+        <w:t xml:space="preserve">: 25.09.2026). — </w:t>
+      </w:r>
+      <w:proofErr w:type="gramStart"/>
+      <w:r>
+        <w:t>Текст</w:t>
+      </w:r>
+      <w:r>
+        <w:rPr>
+          <w:lang w:val="en-US"/>
+        </w:rPr>
+        <w:t xml:space="preserve"> :</w:t>
+      </w:r>
+      <w:proofErr w:type="gramEnd"/>
+      <w:r>
+        <w:rPr>
+          <w:lang w:val="en-US"/>
+        </w:rPr>
         <w:t xml:space="preserve"> </w:t>
       </w:r>
-      <w:proofErr w:type="spellStart"/>
-      <w:proofErr w:type="gramStart"/>
-      <w:r>
-        <w:t>overview</w:t>
-      </w:r>
-      <w:proofErr w:type="spellEnd"/>
-      <w:r>
-        <w:t xml:space="preserve"> :</w:t>
-      </w:r>
-      <w:proofErr w:type="gramEnd"/>
-      <w:r>
-        <w:t xml:space="preserve"> [сайт]. — URL: https://docs.docker.com/compose/ (дата обращения: 25.09.2026). — </w:t>
-      </w:r>
-      <w:proofErr w:type="gramStart"/>
-      <w:r>
-        <w:t>Текст :</w:t>
-      </w:r>
-      <w:proofErr w:type="gramEnd"/>
-      <w:r>
-        <w:t xml:space="preserve"> электронный.</w:t>
+      <w:r>
+        <w:t>электронный</w:t>
+      </w:r>
+      <w:r>
+        <w:rPr>
+          <w:lang w:val="en-US"/>
+        </w:rPr>
+        <w:t>.</w:t>
       </w:r>
     </w:p>
     <w:p>
@@ -13974,119 +14456,29 @@
         <w:spacing w:line="360" w:lineRule="auto"/>
         <w:ind w:firstLine="709"/>
         <w:jc w:val="both"/>
-      </w:pPr>
-      <w:r>
-        <w:t xml:space="preserve">5. </w:t>
-      </w:r>
-      <w:proofErr w:type="spellStart"/>
-      <w:r>
-        <w:t>nginx-</w:t>
+        <w:rPr>
+          <w:lang w:val="en-US"/>
+        </w:rPr>
+      </w:pPr>
+      <w:r>
+        <w:rPr>
+          <w:lang w:val="en-US"/>
+        </w:rPr>
+        <w:t>8. Automatic Certificate Management Environment (ACME</w:t>
       </w:r>
       <w:proofErr w:type="gramStart"/>
       <w:r>
-        <w:t>proxy</w:t>
-      </w:r>
-      <w:proofErr w:type="spellEnd"/>
-      <w:r>
-        <w:t xml:space="preserve"> :</w:t>
+        <w:rPr>
+          <w:lang w:val="en-US"/>
+        </w:rPr>
+        <w:t>) :</w:t>
       </w:r>
       <w:proofErr w:type="gramEnd"/>
       <w:r>
-        <w:t xml:space="preserve"> </w:t>
-      </w:r>
-      <w:proofErr w:type="spellStart"/>
-      <w:r>
-        <w:t>automated</w:t>
-      </w:r>
-      <w:proofErr w:type="spellEnd"/>
-      <w:r>
-        <w:t xml:space="preserve"> </w:t>
-      </w:r>
-      <w:proofErr w:type="spellStart"/>
-      <w:r>
-        <w:t>nginx</w:t>
-      </w:r>
-      <w:proofErr w:type="spellEnd"/>
-      <w:r>
-        <w:t xml:space="preserve"> </w:t>
-      </w:r>
-      <w:proofErr w:type="spellStart"/>
-      <w:r>
-        <w:t>proxy</w:t>
-      </w:r>
-      <w:proofErr w:type="spellEnd"/>
-      <w:r>
-        <w:t xml:space="preserve"> </w:t>
-      </w:r>
-      <w:proofErr w:type="spellStart"/>
-      <w:r>
-        <w:t>for</w:t>
-      </w:r>
-      <w:proofErr w:type="spellEnd"/>
-      <w:r>
-        <w:t xml:space="preserve"> </w:t>
-      </w:r>
-      <w:proofErr w:type="spellStart"/>
-      <w:r>
-        <w:t>Docker</w:t>
-      </w:r>
-      <w:proofErr w:type="spellEnd"/>
-      <w:r>
-        <w:t xml:space="preserve"> </w:t>
-      </w:r>
-      <w:proofErr w:type="spellStart"/>
-      <w:r>
-        <w:t>containers</w:t>
-      </w:r>
-      <w:proofErr w:type="spellEnd"/>
-      <w:r>
-        <w:t xml:space="preserve"> : [сайт]. — </w:t>
-      </w:r>
-      <w:proofErr w:type="spellStart"/>
-      <w:r>
-        <w:t>GitHub</w:t>
-      </w:r>
-      <w:proofErr w:type="spellEnd"/>
-      <w:r>
-        <w:t xml:space="preserve">. — URL: https://github.com/nginx-proxy/nginx-proxy (дата обращения: 25.09.2026). — </w:t>
-      </w:r>
-      <w:proofErr w:type="gramStart"/>
-      <w:r>
-        <w:t>Текст :</w:t>
-      </w:r>
-      <w:proofErr w:type="gramEnd"/>
-      <w:r>
-        <w:t xml:space="preserve"> электронный.</w:t>
-      </w:r>
-    </w:p>
-    <w:p>
-      <w:pPr>
-        <w:spacing w:line="360" w:lineRule="auto"/>
-        <w:ind w:firstLine="709"/>
-        <w:jc w:val="both"/>
-        <w:rPr>
-          <w:lang w:val="en-US"/>
-        </w:rPr>
-      </w:pPr>
-      <w:r>
-        <w:rPr>
-          <w:lang w:val="en-US"/>
-        </w:rPr>
-        <w:t>6. acme-</w:t>
-      </w:r>
-      <w:proofErr w:type="gramStart"/>
-      <w:r>
-        <w:rPr>
-          <w:lang w:val="en-US"/>
-        </w:rPr>
-        <w:t>companion :</w:t>
-      </w:r>
-      <w:proofErr w:type="gramEnd"/>
-      <w:r>
-        <w:rPr>
-          <w:lang w:val="en-US"/>
-        </w:rPr>
-        <w:t xml:space="preserve"> Let's Encrypt companion container for nginx-proxy : [</w:t>
+        <w:rPr>
+          <w:lang w:val="en-US"/>
+        </w:rPr>
+        <w:t xml:space="preserve"> RFC 8555 : [</w:t>
       </w:r>
       <w:r>
         <w:t>сайт</w:t>
@@ -14095,173 +14487,13 @@
         <w:rPr>
           <w:lang w:val="en-US"/>
         </w:rPr>
-        <w:t>]. — GitHub. — URL: https://github.com/nginx-proxy/acme-companion (</w:t>
-      </w:r>
-      <w:r>
-        <w:t>дата</w:t>
-      </w:r>
-      <w:r>
-        <w:rPr>
-          <w:lang w:val="en-US"/>
-        </w:rPr>
-        <w:t xml:space="preserve"> </w:t>
-      </w:r>
-      <w:r>
-        <w:t>обращения</w:t>
-      </w:r>
-      <w:r>
-        <w:rPr>
-          <w:lang w:val="en-US"/>
-        </w:rPr>
-        <w:t xml:space="preserve">: 25.09.2026). — </w:t>
-      </w:r>
-      <w:proofErr w:type="gramStart"/>
-      <w:r>
-        <w:t>Текст</w:t>
-      </w:r>
-      <w:r>
-        <w:rPr>
-          <w:lang w:val="en-US"/>
-        </w:rPr>
-        <w:t xml:space="preserve"> :</w:t>
-      </w:r>
-      <w:proofErr w:type="gramEnd"/>
-      <w:r>
-        <w:rPr>
-          <w:lang w:val="en-US"/>
-        </w:rPr>
-        <w:t xml:space="preserve"> </w:t>
-      </w:r>
-      <w:r>
-        <w:t>электронный</w:t>
-      </w:r>
-      <w:r>
-        <w:rPr>
-          <w:lang w:val="en-US"/>
-        </w:rPr>
-        <w:t>.</w:t>
-      </w:r>
-    </w:p>
-    <w:p>
-      <w:pPr>
-        <w:spacing w:line="360" w:lineRule="auto"/>
-        <w:ind w:firstLine="709"/>
-        <w:jc w:val="both"/>
-        <w:rPr>
-          <w:lang w:val="en-US"/>
-        </w:rPr>
-      </w:pPr>
-      <w:r>
-        <w:rPr>
-          <w:lang w:val="en-US"/>
-        </w:rPr>
-        <w:t xml:space="preserve">7. Let's </w:t>
-      </w:r>
-      <w:proofErr w:type="gramStart"/>
-      <w:r>
-        <w:rPr>
-          <w:lang w:val="en-US"/>
-        </w:rPr>
-        <w:t>Encrypt :</w:t>
-      </w:r>
-      <w:proofErr w:type="gramEnd"/>
-      <w:r>
-        <w:rPr>
-          <w:lang w:val="en-US"/>
-        </w:rPr>
-        <w:t xml:space="preserve"> a nonprofit Certificate Authority : [</w:t>
-      </w:r>
-      <w:r>
-        <w:t>сайт</w:t>
-      </w:r>
-      <w:r>
-        <w:rPr>
-          <w:lang w:val="en-US"/>
-        </w:rPr>
-        <w:t>]. — URL: https://letsencrypt.org/ (</w:t>
-      </w:r>
-      <w:r>
-        <w:t>дата</w:t>
-      </w:r>
-      <w:r>
-        <w:rPr>
-          <w:lang w:val="en-US"/>
-        </w:rPr>
-        <w:t xml:space="preserve"> </w:t>
-      </w:r>
-      <w:r>
-        <w:t>обращения</w:t>
-      </w:r>
-      <w:r>
-        <w:rPr>
-          <w:lang w:val="en-US"/>
-        </w:rPr>
-        <w:t xml:space="preserve">: 25.09.2026). — </w:t>
-      </w:r>
-      <w:proofErr w:type="gramStart"/>
-      <w:r>
-        <w:t>Текст</w:t>
-      </w:r>
-      <w:r>
-        <w:rPr>
-          <w:lang w:val="en-US"/>
-        </w:rPr>
-        <w:t xml:space="preserve"> :</w:t>
-      </w:r>
-      <w:proofErr w:type="gramEnd"/>
-      <w:r>
-        <w:rPr>
-          <w:lang w:val="en-US"/>
-        </w:rPr>
-        <w:t xml:space="preserve"> </w:t>
-      </w:r>
-      <w:r>
-        <w:t>электронный</w:t>
-      </w:r>
-      <w:r>
-        <w:rPr>
-          <w:lang w:val="en-US"/>
-        </w:rPr>
-        <w:t>.</w:t>
-      </w:r>
-    </w:p>
-    <w:p>
-      <w:pPr>
-        <w:spacing w:line="360" w:lineRule="auto"/>
-        <w:ind w:firstLine="709"/>
-        <w:jc w:val="both"/>
-        <w:rPr>
-          <w:lang w:val="en-US"/>
-        </w:rPr>
-      </w:pPr>
-      <w:r>
-        <w:rPr>
-          <w:lang w:val="en-US"/>
-        </w:rPr>
-        <w:t>8. Automatic Certificate Management Environment (ACME</w:t>
-      </w:r>
-      <w:proofErr w:type="gramStart"/>
-      <w:r>
-        <w:rPr>
-          <w:lang w:val="en-US"/>
-        </w:rPr>
-        <w:t>) :</w:t>
-      </w:r>
-      <w:proofErr w:type="gramEnd"/>
-      <w:r>
-        <w:rPr>
-          <w:lang w:val="en-US"/>
-        </w:rPr>
-        <w:t xml:space="preserve"> RFC 8555 : [</w:t>
-      </w:r>
-      <w:r>
-        <w:t>сайт</w:t>
-      </w:r>
-      <w:r>
-        <w:rPr>
-          <w:lang w:val="en-US"/>
-        </w:rPr>
-        <w:t>]. — Internet Engineering Task Force. — URL: https://www.rfc-editor.org/rfc/rfc8555 (</w:t>
+        <w:t xml:space="preserve">]. — </w:t>
+      </w:r>
+      <w:r>
+        <w:rPr>
+          <w:lang w:val="en-US"/>
+        </w:rPr>
+        <w:t>Internet Engineering Task Force. — URL: https://www.rfc-editor.org/rfc/rfc8555 (</w:t>
       </w:r>
       <w:r>
         <w:t>дата</w:t>
@@ -14436,6 +14668,11 @@
         <w:docPartUnique/>
       </w:docPartObj>
     </w:sdtPr>
+    <w:sdtEndPr>
+      <w:rPr>
+        <w:rStyle w:val="af1"/>
+      </w:rPr>
+    </w:sdtEndPr>
     <w:sdtContent>
       <w:p>
         <w:pPr>
@@ -14489,6 +14726,11 @@
         <w:docPartUnique/>
       </w:docPartObj>
     </w:sdtPr>
+    <w:sdtEndPr>
+      <w:rPr>
+        <w:rStyle w:val="af1"/>
+      </w:rPr>
+    </w:sdtEndPr>
     <w:sdtContent>
       <w:p>
         <w:pPr>
@@ -16224,7 +16466,7 @@
 </file>
 
 <file path=customXml/itemProps1.xml><?xml version="1.0" encoding="utf-8"?>
-<ds:datastoreItem xmlns:ds="http://schemas.openxmlformats.org/officeDocument/2006/customXml" ds:itemID="{6310E1CC-0BCE-5D44-9FCE-B117A48B8382}">
+<ds:datastoreItem xmlns:ds="http://schemas.openxmlformats.org/officeDocument/2006/customXml" ds:itemID="{6F3E2862-1CC3-9B48-9E6B-6D30FE64FF88}">
   <ds:schemaRefs>
     <ds:schemaRef ds:uri="http://schemas.openxmlformats.org/officeDocument/2006/bibliography"/>
   </ds:schemaRefs>
